--- a/sip-presentation/SIP_Viva_Guide.docx
+++ b/sip-presentation/SIP_Viva_Guide.docx
@@ -98,7 +98,7 @@
           <w:sz w:val="22"/>
           <w:szCs w:val="22"/>
         </w:rPr>
-        <w:t xml:space="preserve">Companion to SIP_Story_Deck.pptx (35 slides)</w:t>
+        <w:t xml:space="preserve">Companion to SIP_Story_Deck.pptx (38 slides)</w:t>
       </w:r>
     </w:p>
     <w:p>
@@ -294,7 +294,1155 @@
           <w:sz w:val="36"/>
           <w:szCs w:val="36"/>
         </w:rPr>
-        <w:t xml:space="preserve">2. Numbers to know cold</w:t>
+        <w:t xml:space="preserve">2. JHS and what I learnt there</w:t>
+      </w:r>
+    </w:p>
+    <w:p>
+      <w:pPr>
+        <w:spacing w:after="120" w:before="0"/>
+      </w:pPr>
+      <w:r>
+        <w:rPr>
+          <w:rFonts w:ascii="Calibri" w:cs="Calibri" w:eastAsia="Calibri" w:hAnsi="Calibri"/>
+          <w:color w:val="1A1D21"/>
+          <w:sz w:val="22"/>
+          <w:szCs w:val="22"/>
+        </w:rPr>
+        <w:t xml:space="preserve">Facts about the company come from the company's public profile and from the plant induction. Confirm them with your external guide before the viva.</w:t>
+      </w:r>
+    </w:p>
+    <w:tbl>
+      <w:tblPr>
+        <w:tblW w:type="dxa" w:w="9026"/>
+        <w:tblBorders>
+          <w:top w:val="single" w:color="auto" w:sz="4"/>
+          <w:left w:val="single" w:color="auto" w:sz="4"/>
+          <w:bottom w:val="single" w:color="auto" w:sz="4"/>
+          <w:right w:val="single" w:color="auto" w:sz="4"/>
+          <w:insideH w:val="single" w:color="auto" w:sz="4"/>
+          <w:insideV w:val="single" w:color="auto" w:sz="4"/>
+        </w:tblBorders>
+      </w:tblPr>
+      <w:tblGrid>
+        <w:gridCol w:w="2300"/>
+        <w:gridCol w:w="6726"/>
+      </w:tblGrid>
+      <w:tr>
+        <w:trPr>
+          <w:tblHeader w:val="off"/>
+        </w:trPr>
+        <w:tc>
+          <w:tcPr>
+            <w:tcW w:type="dxa" w:w="2300"/>
+            <w:tcBorders>
+              <w:top w:val="single" w:color="D6D8D6" w:sz="4"/>
+              <w:left w:val="single" w:color="D6D8D6" w:sz="4"/>
+              <w:bottom w:val="single" w:color="D6D8D6" w:sz="4"/>
+              <w:right w:val="single" w:color="D6D8D6" w:sz="4"/>
+            </w:tcBorders>
+            <w:shd w:fill="F3F4F2" w:color="auto" w:val="clear"/>
+            <w:tcMar>
+              <w:top w:type="dxa" w:w="80"/>
+              <w:left w:type="dxa" w:w="120"/>
+              <w:bottom w:type="dxa" w:w="80"/>
+              <w:right w:type="dxa" w:w="120"/>
+            </w:tcMar>
+          </w:tcPr>
+          <w:p>
+            <w:r>
+              <w:rPr>
+                <w:rFonts w:ascii="Calibri" w:cs="Calibri" w:eastAsia="Calibri" w:hAnsi="Calibri"/>
+                <w:b/>
+                <w:bCs/>
+                <w:color w:val="1A1D21"/>
+                <w:sz w:val="20"/>
+                <w:szCs w:val="20"/>
+              </w:rPr>
+              <w:t xml:space="preserve">Company</w:t>
+            </w:r>
+          </w:p>
+        </w:tc>
+        <w:tc>
+          <w:tcPr>
+            <w:tcW w:type="dxa" w:w="6726"/>
+            <w:tcBorders>
+              <w:top w:val="single" w:color="D6D8D6" w:sz="4"/>
+              <w:left w:val="single" w:color="D6D8D6" w:sz="4"/>
+              <w:bottom w:val="single" w:color="D6D8D6" w:sz="4"/>
+              <w:right w:val="single" w:color="D6D8D6" w:sz="4"/>
+            </w:tcBorders>
+            <w:tcMar>
+              <w:top w:type="dxa" w:w="80"/>
+              <w:left w:type="dxa" w:w="120"/>
+              <w:bottom w:type="dxa" w:w="80"/>
+              <w:right w:type="dxa" w:w="120"/>
+            </w:tcMar>
+          </w:tcPr>
+          <w:p>
+            <w:r>
+              <w:rPr>
+                <w:rFonts w:ascii="Calibri" w:cs="Calibri" w:eastAsia="Calibri" w:hAnsi="Calibri"/>
+                <w:b w:val="false"/>
+                <w:bCs w:val="false"/>
+                <w:color w:val="1A1D21"/>
+                <w:sz w:val="20"/>
+                <w:szCs w:val="20"/>
+              </w:rPr>
+              <w:t xml:space="preserve">JHS Svendgaard Laboratories Ltd. Established 1997 as a toothbrush manufacturer; now makes the full oral-care range.</w:t>
+            </w:r>
+          </w:p>
+        </w:tc>
+      </w:tr>
+      <w:tr>
+        <w:trPr>
+          <w:tblHeader w:val="off"/>
+        </w:trPr>
+        <w:tc>
+          <w:tcPr>
+            <w:tcW w:type="dxa" w:w="2300"/>
+            <w:tcBorders>
+              <w:top w:val="single" w:color="D6D8D6" w:sz="4"/>
+              <w:left w:val="single" w:color="D6D8D6" w:sz="4"/>
+              <w:bottom w:val="single" w:color="D6D8D6" w:sz="4"/>
+              <w:right w:val="single" w:color="D6D8D6" w:sz="4"/>
+            </w:tcBorders>
+            <w:shd w:fill="F3F4F2" w:color="auto" w:val="clear"/>
+            <w:tcMar>
+              <w:top w:type="dxa" w:w="80"/>
+              <w:left w:type="dxa" w:w="120"/>
+              <w:bottom w:type="dxa" w:w="80"/>
+              <w:right w:type="dxa" w:w="120"/>
+            </w:tcMar>
+          </w:tcPr>
+          <w:p>
+            <w:r>
+              <w:rPr>
+                <w:rFonts w:ascii="Calibri" w:cs="Calibri" w:eastAsia="Calibri" w:hAnsi="Calibri"/>
+                <w:b/>
+                <w:bCs/>
+                <w:color w:val="1A1D21"/>
+                <w:sz w:val="20"/>
+                <w:szCs w:val="20"/>
+              </w:rPr>
+              <w:t xml:space="preserve">Business model</w:t>
+            </w:r>
+          </w:p>
+        </w:tc>
+        <w:tc>
+          <w:tcPr>
+            <w:tcW w:type="dxa" w:w="6726"/>
+            <w:tcBorders>
+              <w:top w:val="single" w:color="D6D8D6" w:sz="4"/>
+              <w:left w:val="single" w:color="D6D8D6" w:sz="4"/>
+              <w:bottom w:val="single" w:color="D6D8D6" w:sz="4"/>
+              <w:right w:val="single" w:color="D6D8D6" w:sz="4"/>
+            </w:tcBorders>
+            <w:tcMar>
+              <w:top w:type="dxa" w:w="80"/>
+              <w:left w:type="dxa" w:w="120"/>
+              <w:bottom w:type="dxa" w:w="80"/>
+              <w:right w:type="dxa" w:w="120"/>
+            </w:tcMar>
+          </w:tcPr>
+          <w:p>
+            <w:r>
+              <w:rPr>
+                <w:rFonts w:ascii="Calibri" w:cs="Calibri" w:eastAsia="Calibri" w:hAnsi="Calibri"/>
+                <w:b w:val="false"/>
+                <w:bCs w:val="false"/>
+                <w:color w:val="1A1D21"/>
+                <w:sz w:val="20"/>
+                <w:szCs w:val="20"/>
+              </w:rPr>
+              <w:t xml:space="preserve">Contract manufacturing for domestic and international brands (publicly named clients include Amway India and Dabur India), plus its own brands.</w:t>
+            </w:r>
+          </w:p>
+        </w:tc>
+      </w:tr>
+      <w:tr>
+        <w:trPr>
+          <w:tblHeader w:val="off"/>
+        </w:trPr>
+        <w:tc>
+          <w:tcPr>
+            <w:tcW w:type="dxa" w:w="2300"/>
+            <w:tcBorders>
+              <w:top w:val="single" w:color="D6D8D6" w:sz="4"/>
+              <w:left w:val="single" w:color="D6D8D6" w:sz="4"/>
+              <w:bottom w:val="single" w:color="D6D8D6" w:sz="4"/>
+              <w:right w:val="single" w:color="D6D8D6" w:sz="4"/>
+            </w:tcBorders>
+            <w:shd w:fill="F3F4F2" w:color="auto" w:val="clear"/>
+            <w:tcMar>
+              <w:top w:type="dxa" w:w="80"/>
+              <w:left w:type="dxa" w:w="120"/>
+              <w:bottom w:type="dxa" w:w="80"/>
+              <w:right w:type="dxa" w:w="120"/>
+            </w:tcMar>
+          </w:tcPr>
+          <w:p>
+            <w:r>
+              <w:rPr>
+                <w:rFonts w:ascii="Calibri" w:cs="Calibri" w:eastAsia="Calibri" w:hAnsi="Calibri"/>
+                <w:b/>
+                <w:bCs/>
+                <w:color w:val="1A1D21"/>
+                <w:sz w:val="20"/>
+                <w:szCs w:val="20"/>
+              </w:rPr>
+              <w:t xml:space="preserve">Products</w:t>
+            </w:r>
+          </w:p>
+        </w:tc>
+        <w:tc>
+          <w:tcPr>
+            <w:tcW w:type="dxa" w:w="6726"/>
+            <w:tcBorders>
+              <w:top w:val="single" w:color="D6D8D6" w:sz="4"/>
+              <w:left w:val="single" w:color="D6D8D6" w:sz="4"/>
+              <w:bottom w:val="single" w:color="D6D8D6" w:sz="4"/>
+              <w:right w:val="single" w:color="D6D8D6" w:sz="4"/>
+            </w:tcBorders>
+            <w:tcMar>
+              <w:top w:type="dxa" w:w="80"/>
+              <w:left w:type="dxa" w:w="120"/>
+              <w:bottom w:type="dxa" w:w="80"/>
+              <w:right w:type="dxa" w:w="120"/>
+            </w:tcMar>
+          </w:tcPr>
+          <w:p>
+            <w:r>
+              <w:rPr>
+                <w:rFonts w:ascii="Calibri" w:cs="Calibri" w:eastAsia="Calibri" w:hAnsi="Calibri"/>
+                <w:b w:val="false"/>
+                <w:bCs w:val="false"/>
+                <w:color w:val="1A1D21"/>
+                <w:sz w:val="20"/>
+                <w:szCs w:val="20"/>
+              </w:rPr>
+              <w:t xml:space="preserve">Toothpaste (high-volume: dispensing, blending, homogenisation, tube filling); toothbrushes (handle moulding, tufting, trimming, cap assembly, packing); mouthwash (lower-volume, order-based single line).</w:t>
+            </w:r>
+          </w:p>
+        </w:tc>
+      </w:tr>
+      <w:tr>
+        <w:trPr>
+          <w:tblHeader w:val="off"/>
+        </w:trPr>
+        <w:tc>
+          <w:tcPr>
+            <w:tcW w:type="dxa" w:w="2300"/>
+            <w:tcBorders>
+              <w:top w:val="single" w:color="D6D8D6" w:sz="4"/>
+              <w:left w:val="single" w:color="D6D8D6" w:sz="4"/>
+              <w:bottom w:val="single" w:color="D6D8D6" w:sz="4"/>
+              <w:right w:val="single" w:color="D6D8D6" w:sz="4"/>
+            </w:tcBorders>
+            <w:shd w:fill="F3F4F2" w:color="auto" w:val="clear"/>
+            <w:tcMar>
+              <w:top w:type="dxa" w:w="80"/>
+              <w:left w:type="dxa" w:w="120"/>
+              <w:bottom w:type="dxa" w:w="80"/>
+              <w:right w:type="dxa" w:w="120"/>
+            </w:tcMar>
+          </w:tcPr>
+          <w:p>
+            <w:r>
+              <w:rPr>
+                <w:rFonts w:ascii="Calibri" w:cs="Calibri" w:eastAsia="Calibri" w:hAnsi="Calibri"/>
+                <w:b/>
+                <w:bCs/>
+                <w:color w:val="1A1D21"/>
+                <w:sz w:val="20"/>
+                <w:szCs w:val="20"/>
+              </w:rPr>
+              <w:t xml:space="preserve">Where I was</w:t>
+            </w:r>
+          </w:p>
+        </w:tc>
+        <w:tc>
+          <w:tcPr>
+            <w:tcW w:type="dxa" w:w="6726"/>
+            <w:tcBorders>
+              <w:top w:val="single" w:color="D6D8D6" w:sz="4"/>
+              <w:left w:val="single" w:color="D6D8D6" w:sz="4"/>
+              <w:bottom w:val="single" w:color="D6D8D6" w:sz="4"/>
+              <w:right w:val="single" w:color="D6D8D6" w:sz="4"/>
+            </w:tcBorders>
+            <w:tcMar>
+              <w:top w:type="dxa" w:w="80"/>
+              <w:left w:type="dxa" w:w="120"/>
+              <w:bottom w:type="dxa" w:w="80"/>
+              <w:right w:type="dxa" w:w="120"/>
+            </w:tcMar>
+          </w:tcPr>
+          <w:p>
+            <w:r>
+              <w:rPr>
+                <w:rFonts w:ascii="Calibri" w:cs="Calibri" w:eastAsia="Calibri" w:hAnsi="Calibri"/>
+                <w:b w:val="false"/>
+                <w:bCs w:val="false"/>
+                <w:color w:val="1A1D21"/>
+                <w:sz w:val="20"/>
+                <w:szCs w:val="20"/>
+              </w:rPr>
+              <w:t xml:space="preserve">Operations Department, manufacturing location at Kala-Amb, Himachal Pradesh. Corporate office in New Delhi.</w:t>
+            </w:r>
+          </w:p>
+        </w:tc>
+      </w:tr>
+      <w:tr>
+        <w:trPr>
+          <w:tblHeader w:val="off"/>
+        </w:trPr>
+        <w:tc>
+          <w:tcPr>
+            <w:tcW w:type="dxa" w:w="2300"/>
+            <w:tcBorders>
+              <w:top w:val="single" w:color="D6D8D6" w:sz="4"/>
+              <w:left w:val="single" w:color="D6D8D6" w:sz="4"/>
+              <w:bottom w:val="single" w:color="D6D8D6" w:sz="4"/>
+              <w:right w:val="single" w:color="D6D8D6" w:sz="4"/>
+            </w:tcBorders>
+            <w:shd w:fill="F3F4F2" w:color="auto" w:val="clear"/>
+            <w:tcMar>
+              <w:top w:type="dxa" w:w="80"/>
+              <w:left w:type="dxa" w:w="120"/>
+              <w:bottom w:type="dxa" w:w="80"/>
+              <w:right w:type="dxa" w:w="120"/>
+            </w:tcMar>
+          </w:tcPr>
+          <w:p>
+            <w:r>
+              <w:rPr>
+                <w:rFonts w:ascii="Calibri" w:cs="Calibri" w:eastAsia="Calibri" w:hAnsi="Calibri"/>
+                <w:b/>
+                <w:bCs/>
+                <w:color w:val="1A1D21"/>
+                <w:sz w:val="20"/>
+                <w:szCs w:val="20"/>
+              </w:rPr>
+              <w:t xml:space="preserve">When</w:t>
+            </w:r>
+          </w:p>
+        </w:tc>
+        <w:tc>
+          <w:tcPr>
+            <w:tcW w:type="dxa" w:w="6726"/>
+            <w:tcBorders>
+              <w:top w:val="single" w:color="D6D8D6" w:sz="4"/>
+              <w:left w:val="single" w:color="D6D8D6" w:sz="4"/>
+              <w:bottom w:val="single" w:color="D6D8D6" w:sz="4"/>
+              <w:right w:val="single" w:color="D6D8D6" w:sz="4"/>
+            </w:tcBorders>
+            <w:tcMar>
+              <w:top w:type="dxa" w:w="80"/>
+              <w:left w:type="dxa" w:w="120"/>
+              <w:bottom w:type="dxa" w:w="80"/>
+              <w:right w:type="dxa" w:w="120"/>
+            </w:tcMar>
+          </w:tcPr>
+          <w:p>
+            <w:r>
+              <w:rPr>
+                <w:rFonts w:ascii="Calibri" w:cs="Calibri" w:eastAsia="Calibri" w:hAnsi="Calibri"/>
+                <w:b w:val="false"/>
+                <w:bCs w:val="false"/>
+                <w:color w:val="1A1D21"/>
+                <w:sz w:val="20"/>
+                <w:szCs w:val="20"/>
+              </w:rPr>
+              <w:t xml:space="preserve">1 June – 17 July 2026 (seven weeks).</w:t>
+            </w:r>
+          </w:p>
+        </w:tc>
+      </w:tr>
+      <w:tr>
+        <w:trPr>
+          <w:tblHeader w:val="off"/>
+        </w:trPr>
+        <w:tc>
+          <w:tcPr>
+            <w:tcW w:type="dxa" w:w="2300"/>
+            <w:tcBorders>
+              <w:top w:val="single" w:color="D6D8D6" w:sz="4"/>
+              <w:left w:val="single" w:color="D6D8D6" w:sz="4"/>
+              <w:bottom w:val="single" w:color="D6D8D6" w:sz="4"/>
+              <w:right w:val="single" w:color="D6D8D6" w:sz="4"/>
+            </w:tcBorders>
+            <w:shd w:fill="F3F4F2" w:color="auto" w:val="clear"/>
+            <w:tcMar>
+              <w:top w:type="dxa" w:w="80"/>
+              <w:left w:type="dxa" w:w="120"/>
+              <w:bottom w:type="dxa" w:w="80"/>
+              <w:right w:type="dxa" w:w="120"/>
+            </w:tcMar>
+          </w:tcPr>
+          <w:p>
+            <w:r>
+              <w:rPr>
+                <w:rFonts w:ascii="Calibri" w:cs="Calibri" w:eastAsia="Calibri" w:hAnsi="Calibri"/>
+                <w:b/>
+                <w:bCs/>
+                <w:color w:val="1A1D21"/>
+                <w:sz w:val="20"/>
+                <w:szCs w:val="20"/>
+              </w:rPr>
+              <w:t xml:space="preserve">Guides</w:t>
+            </w:r>
+          </w:p>
+        </w:tc>
+        <w:tc>
+          <w:tcPr>
+            <w:tcW w:type="dxa" w:w="6726"/>
+            <w:tcBorders>
+              <w:top w:val="single" w:color="D6D8D6" w:sz="4"/>
+              <w:left w:val="single" w:color="D6D8D6" w:sz="4"/>
+              <w:bottom w:val="single" w:color="D6D8D6" w:sz="4"/>
+              <w:right w:val="single" w:color="D6D8D6" w:sz="4"/>
+            </w:tcBorders>
+            <w:tcMar>
+              <w:top w:type="dxa" w:w="80"/>
+              <w:left w:type="dxa" w:w="120"/>
+              <w:bottom w:type="dxa" w:w="80"/>
+              <w:right w:type="dxa" w:w="120"/>
+            </w:tcMar>
+          </w:tcPr>
+          <w:p>
+            <w:r>
+              <w:rPr>
+                <w:rFonts w:ascii="Calibri" w:cs="Calibri" w:eastAsia="Calibri" w:hAnsi="Calibri"/>
+                <w:b w:val="false"/>
+                <w:bCs w:val="false"/>
+                <w:color w:val="1A1D21"/>
+                <w:sz w:val="20"/>
+                <w:szCs w:val="20"/>
+              </w:rPr>
+              <w:t xml:space="preserve">External: Mr. Paramveer Singh, Chief Executive Officer, JHS Svendgaard. Internal: Dr. Vineet Tiwari, Associate Professor, IIIT Allahabad.</w:t>
+            </w:r>
+          </w:p>
+        </w:tc>
+      </w:tr>
+    </w:tbl>
+    <w:p>
+      <w:pPr>
+        <w:spacing w:after="60"/>
+      </w:pPr>
+    </w:p>
+    <w:p>
+      <w:pPr>
+        <w:keepNext/>
+        <w:spacing w:after="40" w:before="100"/>
+      </w:pPr>
+      <w:r>
+        <w:rPr>
+          <w:rFonts w:ascii="Calibri" w:cs="Calibri" w:eastAsia="Calibri" w:hAnsi="Calibri"/>
+          <w:b/>
+          <w:bCs/>
+          <w:color w:val="5F666C"/>
+          <w:spacing w:val="40"/>
+          <w:sz w:val="17"/>
+          <w:szCs w:val="17"/>
+        </w:rPr>
+        <w:t xml:space="preserve">WHAT THE PLANT TAUGHT ME, FUNCTION BY FUNCTION</w:t>
+      </w:r>
+    </w:p>
+    <w:tbl>
+      <w:tblPr>
+        <w:tblW w:type="dxa" w:w="9026"/>
+        <w:tblBorders>
+          <w:top w:val="single" w:color="auto" w:sz="4"/>
+          <w:left w:val="single" w:color="auto" w:sz="4"/>
+          <w:bottom w:val="single" w:color="auto" w:sz="4"/>
+          <w:right w:val="single" w:color="auto" w:sz="4"/>
+          <w:insideH w:val="single" w:color="auto" w:sz="4"/>
+          <w:insideV w:val="single" w:color="auto" w:sz="4"/>
+        </w:tblBorders>
+      </w:tblPr>
+      <w:tblGrid>
+        <w:gridCol w:w="2300"/>
+        <w:gridCol w:w="6726"/>
+      </w:tblGrid>
+      <w:tr>
+        <w:trPr>
+          <w:tblHeader/>
+        </w:trPr>
+        <w:tc>
+          <w:tcPr>
+            <w:tcW w:type="dxa" w:w="2300"/>
+            <w:tcBorders>
+              <w:top w:val="single" w:color="D6D8D6" w:sz="4"/>
+              <w:left w:val="single" w:color="D6D8D6" w:sz="4"/>
+              <w:bottom w:val="single" w:color="D6D8D6" w:sz="4"/>
+              <w:right w:val="single" w:color="D6D8D6" w:sz="4"/>
+            </w:tcBorders>
+            <w:shd w:fill="2A3138" w:color="auto" w:val="clear"/>
+            <w:tcMar>
+              <w:top w:type="dxa" w:w="80"/>
+              <w:left w:type="dxa" w:w="120"/>
+              <w:bottom w:type="dxa" w:w="80"/>
+              <w:right w:type="dxa" w:w="120"/>
+            </w:tcMar>
+          </w:tcPr>
+          <w:p>
+            <w:r>
+              <w:rPr>
+                <w:rFonts w:ascii="Calibri" w:cs="Calibri" w:eastAsia="Calibri" w:hAnsi="Calibri"/>
+                <w:b/>
+                <w:bCs/>
+                <w:color w:val="FFFFFF"/>
+                <w:sz w:val="20"/>
+                <w:szCs w:val="20"/>
+              </w:rPr>
+              <w:t xml:space="preserve">Where</w:t>
+            </w:r>
+          </w:p>
+        </w:tc>
+        <w:tc>
+          <w:tcPr>
+            <w:tcW w:type="dxa" w:w="6726"/>
+            <w:tcBorders>
+              <w:top w:val="single" w:color="D6D8D6" w:sz="4"/>
+              <w:left w:val="single" w:color="D6D8D6" w:sz="4"/>
+              <w:bottom w:val="single" w:color="D6D8D6" w:sz="4"/>
+              <w:right w:val="single" w:color="D6D8D6" w:sz="4"/>
+            </w:tcBorders>
+            <w:shd w:fill="2A3138" w:color="auto" w:val="clear"/>
+            <w:tcMar>
+              <w:top w:type="dxa" w:w="80"/>
+              <w:left w:type="dxa" w:w="120"/>
+              <w:bottom w:type="dxa" w:w="80"/>
+              <w:right w:type="dxa" w:w="120"/>
+            </w:tcMar>
+          </w:tcPr>
+          <w:p>
+            <w:r>
+              <w:rPr>
+                <w:rFonts w:ascii="Calibri" w:cs="Calibri" w:eastAsia="Calibri" w:hAnsi="Calibri"/>
+                <w:b/>
+                <w:bCs/>
+                <w:color w:val="FFFFFF"/>
+                <w:sz w:val="20"/>
+                <w:szCs w:val="20"/>
+              </w:rPr>
+              <w:t xml:space="preserve">What I learnt</w:t>
+            </w:r>
+          </w:p>
+        </w:tc>
+      </w:tr>
+      <w:tr>
+        <w:trPr>
+          <w:tblHeader w:val="off"/>
+        </w:trPr>
+        <w:tc>
+          <w:tcPr>
+            <w:tcW w:type="dxa" w:w="2300"/>
+            <w:tcBorders>
+              <w:top w:val="single" w:color="D6D8D6" w:sz="4"/>
+              <w:left w:val="single" w:color="D6D8D6" w:sz="4"/>
+              <w:bottom w:val="single" w:color="D6D8D6" w:sz="4"/>
+              <w:right w:val="single" w:color="D6D8D6" w:sz="4"/>
+            </w:tcBorders>
+            <w:shd w:fill="F3F4F2" w:color="auto" w:val="clear"/>
+            <w:tcMar>
+              <w:top w:type="dxa" w:w="80"/>
+              <w:left w:type="dxa" w:w="120"/>
+              <w:bottom w:type="dxa" w:w="80"/>
+              <w:right w:type="dxa" w:w="120"/>
+            </w:tcMar>
+          </w:tcPr>
+          <w:p>
+            <w:r>
+              <w:rPr>
+                <w:rFonts w:ascii="Calibri" w:cs="Calibri" w:eastAsia="Calibri" w:hAnsi="Calibri"/>
+                <w:b/>
+                <w:bCs/>
+                <w:color w:val="1A1D21"/>
+                <w:sz w:val="20"/>
+                <w:szCs w:val="20"/>
+              </w:rPr>
+              <w:t xml:space="preserve">Planning &amp; procurement</w:t>
+            </w:r>
+          </w:p>
+        </w:tc>
+        <w:tc>
+          <w:tcPr>
+            <w:tcW w:type="dxa" w:w="6726"/>
+            <w:tcBorders>
+              <w:top w:val="single" w:color="D6D8D6" w:sz="4"/>
+              <w:left w:val="single" w:color="D6D8D6" w:sz="4"/>
+              <w:bottom w:val="single" w:color="D6D8D6" w:sz="4"/>
+              <w:right w:val="single" w:color="D6D8D6" w:sz="4"/>
+            </w:tcBorders>
+            <w:tcMar>
+              <w:top w:type="dxa" w:w="80"/>
+              <w:left w:type="dxa" w:w="120"/>
+              <w:bottom w:type="dxa" w:w="80"/>
+              <w:right w:type="dxa" w:w="120"/>
+            </w:tcMar>
+          </w:tcPr>
+          <w:p>
+            <w:r>
+              <w:rPr>
+                <w:rFonts w:ascii="Calibri" w:cs="Calibri" w:eastAsia="Calibri" w:hAnsi="Calibri"/>
+                <w:b w:val="false"/>
+                <w:bCs w:val="false"/>
+                <w:color w:val="1A1D21"/>
+                <w:sz w:val="20"/>
+                <w:szCs w:val="20"/>
+              </w:rPr>
+              <w:t xml:space="preserve">Planning and buying are deliberately separated: the plan says what is needed, procurement decides how to get it. Material requirement planning connects the two.</w:t>
+            </w:r>
+          </w:p>
+        </w:tc>
+      </w:tr>
+      <w:tr>
+        <w:trPr>
+          <w:tblHeader w:val="off"/>
+        </w:trPr>
+        <w:tc>
+          <w:tcPr>
+            <w:tcW w:type="dxa" w:w="2300"/>
+            <w:tcBorders>
+              <w:top w:val="single" w:color="D6D8D6" w:sz="4"/>
+              <w:left w:val="single" w:color="D6D8D6" w:sz="4"/>
+              <w:bottom w:val="single" w:color="D6D8D6" w:sz="4"/>
+              <w:right w:val="single" w:color="D6D8D6" w:sz="4"/>
+            </w:tcBorders>
+            <w:shd w:fill="F3F4F2" w:color="auto" w:val="clear"/>
+            <w:tcMar>
+              <w:top w:type="dxa" w:w="80"/>
+              <w:left w:type="dxa" w:w="120"/>
+              <w:bottom w:type="dxa" w:w="80"/>
+              <w:right w:type="dxa" w:w="120"/>
+            </w:tcMar>
+          </w:tcPr>
+          <w:p>
+            <w:r>
+              <w:rPr>
+                <w:rFonts w:ascii="Calibri" w:cs="Calibri" w:eastAsia="Calibri" w:hAnsi="Calibri"/>
+                <w:b/>
+                <w:bCs/>
+                <w:color w:val="1A1D21"/>
+                <w:sz w:val="20"/>
+                <w:szCs w:val="20"/>
+              </w:rPr>
+              <w:t xml:space="preserve">Inbound &amp; warehouse</w:t>
+            </w:r>
+          </w:p>
+        </w:tc>
+        <w:tc>
+          <w:tcPr>
+            <w:tcW w:type="dxa" w:w="6726"/>
+            <w:tcBorders>
+              <w:top w:val="single" w:color="D6D8D6" w:sz="4"/>
+              <w:left w:val="single" w:color="D6D8D6" w:sz="4"/>
+              <w:bottom w:val="single" w:color="D6D8D6" w:sz="4"/>
+              <w:right w:val="single" w:color="D6D8D6" w:sz="4"/>
+            </w:tcBorders>
+            <w:tcMar>
+              <w:top w:type="dxa" w:w="80"/>
+              <w:left w:type="dxa" w:w="120"/>
+              <w:bottom w:type="dxa" w:w="80"/>
+              <w:right w:type="dxa" w:w="120"/>
+            </w:tcMar>
+          </w:tcPr>
+          <w:p>
+            <w:r>
+              <w:rPr>
+                <w:rFonts w:ascii="Calibri" w:cs="Calibri" w:eastAsia="Calibri" w:hAnsi="Calibri"/>
+                <w:b w:val="false"/>
+                <w:bCs w:val="false"/>
+                <w:color w:val="1A1D21"/>
+                <w:sz w:val="20"/>
+                <w:szCs w:val="20"/>
+              </w:rPr>
+              <w:t xml:space="preserve">A material gets a traceable identity at the gate before storage: gate verification, weighbridge, quarantine, sampling, traceability label.</w:t>
+            </w:r>
+          </w:p>
+        </w:tc>
+      </w:tr>
+      <w:tr>
+        <w:trPr>
+          <w:tblHeader w:val="off"/>
+        </w:trPr>
+        <w:tc>
+          <w:tcPr>
+            <w:tcW w:type="dxa" w:w="2300"/>
+            <w:tcBorders>
+              <w:top w:val="single" w:color="D6D8D6" w:sz="4"/>
+              <w:left w:val="single" w:color="D6D8D6" w:sz="4"/>
+              <w:bottom w:val="single" w:color="D6D8D6" w:sz="4"/>
+              <w:right w:val="single" w:color="D6D8D6" w:sz="4"/>
+            </w:tcBorders>
+            <w:shd w:fill="F3F4F2" w:color="auto" w:val="clear"/>
+            <w:tcMar>
+              <w:top w:type="dxa" w:w="80"/>
+              <w:left w:type="dxa" w:w="120"/>
+              <w:bottom w:type="dxa" w:w="80"/>
+              <w:right w:type="dxa" w:w="120"/>
+            </w:tcMar>
+          </w:tcPr>
+          <w:p>
+            <w:r>
+              <w:rPr>
+                <w:rFonts w:ascii="Calibri" w:cs="Calibri" w:eastAsia="Calibri" w:hAnsi="Calibri"/>
+                <w:b/>
+                <w:bCs/>
+                <w:color w:val="1A1D21"/>
+                <w:sz w:val="20"/>
+                <w:szCs w:val="20"/>
+              </w:rPr>
+              <w:t xml:space="preserve">QC laboratory</w:t>
+            </w:r>
+          </w:p>
+        </w:tc>
+        <w:tc>
+          <w:tcPr>
+            <w:tcW w:type="dxa" w:w="6726"/>
+            <w:tcBorders>
+              <w:top w:val="single" w:color="D6D8D6" w:sz="4"/>
+              <w:left w:val="single" w:color="D6D8D6" w:sz="4"/>
+              <w:bottom w:val="single" w:color="D6D8D6" w:sz="4"/>
+              <w:right w:val="single" w:color="D6D8D6" w:sz="4"/>
+            </w:tcBorders>
+            <w:tcMar>
+              <w:top w:type="dxa" w:w="80"/>
+              <w:left w:type="dxa" w:w="120"/>
+              <w:bottom w:type="dxa" w:w="80"/>
+              <w:right w:type="dxa" w:w="120"/>
+            </w:tcMar>
+          </w:tcPr>
+          <w:p>
+            <w:r>
+              <w:rPr>
+                <w:rFonts w:ascii="Calibri" w:cs="Calibri" w:eastAsia="Calibri" w:hAnsi="Calibri"/>
+                <w:b w:val="false"/>
+                <w:bCs w:val="false"/>
+                <w:color w:val="1A1D21"/>
+                <w:sz w:val="20"/>
+                <w:szCs w:val="20"/>
+              </w:rPr>
+              <w:t xml:space="preserve">Testing a material and releasing a batch are different decisions, recorded separately.</w:t>
+            </w:r>
+          </w:p>
+        </w:tc>
+      </w:tr>
+      <w:tr>
+        <w:trPr>
+          <w:tblHeader w:val="off"/>
+        </w:trPr>
+        <w:tc>
+          <w:tcPr>
+            <w:tcW w:type="dxa" w:w="2300"/>
+            <w:tcBorders>
+              <w:top w:val="single" w:color="D6D8D6" w:sz="4"/>
+              <w:left w:val="single" w:color="D6D8D6" w:sz="4"/>
+              <w:bottom w:val="single" w:color="D6D8D6" w:sz="4"/>
+              <w:right w:val="single" w:color="D6D8D6" w:sz="4"/>
+            </w:tcBorders>
+            <w:shd w:fill="F3F4F2" w:color="auto" w:val="clear"/>
+            <w:tcMar>
+              <w:top w:type="dxa" w:w="80"/>
+              <w:left w:type="dxa" w:w="120"/>
+              <w:bottom w:type="dxa" w:w="80"/>
+              <w:right w:type="dxa" w:w="120"/>
+            </w:tcMar>
+          </w:tcPr>
+          <w:p>
+            <w:r>
+              <w:rPr>
+                <w:rFonts w:ascii="Calibri" w:cs="Calibri" w:eastAsia="Calibri" w:hAnsi="Calibri"/>
+                <w:b/>
+                <w:bCs/>
+                <w:color w:val="1A1D21"/>
+                <w:sz w:val="20"/>
+                <w:szCs w:val="20"/>
+              </w:rPr>
+              <w:t xml:space="preserve">Quality assurance</w:t>
+            </w:r>
+          </w:p>
+        </w:tc>
+        <w:tc>
+          <w:tcPr>
+            <w:tcW w:type="dxa" w:w="6726"/>
+            <w:tcBorders>
+              <w:top w:val="single" w:color="D6D8D6" w:sz="4"/>
+              <w:left w:val="single" w:color="D6D8D6" w:sz="4"/>
+              <w:bottom w:val="single" w:color="D6D8D6" w:sz="4"/>
+              <w:right w:val="single" w:color="D6D8D6" w:sz="4"/>
+            </w:tcBorders>
+            <w:tcMar>
+              <w:top w:type="dxa" w:w="80"/>
+              <w:left w:type="dxa" w:w="120"/>
+              <w:bottom w:type="dxa" w:w="80"/>
+              <w:right w:type="dxa" w:w="120"/>
+            </w:tcMar>
+          </w:tcPr>
+          <w:p>
+            <w:r>
+              <w:rPr>
+                <w:rFonts w:ascii="Calibri" w:cs="Calibri" w:eastAsia="Calibri" w:hAnsi="Calibri"/>
+                <w:b w:val="false"/>
+                <w:bCs w:val="false"/>
+                <w:color w:val="1A1D21"/>
+                <w:sz w:val="20"/>
+                <w:szCs w:val="20"/>
+              </w:rPr>
+              <w:t xml:space="preserve">Line clearance is graded (A and B). A retained sample of every batch is kept through expiry so a later complaint can be investigated against evidence.</w:t>
+            </w:r>
+          </w:p>
+        </w:tc>
+      </w:tr>
+      <w:tr>
+        <w:trPr>
+          <w:tblHeader w:val="off"/>
+        </w:trPr>
+        <w:tc>
+          <w:tcPr>
+            <w:tcW w:type="dxa" w:w="2300"/>
+            <w:tcBorders>
+              <w:top w:val="single" w:color="D6D8D6" w:sz="4"/>
+              <w:left w:val="single" w:color="D6D8D6" w:sz="4"/>
+              <w:bottom w:val="single" w:color="D6D8D6" w:sz="4"/>
+              <w:right w:val="single" w:color="D6D8D6" w:sz="4"/>
+            </w:tcBorders>
+            <w:shd w:fill="F3F4F2" w:color="auto" w:val="clear"/>
+            <w:tcMar>
+              <w:top w:type="dxa" w:w="80"/>
+              <w:left w:type="dxa" w:w="120"/>
+              <w:bottom w:type="dxa" w:w="80"/>
+              <w:right w:type="dxa" w:w="120"/>
+            </w:tcMar>
+          </w:tcPr>
+          <w:p>
+            <w:r>
+              <w:rPr>
+                <w:rFonts w:ascii="Calibri" w:cs="Calibri" w:eastAsia="Calibri" w:hAnsi="Calibri"/>
+                <w:b/>
+                <w:bCs/>
+                <w:color w:val="1A1D21"/>
+                <w:sz w:val="20"/>
+                <w:szCs w:val="20"/>
+              </w:rPr>
+              <w:t xml:space="preserve">Paste plant</w:t>
+            </w:r>
+          </w:p>
+        </w:tc>
+        <w:tc>
+          <w:tcPr>
+            <w:tcW w:type="dxa" w:w="6726"/>
+            <w:tcBorders>
+              <w:top w:val="single" w:color="D6D8D6" w:sz="4"/>
+              <w:left w:val="single" w:color="D6D8D6" w:sz="4"/>
+              <w:bottom w:val="single" w:color="D6D8D6" w:sz="4"/>
+              <w:right w:val="single" w:color="D6D8D6" w:sz="4"/>
+            </w:tcBorders>
+            <w:tcMar>
+              <w:top w:type="dxa" w:w="80"/>
+              <w:left w:type="dxa" w:w="120"/>
+              <w:bottom w:type="dxa" w:w="80"/>
+              <w:right w:type="dxa" w:w="120"/>
+            </w:tcMar>
+          </w:tcPr>
+          <w:p>
+            <w:r>
+              <w:rPr>
+                <w:rFonts w:ascii="Calibri" w:cs="Calibri" w:eastAsia="Calibri" w:hAnsi="Calibri"/>
+                <w:b w:val="false"/>
+                <w:bCs w:val="false"/>
+                <w:color w:val="1A1D21"/>
+                <w:sz w:val="20"/>
+                <w:szCs w:val="20"/>
+              </w:rPr>
+              <w:t xml:space="preserve">Material keeps its identity from weighbridge through release; high-volume lines where loss is measured against rated speed.</w:t>
+            </w:r>
+          </w:p>
+        </w:tc>
+      </w:tr>
+      <w:tr>
+        <w:trPr>
+          <w:tblHeader w:val="off"/>
+        </w:trPr>
+        <w:tc>
+          <w:tcPr>
+            <w:tcW w:type="dxa" w:w="2300"/>
+            <w:tcBorders>
+              <w:top w:val="single" w:color="D6D8D6" w:sz="4"/>
+              <w:left w:val="single" w:color="D6D8D6" w:sz="4"/>
+              <w:bottom w:val="single" w:color="D6D8D6" w:sz="4"/>
+              <w:right w:val="single" w:color="D6D8D6" w:sz="4"/>
+            </w:tcBorders>
+            <w:shd w:fill="F3F4F2" w:color="auto" w:val="clear"/>
+            <w:tcMar>
+              <w:top w:type="dxa" w:w="80"/>
+              <w:left w:type="dxa" w:w="120"/>
+              <w:bottom w:type="dxa" w:w="80"/>
+              <w:right w:type="dxa" w:w="120"/>
+            </w:tcMar>
+          </w:tcPr>
+          <w:p>
+            <w:r>
+              <w:rPr>
+                <w:rFonts w:ascii="Calibri" w:cs="Calibri" w:eastAsia="Calibri" w:hAnsi="Calibri"/>
+                <w:b/>
+                <w:bCs/>
+                <w:color w:val="1A1D21"/>
+                <w:sz w:val="20"/>
+                <w:szCs w:val="20"/>
+              </w:rPr>
+              <w:t xml:space="preserve">Moulding</w:t>
+            </w:r>
+          </w:p>
+        </w:tc>
+        <w:tc>
+          <w:tcPr>
+            <w:tcW w:type="dxa" w:w="6726"/>
+            <w:tcBorders>
+              <w:top w:val="single" w:color="D6D8D6" w:sz="4"/>
+              <w:left w:val="single" w:color="D6D8D6" w:sz="4"/>
+              <w:bottom w:val="single" w:color="D6D8D6" w:sz="4"/>
+              <w:right w:val="single" w:color="D6D8D6" w:sz="4"/>
+            </w:tcBorders>
+            <w:tcMar>
+              <w:top w:type="dxa" w:w="80"/>
+              <w:left w:type="dxa" w:w="120"/>
+              <w:bottom w:type="dxa" w:w="80"/>
+              <w:right w:type="dxa" w:w="120"/>
+            </w:tcMar>
+          </w:tcPr>
+          <w:p>
+            <w:r>
+              <w:rPr>
+                <w:rFonts w:ascii="Calibri" w:cs="Calibri" w:eastAsia="Calibri" w:hAnsi="Calibri"/>
+                <w:b w:val="false"/>
+                <w:bCs w:val="false"/>
+                <w:color w:val="1A1D21"/>
+                <w:sz w:val="20"/>
+                <w:szCs w:val="20"/>
+              </w:rPr>
+              <w:t xml:space="preserve">A brush first gets its identity at the handle lot; one moulding lot is consumed by one to three assembly runs.</w:t>
+            </w:r>
+          </w:p>
+        </w:tc>
+      </w:tr>
+      <w:tr>
+        <w:trPr>
+          <w:tblHeader w:val="off"/>
+        </w:trPr>
+        <w:tc>
+          <w:tcPr>
+            <w:tcW w:type="dxa" w:w="2300"/>
+            <w:tcBorders>
+              <w:top w:val="single" w:color="D6D8D6" w:sz="4"/>
+              <w:left w:val="single" w:color="D6D8D6" w:sz="4"/>
+              <w:bottom w:val="single" w:color="D6D8D6" w:sz="4"/>
+              <w:right w:val="single" w:color="D6D8D6" w:sz="4"/>
+            </w:tcBorders>
+            <w:shd w:fill="F3F4F2" w:color="auto" w:val="clear"/>
+            <w:tcMar>
+              <w:top w:type="dxa" w:w="80"/>
+              <w:left w:type="dxa" w:w="120"/>
+              <w:bottom w:type="dxa" w:w="80"/>
+              <w:right w:type="dxa" w:w="120"/>
+            </w:tcMar>
+          </w:tcPr>
+          <w:p>
+            <w:r>
+              <w:rPr>
+                <w:rFonts w:ascii="Calibri" w:cs="Calibri" w:eastAsia="Calibri" w:hAnsi="Calibri"/>
+                <w:b/>
+                <w:bCs/>
+                <w:color w:val="1A1D21"/>
+                <w:sz w:val="20"/>
+                <w:szCs w:val="20"/>
+              </w:rPr>
+              <w:t xml:space="preserve">Tufting</w:t>
+            </w:r>
+          </w:p>
+        </w:tc>
+        <w:tc>
+          <w:tcPr>
+            <w:tcW w:type="dxa" w:w="6726"/>
+            <w:tcBorders>
+              <w:top w:val="single" w:color="D6D8D6" w:sz="4"/>
+              <w:left w:val="single" w:color="D6D8D6" w:sz="4"/>
+              <w:bottom w:val="single" w:color="D6D8D6" w:sz="4"/>
+              <w:right w:val="single" w:color="D6D8D6" w:sz="4"/>
+            </w:tcBorders>
+            <w:tcMar>
+              <w:top w:type="dxa" w:w="80"/>
+              <w:left w:type="dxa" w:w="120"/>
+              <w:bottom w:type="dxa" w:w="80"/>
+              <w:right w:type="dxa" w:w="120"/>
+            </w:tcMar>
+          </w:tcPr>
+          <w:p>
+            <w:r>
+              <w:rPr>
+                <w:rFonts w:ascii="Calibri" w:cs="Calibri" w:eastAsia="Calibri" w:hAnsi="Calibri"/>
+                <w:b w:val="false"/>
+                <w:bCs w:val="false"/>
+                <w:color w:val="1A1D21"/>
+                <w:sz w:val="20"/>
+                <w:szCs w:val="20"/>
+              </w:rPr>
+              <w:t xml:space="preserve">Filament is anchored into the handle and trimmed; bristle retention is decided here.</w:t>
+            </w:r>
+          </w:p>
+        </w:tc>
+      </w:tr>
+      <w:tr>
+        <w:trPr>
+          <w:tblHeader w:val="off"/>
+        </w:trPr>
+        <w:tc>
+          <w:tcPr>
+            <w:tcW w:type="dxa" w:w="2300"/>
+            <w:tcBorders>
+              <w:top w:val="single" w:color="D6D8D6" w:sz="4"/>
+              <w:left w:val="single" w:color="D6D8D6" w:sz="4"/>
+              <w:bottom w:val="single" w:color="D6D8D6" w:sz="4"/>
+              <w:right w:val="single" w:color="D6D8D6" w:sz="4"/>
+            </w:tcBorders>
+            <w:shd w:fill="F3F4F2" w:color="auto" w:val="clear"/>
+            <w:tcMar>
+              <w:top w:type="dxa" w:w="80"/>
+              <w:left w:type="dxa" w:w="120"/>
+              <w:bottom w:type="dxa" w:w="80"/>
+              <w:right w:type="dxa" w:w="120"/>
+            </w:tcMar>
+          </w:tcPr>
+          <w:p>
+            <w:r>
+              <w:rPr>
+                <w:rFonts w:ascii="Calibri" w:cs="Calibri" w:eastAsia="Calibri" w:hAnsi="Calibri"/>
+                <w:b/>
+                <w:bCs/>
+                <w:color w:val="1A1D21"/>
+                <w:sz w:val="20"/>
+                <w:szCs w:val="20"/>
+              </w:rPr>
+              <w:t xml:space="preserve">Maintenance &amp; losses</w:t>
+            </w:r>
+          </w:p>
+        </w:tc>
+        <w:tc>
+          <w:tcPr>
+            <w:tcW w:type="dxa" w:w="6726"/>
+            <w:tcBorders>
+              <w:top w:val="single" w:color="D6D8D6" w:sz="4"/>
+              <w:left w:val="single" w:color="D6D8D6" w:sz="4"/>
+              <w:bottom w:val="single" w:color="D6D8D6" w:sz="4"/>
+              <w:right w:val="single" w:color="D6D8D6" w:sz="4"/>
+            </w:tcBorders>
+            <w:tcMar>
+              <w:top w:type="dxa" w:w="80"/>
+              <w:left w:type="dxa" w:w="120"/>
+              <w:bottom w:type="dxa" w:w="80"/>
+              <w:right w:type="dxa" w:w="120"/>
+            </w:tcMar>
+          </w:tcPr>
+          <w:p>
+            <w:r>
+              <w:rPr>
+                <w:rFonts w:ascii="Calibri" w:cs="Calibri" w:eastAsia="Calibri" w:hAnsi="Calibri"/>
+                <w:b w:val="false"/>
+                <w:bCs w:val="false"/>
+                <w:color w:val="1A1D21"/>
+                <w:sz w:val="20"/>
+                <w:szCs w:val="20"/>
+              </w:rPr>
+              <w:t xml:space="preserve">The plant quantifies its own losses through OEE and Total Productive Maintenance.</w:t>
+            </w:r>
+          </w:p>
+        </w:tc>
+      </w:tr>
+      <w:tr>
+        <w:trPr>
+          <w:tblHeader w:val="off"/>
+        </w:trPr>
+        <w:tc>
+          <w:tcPr>
+            <w:tcW w:type="dxa" w:w="2300"/>
+            <w:tcBorders>
+              <w:top w:val="single" w:color="D6D8D6" w:sz="4"/>
+              <w:left w:val="single" w:color="D6D8D6" w:sz="4"/>
+              <w:bottom w:val="single" w:color="D6D8D6" w:sz="4"/>
+              <w:right w:val="single" w:color="D6D8D6" w:sz="4"/>
+            </w:tcBorders>
+            <w:shd w:fill="F3F4F2" w:color="auto" w:val="clear"/>
+            <w:tcMar>
+              <w:top w:type="dxa" w:w="80"/>
+              <w:left w:type="dxa" w:w="120"/>
+              <w:bottom w:type="dxa" w:w="80"/>
+              <w:right w:type="dxa" w:w="120"/>
+            </w:tcMar>
+          </w:tcPr>
+          <w:p>
+            <w:r>
+              <w:rPr>
+                <w:rFonts w:ascii="Calibri" w:cs="Calibri" w:eastAsia="Calibri" w:hAnsi="Calibri"/>
+                <w:b/>
+                <w:bCs/>
+                <w:color w:val="1A1D21"/>
+                <w:sz w:val="20"/>
+                <w:szCs w:val="20"/>
+              </w:rPr>
+              <w:t xml:space="preserve">Common thread</w:t>
+            </w:r>
+          </w:p>
+        </w:tc>
+        <w:tc>
+          <w:tcPr>
+            <w:tcW w:type="dxa" w:w="6726"/>
+            <w:tcBorders>
+              <w:top w:val="single" w:color="D6D8D6" w:sz="4"/>
+              <w:left w:val="single" w:color="D6D8D6" w:sz="4"/>
+              <w:bottom w:val="single" w:color="D6D8D6" w:sz="4"/>
+              <w:right w:val="single" w:color="D6D8D6" w:sz="4"/>
+            </w:tcBorders>
+            <w:tcMar>
+              <w:top w:type="dxa" w:w="80"/>
+              <w:left w:type="dxa" w:w="120"/>
+              <w:bottom w:type="dxa" w:w="80"/>
+              <w:right w:type="dxa" w:w="120"/>
+            </w:tcMar>
+          </w:tcPr>
+          <w:p>
+            <w:r>
+              <w:rPr>
+                <w:rFonts w:ascii="Calibri" w:cs="Calibri" w:eastAsia="Calibri" w:hAnsi="Calibri"/>
+                <w:b w:val="false"/>
+                <w:bCs w:val="false"/>
+                <w:color w:val="1A1D21"/>
+                <w:sz w:val="20"/>
+                <w:szCs w:val="20"/>
+              </w:rPr>
+              <w:t xml:space="preserve">Every record exists because some later activity will need it.</w:t>
+            </w:r>
+          </w:p>
+        </w:tc>
+      </w:tr>
+    </w:tbl>
+    <w:p>
+      <w:r>
+        <w:br w:type="page"/>
+      </w:r>
+    </w:p>
+    <w:p>
+      <w:pPr>
+        <w:pStyle w:val="Heading1"/>
+        <w:spacing w:after="160" w:before="240"/>
+      </w:pPr>
+      <w:r>
+        <w:rPr>
+          <w:rFonts w:ascii="Cambria" w:cs="Cambria" w:eastAsia="Cambria" w:hAnsi="Cambria"/>
+          <w:color w:val="1A1D21"/>
+          <w:sz w:val="36"/>
+          <w:szCs w:val="36"/>
+        </w:rPr>
+        <w:t xml:space="preserve">3. Numbers to know cold</w:t>
       </w:r>
     </w:p>
     <w:tbl>
@@ -1214,7 +2362,7 @@
           <w:sz w:val="36"/>
           <w:szCs w:val="36"/>
         </w:rPr>
-        <w:t xml:space="preserve">3. Concepts and formulas</w:t>
+        <w:t xml:space="preserve">4. Concepts and formulas</w:t>
       </w:r>
     </w:p>
     <w:p>
@@ -7050,7 +8198,7 @@
           <w:sz w:val="36"/>
           <w:szCs w:val="36"/>
         </w:rPr>
-        <w:t xml:space="preserve">4. Viva question bank</w:t>
+        <w:t xml:space="preserve">5. Viva question bank</w:t>
       </w:r>
     </w:p>
     <w:p>
@@ -7092,21 +8240,21 @@
           <w:sz w:val="24"/>
           <w:szCs w:val="24"/>
         </w:rPr>
-        <w:t xml:space="preserve">Why Excel?</w:t>
-      </w:r>
-    </w:p>
-    <w:p>
-      <w:pPr>
-        <w:spacing w:after="120" w:before="0"/>
-      </w:pPr>
-      <w:r>
-        <w:rPr>
-          <w:rFonts w:ascii="Calibri" w:cs="Calibri" w:eastAsia="Calibri" w:hAnsi="Calibri"/>
-          <w:color w:val="1A1D21"/>
-          <w:sz w:val="22"/>
-          <w:szCs w:val="22"/>
-        </w:rPr>
-        <w:t xml:space="preserve">It is what the plant already uses, it needs no new licences, infrastructure or IT approval, and people can use it without training. That let me build and test a working prototype within seven weeks. The value is in the data model: masters, registers, one key, one-directional flow. That carries over unchanged to any platform.</w:t>
+        <w:t xml:space="preserve">Tell us about JHS.</w:t>
+      </w:r>
+    </w:p>
+    <w:p>
+      <w:pPr>
+        <w:spacing w:after="120" w:before="0"/>
+      </w:pPr>
+      <w:r>
+        <w:rPr>
+          <w:rFonts w:ascii="Calibri" w:cs="Calibri" w:eastAsia="Calibri" w:hAnsi="Calibri"/>
+          <w:color w:val="1A1D21"/>
+          <w:sz w:val="22"/>
+          <w:szCs w:val="22"/>
+        </w:rPr>
+        <w:t xml:space="preserve">JHS Svendgaard is an oral-care manufacturer, established in 1997 as a toothbrush maker. A large part of its business is contract manufacturing of toothpaste, toothbrushes and mouthwash for domestic and international brands, alongside its own. I was in the Operations Department at the Kala-Amb plant in Himachal Pradesh.</w:t>
       </w:r>
     </w:p>
     <w:p>
@@ -7134,21 +8282,21 @@
           <w:sz w:val="24"/>
           <w:szCs w:val="24"/>
         </w:rPr>
-        <w:t xml:space="preserve">Why not SQL?</w:t>
-      </w:r>
-    </w:p>
-    <w:p>
-      <w:pPr>
-        <w:spacing w:after="120" w:before="0"/>
-      </w:pPr>
-      <w:r>
-        <w:rPr>
-          <w:rFonts w:ascii="Calibri" w:cs="Calibri" w:eastAsia="Calibri" w:hAnsi="Calibri"/>
-          <w:color w:val="1A1D21"/>
-          <w:sz w:val="22"/>
-          <w:szCs w:val="22"/>
-        </w:rPr>
-        <w:t xml:space="preserve">SQL is the right destination for scale and multi-user use, and it's in my future scope. For an internship prototype, it would have needed a server, IT approval and user interfaces before anyone could test anything. I designed the workbook like a database, with one table per entity and a unique key, so migration is mostly a move, not a redesign. The sensible sequence is data discipline first, barcode capture second, then database migration.</w:t>
+        <w:t xml:space="preserve">What did you learn during the plant induction?</w:t>
+      </w:r>
+    </w:p>
+    <w:p>
+      <w:pPr>
+        <w:spacing w:after="120" w:before="0"/>
+      </w:pPr>
+      <w:r>
+        <w:rPr>
+          <w:rFonts w:ascii="Calibri" w:cs="Calibri" w:eastAsia="Calibri" w:hAnsi="Calibri"/>
+          <w:color w:val="1A1D21"/>
+          <w:sz w:val="22"/>
+          <w:szCs w:val="22"/>
+        </w:rPr>
+        <w:t xml:space="preserve">Three things stand out. A material gets a traceable identity at the gate before it's stored. QC testing and QA release are separate decisions. And every record exists because a later activity needs it. Each of those later shaped part of the MES.</w:t>
       </w:r>
     </w:p>
     <w:p>
@@ -7176,21 +8324,21 @@
           <w:sz w:val="24"/>
           <w:szCs w:val="24"/>
         </w:rPr>
-        <w:t xml:space="preserve">Why not Power BI?</w:t>
-      </w:r>
-    </w:p>
-    <w:p>
-      <w:pPr>
-        <w:spacing w:after="120" w:before="0"/>
-      </w:pPr>
-      <w:r>
-        <w:rPr>
-          <w:rFonts w:ascii="Calibri" w:cs="Calibri" w:eastAsia="Calibri" w:hAnsi="Calibri"/>
-          <w:color w:val="1A1D21"/>
-          <w:sz w:val="22"/>
-          <w:szCs w:val="22"/>
-        </w:rPr>
-        <w:t xml:space="preserve">Power BI is a presentation tool; it still needs a clean, connected data model underneath. The problem I found was the data structure, not the visualisation. Once the data is structured, Power BI can sit on top of it. That's future scope.</w:t>
+        <w:t xml:space="preserve">What is the difference between QC and QA?</w:t>
+      </w:r>
+    </w:p>
+    <w:p>
+      <w:pPr>
+        <w:spacing w:after="120" w:before="0"/>
+      </w:pPr>
+      <w:r>
+        <w:rPr>
+          <w:rFonts w:ascii="Calibri" w:cs="Calibri" w:eastAsia="Calibri" w:hAnsi="Calibri"/>
+          <w:color w:val="1A1D21"/>
+          <w:sz w:val="22"/>
+          <w:szCs w:val="22"/>
+        </w:rPr>
+        <w:t xml:space="preserve">QC tests a material or product against specification and records the result. QA reviews the batch record, line clearance and QC results, then releases or holds the batch. The MES keeps QC status and release status as separate fields for that reason.</w:t>
       </w:r>
     </w:p>
     <w:p>
@@ -7218,21 +8366,21 @@
           <w:sz w:val="24"/>
           <w:szCs w:val="24"/>
         </w:rPr>
-        <w:t xml:space="preserve">Why an MES, and not just better reports?</w:t>
-      </w:r>
-    </w:p>
-    <w:p>
-      <w:pPr>
-        <w:spacing w:after="120" w:before="0"/>
-      </w:pPr>
-      <w:r>
-        <w:rPr>
-          <w:rFonts w:ascii="Calibri" w:cs="Calibri" w:eastAsia="Calibri" w:hAnsi="Calibri"/>
-          <w:color w:val="1A1D21"/>
-          <w:sz w:val="22"/>
-          <w:szCs w:val="22"/>
-        </w:rPr>
-        <w:t xml:space="preserve">Because the problem was in how the data was connected, not how it was displayed. An MES sits between planning (ERP) and the shop floor: it records what actually happened in each run and connects production, quality, material and dispatch. Better reports on disconnected registers would still need manual consolidation.</w:t>
+        <w:t xml:space="preserve">What is line clearance?</w:t>
+      </w:r>
+    </w:p>
+    <w:p>
+      <w:pPr>
+        <w:spacing w:after="120" w:before="0"/>
+      </w:pPr>
+      <w:r>
+        <w:rPr>
+          <w:rFonts w:ascii="Calibri" w:cs="Calibri" w:eastAsia="Calibri" w:hAnsi="Calibri"/>
+          <w:color w:val="1A1D21"/>
+          <w:sz w:val="22"/>
+          <w:szCs w:val="22"/>
+        </w:rPr>
+        <w:t xml:space="preserve">Before a new batch starts, the line is checked and cleared of the previous product's materials, labels and documents so nothing is mixed up. JHS grades it into A and B levels. Explain the criteria as the plant's SOP defines them.</w:t>
       </w:r>
     </w:p>
     <w:p>
@@ -7260,21 +8408,21 @@
           <w:sz w:val="24"/>
           <w:szCs w:val="24"/>
         </w:rPr>
-        <w:t xml:space="preserve">What was your personal contribution?</w:t>
-      </w:r>
-    </w:p>
-    <w:p>
-      <w:pPr>
-        <w:spacing w:after="120" w:before="0"/>
-      </w:pPr>
-      <w:r>
-        <w:rPr>
-          <w:rFonts w:ascii="Calibri" w:cs="Calibri" w:eastAsia="Calibri" w:hAnsi="Calibri"/>
-          <w:color w:val="1A1D21"/>
-          <w:sz w:val="22"/>
-          <w:szCs w:val="22"/>
-        </w:rPr>
-        <w:t xml:space="preserve">The plant process study and the twelve-hour line observation; the requirement definition; the data model, including separating the printed batch number from a unique Production Run ID and the four-field identification logic; building all 27 sheets (registers, calculation engine, dashboards, Trace Report, Reverse Trace, Complaint Tool); and the testing: 106 calculation checks against independently computed values plus 80 filter-context checks.</w:t>
+        <w:t xml:space="preserve">Why does contract manufacturing make traceability more important?</w:t>
+      </w:r>
+    </w:p>
+    <w:p>
+      <w:pPr>
+        <w:spacing w:after="120" w:before="0"/>
+      </w:pPr>
+      <w:r>
+        <w:rPr>
+          <w:rFonts w:ascii="Calibri" w:cs="Calibri" w:eastAsia="Calibri" w:hAnsi="Calibri"/>
+          <w:color w:val="1A1D21"/>
+          <w:sz w:val="22"/>
+          <w:szCs w:val="22"/>
+        </w:rPr>
+        <w:t xml:space="preserve">The brand owner answers to the consumer. When a complaint comes in, the client expects the manufacturer to identify the run, materials and QC record quickly and to scope any recall precisely.</w:t>
       </w:r>
     </w:p>
     <w:p>
@@ -7302,21 +8450,21 @@
           <w:sz w:val="24"/>
           <w:szCs w:val="24"/>
         </w:rPr>
-        <w:t xml:space="preserve">What was the most difficult part?</w:t>
-      </w:r>
-    </w:p>
-    <w:p>
-      <w:pPr>
-        <w:spacing w:after="120" w:before="0"/>
-      </w:pPr>
-      <w:r>
-        <w:rPr>
-          <w:rFonts w:ascii="Calibri" w:cs="Calibri" w:eastAsia="Calibri" w:hAnsi="Calibri"/>
-          <w:color w:val="1A1D21"/>
-          <w:sz w:val="22"/>
-          <w:szCs w:val="22"/>
-        </w:rPr>
-        <w:t xml:space="preserve">Not the Excel. It was understanding the operation well enough to know what questions the system had to answer, and the batch-number issue. I only found out during testing that batch numbers repeat, and I had to rework the identification logic.</w:t>
+        <w:t xml:space="preserve">Why Excel?</w:t>
+      </w:r>
+    </w:p>
+    <w:p>
+      <w:pPr>
+        <w:spacing w:after="120" w:before="0"/>
+      </w:pPr>
+      <w:r>
+        <w:rPr>
+          <w:rFonts w:ascii="Calibri" w:cs="Calibri" w:eastAsia="Calibri" w:hAnsi="Calibri"/>
+          <w:color w:val="1A1D21"/>
+          <w:sz w:val="22"/>
+          <w:szCs w:val="22"/>
+        </w:rPr>
+        <w:t xml:space="preserve">It is what the plant already uses, it needs no new licences, infrastructure or IT approval, and people can use it without training. That let me build and test a working prototype within seven weeks. The value is in the data model: masters, registers, one key, one-directional flow. That carries over unchanged to any platform.</w:t>
       </w:r>
     </w:p>
     <w:p>
@@ -7344,21 +8492,21 @@
           <w:sz w:val="24"/>
           <w:szCs w:val="24"/>
         </w:rPr>
-        <w:t xml:space="preserve">What would you change if you did it again?</w:t>
-      </w:r>
-    </w:p>
-    <w:p>
-      <w:pPr>
-        <w:spacing w:after="120" w:before="0"/>
-      </w:pPr>
-      <w:r>
-        <w:rPr>
-          <w:rFonts w:ascii="Calibri" w:cs="Calibri" w:eastAsia="Calibri" w:hAnsi="Calibri"/>
-          <w:color w:val="1A1D21"/>
-          <w:sz w:val="22"/>
-          <w:szCs w:val="22"/>
-        </w:rPr>
-        <w:t xml:space="preserve">Involve end users in testing earlier; plan a small pilot to measure time from complaint to identified run before and after; and extend reverse trace beyond the handle lot to filament and brass-wire lots.</w:t>
+        <w:t xml:space="preserve">Why not SQL?</w:t>
+      </w:r>
+    </w:p>
+    <w:p>
+      <w:pPr>
+        <w:spacing w:after="120" w:before="0"/>
+      </w:pPr>
+      <w:r>
+        <w:rPr>
+          <w:rFonts w:ascii="Calibri" w:cs="Calibri" w:eastAsia="Calibri" w:hAnsi="Calibri"/>
+          <w:color w:val="1A1D21"/>
+          <w:sz w:val="22"/>
+          <w:szCs w:val="22"/>
+        </w:rPr>
+        <w:t xml:space="preserve">SQL is the right destination for scale and multi-user use, and it's in my future scope. For an internship prototype, it would have needed a server, IT approval and user interfaces before anyone could test anything. I designed the workbook like a database, with one table per entity and a unique key, so migration is mostly a move, not a redesign. The sensible sequence is data discipline first, barcode capture second, then database migration.</w:t>
       </w:r>
     </w:p>
     <w:p>
@@ -7386,21 +8534,21 @@
           <w:sz w:val="24"/>
           <w:szCs w:val="24"/>
         </w:rPr>
-        <w:t xml:space="preserve">How scalable is it?</w:t>
-      </w:r>
-    </w:p>
-    <w:p>
-      <w:pPr>
-        <w:spacing w:after="120" w:before="0"/>
-      </w:pPr>
-      <w:r>
-        <w:rPr>
-          <w:rFonts w:ascii="Calibri" w:cs="Calibri" w:eastAsia="Calibri" w:hAnsi="Calibri"/>
-          <w:color w:val="1A1D21"/>
-          <w:sz w:val="22"/>
-          <w:szCs w:val="22"/>
-        </w:rPr>
-        <w:t xml:space="preserve">Fine for a prototype and a pilot on a few lines. Excel slows as registers grow and it isn't built for concurrent multi-user editing, user roles or an audit trail. For plant-wide use, the registers should move to a database, with Excel or Power BI on top.</w:t>
+        <w:t xml:space="preserve">Why not Power BI?</w:t>
+      </w:r>
+    </w:p>
+    <w:p>
+      <w:pPr>
+        <w:spacing w:after="120" w:before="0"/>
+      </w:pPr>
+      <w:r>
+        <w:rPr>
+          <w:rFonts w:ascii="Calibri" w:cs="Calibri" w:eastAsia="Calibri" w:hAnsi="Calibri"/>
+          <w:color w:val="1A1D21"/>
+          <w:sz w:val="22"/>
+          <w:szCs w:val="22"/>
+        </w:rPr>
+        <w:t xml:space="preserve">Power BI is a presentation tool; it still needs a clean, connected data model underneath. The problem I found was the data structure, not the visualisation. Once the data is structured, Power BI can sit on top of it. That's future scope.</w:t>
       </w:r>
     </w:p>
     <w:p>
@@ -7428,21 +8576,21 @@
           <w:sz w:val="24"/>
           <w:szCs w:val="24"/>
         </w:rPr>
-        <w:t xml:space="preserve">Why a Production Run ID?</w:t>
-      </w:r>
-    </w:p>
-    <w:p>
-      <w:pPr>
-        <w:spacing w:after="120" w:before="0"/>
-      </w:pPr>
-      <w:r>
-        <w:rPr>
-          <w:rFonts w:ascii="Calibri" w:cs="Calibri" w:eastAsia="Calibri" w:hAnsi="Calibri"/>
-          <w:color w:val="1A1D21"/>
-          <w:sz w:val="22"/>
-          <w:szCs w:val="22"/>
-        </w:rPr>
-        <w:t xml:space="preserve">Because every lookup needs a unique key. MATCH returns the first match, so a repeating key silently returns the wrong record. The Run ID is unique per manufacturing occurrence and every downstream record carries it.</w:t>
+        <w:t xml:space="preserve">Why an MES, and not just better reports?</w:t>
+      </w:r>
+    </w:p>
+    <w:p>
+      <w:pPr>
+        <w:spacing w:after="120" w:before="0"/>
+      </w:pPr>
+      <w:r>
+        <w:rPr>
+          <w:rFonts w:ascii="Calibri" w:cs="Calibri" w:eastAsia="Calibri" w:hAnsi="Calibri"/>
+          <w:color w:val="1A1D21"/>
+          <w:sz w:val="22"/>
+          <w:szCs w:val="22"/>
+        </w:rPr>
+        <w:t xml:space="preserve">Because the problem was in how the data was connected, not how it was displayed. An MES sits between planning (ERP) and the shop floor: it records what actually happened in each run and connects production, quality, material and dispatch. Better reports on disconnected registers would still need manual consolidation.</w:t>
       </w:r>
     </w:p>
     <w:p>
@@ -7470,21 +8618,21 @@
           <w:sz w:val="24"/>
           <w:szCs w:val="24"/>
         </w:rPr>
-        <w:t xml:space="preserve">Why can't the Batch Number be the key?</w:t>
-      </w:r>
-    </w:p>
-    <w:p>
-      <w:pPr>
-        <w:spacing w:after="120" w:before="0"/>
-      </w:pPr>
-      <w:r>
-        <w:rPr>
-          <w:rFonts w:ascii="Calibri" w:cs="Calibri" w:eastAsia="Calibri" w:hAnsi="Calibri"/>
-          <w:color w:val="1A1D21"/>
-          <w:sz w:val="22"/>
-          <w:szCs w:val="22"/>
-        </w:rPr>
-        <w:t xml:space="preserve">It repeats. JHS-26433 appears on six runs in the demonstration data. Batch numbers are printed codes from a finite annual series, tied to packaging and regulatory records, so I didn't change them. I added a separate internal key instead.</w:t>
+        <w:t xml:space="preserve">What was your personal contribution?</w:t>
+      </w:r>
+    </w:p>
+    <w:p>
+      <w:pPr>
+        <w:spacing w:after="120" w:before="0"/>
+      </w:pPr>
+      <w:r>
+        <w:rPr>
+          <w:rFonts w:ascii="Calibri" w:cs="Calibri" w:eastAsia="Calibri" w:hAnsi="Calibri"/>
+          <w:color w:val="1A1D21"/>
+          <w:sz w:val="22"/>
+          <w:szCs w:val="22"/>
+        </w:rPr>
+        <w:t xml:space="preserve">The plant process study and the twelve-hour line observation; the requirement definition; the data model, including separating the printed batch number from a unique Production Run ID and the four-field identification logic; building all 27 sheets (registers, calculation engine, dashboards, Trace Report, Reverse Trace, Complaint Tool); and the testing: 106 calculation checks against independently computed values plus 80 filter-context checks.</w:t>
       </w:r>
     </w:p>
     <w:p>
@@ -7512,21 +8660,21 @@
           <w:sz w:val="24"/>
           <w:szCs w:val="24"/>
         </w:rPr>
-        <w:t xml:space="preserve">How does reverse traceability work?</w:t>
-      </w:r>
-    </w:p>
-    <w:p>
-      <w:pPr>
-        <w:spacing w:after="120" w:before="0"/>
-      </w:pPr>
-      <w:r>
-        <w:rPr>
-          <w:rFonts w:ascii="Calibri" w:cs="Calibri" w:eastAsia="Calibri" w:hAnsi="Calibri"/>
-          <w:color w:val="1A1D21"/>
-          <w:sz w:val="22"/>
-          <w:szCs w:val="22"/>
-        </w:rPr>
-        <w:t xml:space="preserve">Enter a component lot, e.g. handle lot HL-DBR-26-0519. COUNTIF over Master Traceability gives the number of runs (3), SUMIFS gives good units exposed (8,698), and INDEX with SMALL(IF()) lists each run with batch, date, machine, QC status and dispatch number. So recall scope is calculated, not estimated.</w:t>
+        <w:t xml:space="preserve">What was the most difficult part?</w:t>
+      </w:r>
+    </w:p>
+    <w:p>
+      <w:pPr>
+        <w:spacing w:after="120" w:before="0"/>
+      </w:pPr>
+      <w:r>
+        <w:rPr>
+          <w:rFonts w:ascii="Calibri" w:cs="Calibri" w:eastAsia="Calibri" w:hAnsi="Calibri"/>
+          <w:color w:val="1A1D21"/>
+          <w:sz w:val="22"/>
+          <w:szCs w:val="22"/>
+        </w:rPr>
+        <w:t xml:space="preserve">Not the Excel. It was understanding the operation well enough to know what questions the system had to answer, and the batch-number issue. I only found out during testing that batch numbers repeat, and I had to rework the identification logic.</w:t>
       </w:r>
     </w:p>
     <w:p>
@@ -7554,21 +8702,21 @@
           <w:sz w:val="24"/>
           <w:szCs w:val="24"/>
         </w:rPr>
-        <w:t xml:space="preserve">How is OEE calculated?</w:t>
-      </w:r>
-    </w:p>
-    <w:p>
-      <w:pPr>
-        <w:spacing w:after="120" w:before="0"/>
-      </w:pPr>
-      <w:r>
-        <w:rPr>
-          <w:rFonts w:ascii="Calibri" w:cs="Calibri" w:eastAsia="Calibri" w:hAnsi="Calibri"/>
-          <w:color w:val="1A1D21"/>
-          <w:sz w:val="22"/>
-          <w:szCs w:val="22"/>
-        </w:rPr>
-        <w:t xml:space="preserve">Per run in OEE_Calculation: Availability = run time ÷ planned time; Performance = total output ÷ (run time × ideal speed ÷ 60); Quality = good ÷ total; OEE = A × P × Q. For any filter, the dashboard sums the minutes and units first and then divides.</w:t>
+        <w:t xml:space="preserve">What would you change if you did it again?</w:t>
+      </w:r>
+    </w:p>
+    <w:p>
+      <w:pPr>
+        <w:spacing w:after="120" w:before="0"/>
+      </w:pPr>
+      <w:r>
+        <w:rPr>
+          <w:rFonts w:ascii="Calibri" w:cs="Calibri" w:eastAsia="Calibri" w:hAnsi="Calibri"/>
+          <w:color w:val="1A1D21"/>
+          <w:sz w:val="22"/>
+          <w:szCs w:val="22"/>
+        </w:rPr>
+        <w:t xml:space="preserve">Involve end users in testing earlier; plan a small pilot to measure time from complaint to identified run before and after; and extend reverse trace beyond the handle lot to filament and brass-wire lots.</w:t>
       </w:r>
     </w:p>
     <w:p>
@@ -7596,21 +8744,21 @@
           <w:sz w:val="24"/>
           <w:szCs w:val="24"/>
         </w:rPr>
-        <w:t xml:space="preserve">Why ratio of sums?</w:t>
-      </w:r>
-    </w:p>
-    <w:p>
-      <w:pPr>
-        <w:spacing w:after="120" w:before="0"/>
-      </w:pPr>
-      <w:r>
-        <w:rPr>
-          <w:rFonts w:ascii="Calibri" w:cs="Calibri" w:eastAsia="Calibri" w:hAnsi="Calibri"/>
-          <w:color w:val="1A1D21"/>
-          <w:sz w:val="22"/>
-          <w:szCs w:val="22"/>
-        </w:rPr>
-        <w:t xml:space="preserve">Averaging percentages gives a short run the same weight as a long one. Example: run A is 1 hour at 50% availability and run B is 9 hours at 90%. The average of ratios is 70%, but the true figure is (0.5 + 8.1) ÷ 10 = 86%. Summing numerators and denominators first gives the correctly weighted result.</w:t>
+        <w:t xml:space="preserve">How scalable is it?</w:t>
+      </w:r>
+    </w:p>
+    <w:p>
+      <w:pPr>
+        <w:spacing w:after="120" w:before="0"/>
+      </w:pPr>
+      <w:r>
+        <w:rPr>
+          <w:rFonts w:ascii="Calibri" w:cs="Calibri" w:eastAsia="Calibri" w:hAnsi="Calibri"/>
+          <w:color w:val="1A1D21"/>
+          <w:sz w:val="22"/>
+          <w:szCs w:val="22"/>
+        </w:rPr>
+        <w:t xml:space="preserve">Fine for a prototype and a pilot on a few lines. Excel slows as registers grow and it isn't built for concurrent multi-user editing, user roles or an audit trail. For plant-wide use, the registers should move to a database, with Excel or Power BI on top.</w:t>
       </w:r>
     </w:p>
     <w:p>
@@ -7638,21 +8786,21 @@
           <w:sz w:val="24"/>
           <w:szCs w:val="24"/>
         </w:rPr>
-        <w:t xml:space="preserve">What are the limitations?</w:t>
-      </w:r>
-    </w:p>
-    <w:p>
-      <w:pPr>
-        <w:spacing w:after="120" w:before="0"/>
-      </w:pPr>
-      <w:r>
-        <w:rPr>
-          <w:rFonts w:ascii="Calibri" w:cs="Calibri" w:eastAsia="Calibri" w:hAnsi="Calibri"/>
-          <w:color w:val="1A1D21"/>
-          <w:sz w:val="22"/>
-          <w:szCs w:val="22"/>
-        </w:rPr>
-        <w:t xml:space="preserve">It's a prototype, not an enterprise MES: bounded scalability, no concurrent multi-user working, no user roles, no audit trail, accuracy depends on disciplined manual entry, no machine data capture (OEE is calculated after the event), and reverse trace is keyed on handle lot only. It also runs on a demonstration dataset, not live company data.</w:t>
+        <w:t xml:space="preserve">Why a Production Run ID?</w:t>
+      </w:r>
+    </w:p>
+    <w:p>
+      <w:pPr>
+        <w:spacing w:after="120" w:before="0"/>
+      </w:pPr>
+      <w:r>
+        <w:rPr>
+          <w:rFonts w:ascii="Calibri" w:cs="Calibri" w:eastAsia="Calibri" w:hAnsi="Calibri"/>
+          <w:color w:val="1A1D21"/>
+          <w:sz w:val="22"/>
+          <w:szCs w:val="22"/>
+        </w:rPr>
+        <w:t xml:space="preserve">Because every lookup needs a unique key. MATCH returns the first match, so a repeating key silently returns the wrong record. The Run ID is unique per manufacturing occurrence and every downstream record carries it.</w:t>
       </w:r>
     </w:p>
     <w:p>
@@ -7680,21 +8828,21 @@
           <w:sz w:val="24"/>
           <w:szCs w:val="24"/>
         </w:rPr>
-        <w:t xml:space="preserve">What is the future scope?</w:t>
-      </w:r>
-    </w:p>
-    <w:p>
-      <w:pPr>
-        <w:spacing w:after="120" w:before="0"/>
-      </w:pPr>
-      <w:r>
-        <w:rPr>
-          <w:rFonts w:ascii="Calibri" w:cs="Calibri" w:eastAsia="Calibri" w:hAnsi="Calibri"/>
-          <w:color w:val="1A1D21"/>
-          <w:sz w:val="22"/>
-          <w:szCs w:val="22"/>
-        </w:rPr>
-        <w:t xml:space="preserve">Barcode scanning for batch and lot capture at source; RFID for movement tracking; SQL migration for scale, concurrency, roles and audit; IoT for run time, stoppages and counts from equipment; ERP integration for orders and inventory valuation; Power BI for wider distribution; predictive analytics only once a longer, verified history exists.</w:t>
+        <w:t xml:space="preserve">Why can't the Batch Number be the key?</w:t>
+      </w:r>
+    </w:p>
+    <w:p>
+      <w:pPr>
+        <w:spacing w:after="120" w:before="0"/>
+      </w:pPr>
+      <w:r>
+        <w:rPr>
+          <w:rFonts w:ascii="Calibri" w:cs="Calibri" w:eastAsia="Calibri" w:hAnsi="Calibri"/>
+          <w:color w:val="1A1D21"/>
+          <w:sz w:val="22"/>
+          <w:szCs w:val="22"/>
+        </w:rPr>
+        <w:t xml:space="preserve">It repeats. JHS-26433 appears on six runs in the demonstration data. Batch numbers are printed codes from a finite annual series, tied to packaging and regulatory records, so I didn't change them. I added a separate internal key instead.</w:t>
       </w:r>
     </w:p>
     <w:p>
@@ -7722,21 +8870,21 @@
           <w:sz w:val="24"/>
           <w:szCs w:val="24"/>
         </w:rPr>
-        <w:t xml:space="preserve">Is the complaint real?</w:t>
-      </w:r>
-    </w:p>
-    <w:p>
-      <w:pPr>
-        <w:spacing w:after="120" w:before="0"/>
-      </w:pPr>
-      <w:r>
-        <w:rPr>
-          <w:rFonts w:ascii="Calibri" w:cs="Calibri" w:eastAsia="Calibri" w:hAnsi="Calibri"/>
-          <w:color w:val="1A1D21"/>
-          <w:sz w:val="22"/>
-          <w:szCs w:val="22"/>
-        </w:rPr>
-        <w:t xml:space="preserve">No. 'The bristles are getting off' is a traceability scenario I used to design and test the system. CMP-26-0024 is a record in the demonstration dataset.</w:t>
+        <w:t xml:space="preserve">How does reverse traceability work?</w:t>
+      </w:r>
+    </w:p>
+    <w:p>
+      <w:pPr>
+        <w:spacing w:after="120" w:before="0"/>
+      </w:pPr>
+      <w:r>
+        <w:rPr>
+          <w:rFonts w:ascii="Calibri" w:cs="Calibri" w:eastAsia="Calibri" w:hAnsi="Calibri"/>
+          <w:color w:val="1A1D21"/>
+          <w:sz w:val="22"/>
+          <w:szCs w:val="22"/>
+        </w:rPr>
+        <w:t xml:space="preserve">Enter a component lot, e.g. handle lot HL-DBR-26-0519. COUNTIF over Master Traceability gives the number of runs (3), SUMIFS gives good units exposed (8,698), and INDEX with SMALL(IF()) lists each run with batch, date, machine, QC status and dispatch number. So recall scope is calculated, not estimated.</w:t>
       </w:r>
     </w:p>
     <w:p>
@@ -7764,21 +8912,21 @@
           <w:sz w:val="24"/>
           <w:szCs w:val="24"/>
         </w:rPr>
-        <w:t xml:space="preserve">Is the data real?</w:t>
-      </w:r>
-    </w:p>
-    <w:p>
-      <w:pPr>
-        <w:spacing w:after="120" w:before="0"/>
-      </w:pPr>
-      <w:r>
-        <w:rPr>
-          <w:rFonts w:ascii="Calibri" w:cs="Calibri" w:eastAsia="Calibri" w:hAnsi="Calibri"/>
-          <w:color w:val="1A1D21"/>
-          <w:sz w:val="22"/>
-          <w:szCs w:val="22"/>
-        </w:rPr>
-        <w:t xml:space="preserve">The only figure from actual plant observation is the line study: 675 effective minutes, 67,500 ideal, about 40,000 actual, 40.7% variance. Everything in the workbook is a demonstration dataset with Amway, Chicco and Dabur modelled as client brand accounts with fictional operational data. It isn't the company's production records.</w:t>
+        <w:t xml:space="preserve">How is OEE calculated?</w:t>
+      </w:r>
+    </w:p>
+    <w:p>
+      <w:pPr>
+        <w:spacing w:after="120" w:before="0"/>
+      </w:pPr>
+      <w:r>
+        <w:rPr>
+          <w:rFonts w:ascii="Calibri" w:cs="Calibri" w:eastAsia="Calibri" w:hAnsi="Calibri"/>
+          <w:color w:val="1A1D21"/>
+          <w:sz w:val="22"/>
+          <w:szCs w:val="22"/>
+        </w:rPr>
+        <w:t xml:space="preserve">Per run in OEE_Calculation: Availability = run time ÷ planned time; Performance = total output ÷ (run time × ideal speed ÷ 60); Quality = good ÷ total; OEE = A × P × Q. For any filter, the dashboard sums the minutes and units first and then divides.</w:t>
       </w:r>
     </w:p>
     <w:p>
@@ -7806,21 +8954,21 @@
           <w:sz w:val="24"/>
           <w:szCs w:val="24"/>
         </w:rPr>
-        <w:t xml:space="preserve">Does the system read the customer's photograph?</w:t>
-      </w:r>
-    </w:p>
-    <w:p>
-      <w:pPr>
-        <w:spacing w:after="120" w:before="0"/>
-      </w:pPr>
-      <w:r>
-        <w:rPr>
-          <w:rFonts w:ascii="Calibri" w:cs="Calibri" w:eastAsia="Calibri" w:hAnsi="Calibri"/>
-          <w:color w:val="1A1D21"/>
-          <w:sz w:val="22"/>
-          <w:szCs w:val="22"/>
-        </w:rPr>
-        <w:t xml:space="preserve">No. There is no image recognition or automatic batch extraction. Reading the four fields from the pack is a human step.</w:t>
+        <w:t xml:space="preserve">Why ratio of sums?</w:t>
+      </w:r>
+    </w:p>
+    <w:p>
+      <w:pPr>
+        <w:spacing w:after="120" w:before="0"/>
+      </w:pPr>
+      <w:r>
+        <w:rPr>
+          <w:rFonts w:ascii="Calibri" w:cs="Calibri" w:eastAsia="Calibri" w:hAnsi="Calibri"/>
+          <w:color w:val="1A1D21"/>
+          <w:sz w:val="22"/>
+          <w:szCs w:val="22"/>
+        </w:rPr>
+        <w:t xml:space="preserve">Averaging percentages gives a short run the same weight as a long one. Example: run A is 1 hour at 50% availability and run B is 9 hours at 90%. The average of ratios is 70%, but the true figure is (0.5 + 8.1) ÷ 10 = 86%. Summing numerators and denominators first gives the correctly weighted result.</w:t>
       </w:r>
     </w:p>
     <w:p>
@@ -7848,21 +8996,21 @@
           <w:sz w:val="24"/>
           <w:szCs w:val="24"/>
         </w:rPr>
-        <w:t xml:space="preserve">What is Master Traceability?</w:t>
-      </w:r>
-    </w:p>
-    <w:p>
-      <w:pPr>
-        <w:spacing w:after="120" w:before="0"/>
-      </w:pPr>
-      <w:r>
-        <w:rPr>
-          <w:rFonts w:ascii="Calibri" w:cs="Calibri" w:eastAsia="Calibri" w:hAnsi="Calibri"/>
-          <w:color w:val="1A1D21"/>
-          <w:sz w:val="22"/>
-          <w:szCs w:val="22"/>
-        </w:rPr>
-        <w:t xml:space="preserve">The calculation-layer sheet with one consolidated row per production run (78 columns): production, handle/material genealogy, QC, dispatch, OEE, and validation and completeness status. Every report looks up this one row, so the Trace Report, Reverse Trace and Complaint Tool can never contradict each other.</w:t>
+        <w:t xml:space="preserve">What are the limitations?</w:t>
+      </w:r>
+    </w:p>
+    <w:p>
+      <w:pPr>
+        <w:spacing w:after="120" w:before="0"/>
+      </w:pPr>
+      <w:r>
+        <w:rPr>
+          <w:rFonts w:ascii="Calibri" w:cs="Calibri" w:eastAsia="Calibri" w:hAnsi="Calibri"/>
+          <w:color w:val="1A1D21"/>
+          <w:sz w:val="22"/>
+          <w:szCs w:val="22"/>
+        </w:rPr>
+        <w:t xml:space="preserve">It's a prototype, not an enterprise MES: bounded scalability, no concurrent multi-user working, no user roles, no audit trail, accuracy depends on disciplined manual entry, no machine data capture (OEE is calculated after the event), and reverse trace is keyed on handle lot only. It also runs on a demonstration dataset, not live company data.</w:t>
       </w:r>
     </w:p>
     <w:p>
@@ -7890,21 +9038,21 @@
           <w:sz w:val="24"/>
           <w:szCs w:val="24"/>
         </w:rPr>
-        <w:t xml:space="preserve">Why no macros or VBA?</w:t>
-      </w:r>
-    </w:p>
-    <w:p>
-      <w:pPr>
-        <w:spacing w:after="120" w:before="0"/>
-      </w:pPr>
-      <w:r>
-        <w:rPr>
-          <w:rFonts w:ascii="Calibri" w:cs="Calibri" w:eastAsia="Calibri" w:hAnsi="Calibri"/>
-          <w:color w:val="1A1D21"/>
-          <w:sz w:val="22"/>
-          <w:szCs w:val="22"/>
-        </w:rPr>
-        <w:t xml:space="preserve">Macros are often blocked by IT policy, are harder for others to maintain, and hide logic. Formulas, named ranges, data validation and native charts are transparent and auditable by anyone who opens the file.</w:t>
+        <w:t xml:space="preserve">What is the future scope?</w:t>
+      </w:r>
+    </w:p>
+    <w:p>
+      <w:pPr>
+        <w:spacing w:after="120" w:before="0"/>
+      </w:pPr>
+      <w:r>
+        <w:rPr>
+          <w:rFonts w:ascii="Calibri" w:cs="Calibri" w:eastAsia="Calibri" w:hAnsi="Calibri"/>
+          <w:color w:val="1A1D21"/>
+          <w:sz w:val="22"/>
+          <w:szCs w:val="22"/>
+        </w:rPr>
+        <w:t xml:space="preserve">Barcode scanning for batch and lot capture at source; RFID for movement tracking; SQL migration for scale, concurrency, roles and audit; IoT for run time, stoppages and counts from equipment; ERP integration for orders and inventory valuation; Power BI for wider distribution; predictive analytics only once a longer, verified history exists.</w:t>
       </w:r>
     </w:p>
     <w:p>
@@ -7932,21 +9080,21 @@
           <w:sz w:val="24"/>
           <w:szCs w:val="24"/>
         </w:rPr>
-        <w:t xml:space="preserve">How did you test it?</w:t>
-      </w:r>
-    </w:p>
-    <w:p>
-      <w:pPr>
-        <w:spacing w:after="120" w:before="0"/>
-      </w:pPr>
-      <w:r>
-        <w:rPr>
-          <w:rFonts w:ascii="Calibri" w:cs="Calibri" w:eastAsia="Calibri" w:hAnsi="Calibri"/>
-          <w:color w:val="1A1D21"/>
-          <w:sz w:val="22"/>
-          <w:szCs w:val="22"/>
-        </w:rPr>
-        <w:t xml:space="preserve">Scenario testing (the complaint path end to end, repeated batch numbers, a lot reaching several runs), 106 calculation checks against independently computed values, and 80 filter-context checks that each KPI responds correctly to the filters.</w:t>
+        <w:t xml:space="preserve">Is the complaint real?</w:t>
+      </w:r>
+    </w:p>
+    <w:p>
+      <w:pPr>
+        <w:spacing w:after="120" w:before="0"/>
+      </w:pPr>
+      <w:r>
+        <w:rPr>
+          <w:rFonts w:ascii="Calibri" w:cs="Calibri" w:eastAsia="Calibri" w:hAnsi="Calibri"/>
+          <w:color w:val="1A1D21"/>
+          <w:sz w:val="22"/>
+          <w:szCs w:val="22"/>
+        </w:rPr>
+        <w:t xml:space="preserve">No. 'The bristles are getting off' is a traceability scenario I used to design and test the system. CMP-26-0024 is a record in the demonstration dataset.</w:t>
       </w:r>
     </w:p>
     <w:p>
@@ -7974,6 +9122,216 @@
           <w:sz w:val="24"/>
           <w:szCs w:val="24"/>
         </w:rPr>
+        <w:t xml:space="preserve">Is the data real?</w:t>
+      </w:r>
+    </w:p>
+    <w:p>
+      <w:pPr>
+        <w:spacing w:after="120" w:before="0"/>
+      </w:pPr>
+      <w:r>
+        <w:rPr>
+          <w:rFonts w:ascii="Calibri" w:cs="Calibri" w:eastAsia="Calibri" w:hAnsi="Calibri"/>
+          <w:color w:val="1A1D21"/>
+          <w:sz w:val="22"/>
+          <w:szCs w:val="22"/>
+        </w:rPr>
+        <w:t xml:space="preserve">The only figure from actual plant observation is the line study: 675 effective minutes, 67,500 ideal, about 40,000 actual, 40.7% variance. Everything in the workbook is a demonstration dataset with Amway, Chicco and Dabur modelled as client brand accounts with fictional operational data. It isn't the company's production records.</w:t>
+      </w:r>
+    </w:p>
+    <w:p>
+      <w:pPr>
+        <w:keepNext/>
+        <w:spacing w:after="60" w:before="200"/>
+      </w:pPr>
+      <w:r>
+        <w:rPr>
+          <w:rFonts w:ascii="Calibri" w:cs="Calibri" w:eastAsia="Calibri" w:hAnsi="Calibri"/>
+          <w:b/>
+          <w:bCs/>
+          <w:color w:val="C44A17"/>
+          <w:sz w:val="22"/>
+          <w:szCs w:val="22"/>
+        </w:rPr>
+        <w:t xml:space="preserve">Q23. </w:t>
+      </w:r>
+      <w:r>
+        <w:rPr>
+          <w:rFonts w:ascii="Cambria" w:cs="Cambria" w:eastAsia="Cambria" w:hAnsi="Cambria"/>
+          <w:b/>
+          <w:bCs/>
+          <w:color w:val="1A1D21"/>
+          <w:sz w:val="24"/>
+          <w:szCs w:val="24"/>
+        </w:rPr>
+        <w:t xml:space="preserve">Does the system read the customer's photograph?</w:t>
+      </w:r>
+    </w:p>
+    <w:p>
+      <w:pPr>
+        <w:spacing w:after="120" w:before="0"/>
+      </w:pPr>
+      <w:r>
+        <w:rPr>
+          <w:rFonts w:ascii="Calibri" w:cs="Calibri" w:eastAsia="Calibri" w:hAnsi="Calibri"/>
+          <w:color w:val="1A1D21"/>
+          <w:sz w:val="22"/>
+          <w:szCs w:val="22"/>
+        </w:rPr>
+        <w:t xml:space="preserve">No. There is no image recognition or automatic batch extraction. Reading the four fields from the pack is a human step.</w:t>
+      </w:r>
+    </w:p>
+    <w:p>
+      <w:pPr>
+        <w:keepNext/>
+        <w:spacing w:after="60" w:before="200"/>
+      </w:pPr>
+      <w:r>
+        <w:rPr>
+          <w:rFonts w:ascii="Calibri" w:cs="Calibri" w:eastAsia="Calibri" w:hAnsi="Calibri"/>
+          <w:b/>
+          <w:bCs/>
+          <w:color w:val="C44A17"/>
+          <w:sz w:val="22"/>
+          <w:szCs w:val="22"/>
+        </w:rPr>
+        <w:t xml:space="preserve">Q24. </w:t>
+      </w:r>
+      <w:r>
+        <w:rPr>
+          <w:rFonts w:ascii="Cambria" w:cs="Cambria" w:eastAsia="Cambria" w:hAnsi="Cambria"/>
+          <w:b/>
+          <w:bCs/>
+          <w:color w:val="1A1D21"/>
+          <w:sz w:val="24"/>
+          <w:szCs w:val="24"/>
+        </w:rPr>
+        <w:t xml:space="preserve">What is Master Traceability?</w:t>
+      </w:r>
+    </w:p>
+    <w:p>
+      <w:pPr>
+        <w:spacing w:after="120" w:before="0"/>
+      </w:pPr>
+      <w:r>
+        <w:rPr>
+          <w:rFonts w:ascii="Calibri" w:cs="Calibri" w:eastAsia="Calibri" w:hAnsi="Calibri"/>
+          <w:color w:val="1A1D21"/>
+          <w:sz w:val="22"/>
+          <w:szCs w:val="22"/>
+        </w:rPr>
+        <w:t xml:space="preserve">The calculation-layer sheet with one consolidated row per production run (78 columns): production, handle/material genealogy, QC, dispatch, OEE, and validation and completeness status. Every report looks up this one row, so the Trace Report, Reverse Trace and Complaint Tool can never contradict each other.</w:t>
+      </w:r>
+    </w:p>
+    <w:p>
+      <w:pPr>
+        <w:keepNext/>
+        <w:spacing w:after="60" w:before="200"/>
+      </w:pPr>
+      <w:r>
+        <w:rPr>
+          <w:rFonts w:ascii="Calibri" w:cs="Calibri" w:eastAsia="Calibri" w:hAnsi="Calibri"/>
+          <w:b/>
+          <w:bCs/>
+          <w:color w:val="C44A17"/>
+          <w:sz w:val="22"/>
+          <w:szCs w:val="22"/>
+        </w:rPr>
+        <w:t xml:space="preserve">Q25. </w:t>
+      </w:r>
+      <w:r>
+        <w:rPr>
+          <w:rFonts w:ascii="Cambria" w:cs="Cambria" w:eastAsia="Cambria" w:hAnsi="Cambria"/>
+          <w:b/>
+          <w:bCs/>
+          <w:color w:val="1A1D21"/>
+          <w:sz w:val="24"/>
+          <w:szCs w:val="24"/>
+        </w:rPr>
+        <w:t xml:space="preserve">Why no macros or VBA?</w:t>
+      </w:r>
+    </w:p>
+    <w:p>
+      <w:pPr>
+        <w:spacing w:after="120" w:before="0"/>
+      </w:pPr>
+      <w:r>
+        <w:rPr>
+          <w:rFonts w:ascii="Calibri" w:cs="Calibri" w:eastAsia="Calibri" w:hAnsi="Calibri"/>
+          <w:color w:val="1A1D21"/>
+          <w:sz w:val="22"/>
+          <w:szCs w:val="22"/>
+        </w:rPr>
+        <w:t xml:space="preserve">Macros are often blocked by IT policy, are harder for others to maintain, and hide logic. Formulas, named ranges, data validation and native charts are transparent and auditable by anyone who opens the file.</w:t>
+      </w:r>
+    </w:p>
+    <w:p>
+      <w:pPr>
+        <w:keepNext/>
+        <w:spacing w:after="60" w:before="200"/>
+      </w:pPr>
+      <w:r>
+        <w:rPr>
+          <w:rFonts w:ascii="Calibri" w:cs="Calibri" w:eastAsia="Calibri" w:hAnsi="Calibri"/>
+          <w:b/>
+          <w:bCs/>
+          <w:color w:val="C44A17"/>
+          <w:sz w:val="22"/>
+          <w:szCs w:val="22"/>
+        </w:rPr>
+        <w:t xml:space="preserve">Q26. </w:t>
+      </w:r>
+      <w:r>
+        <w:rPr>
+          <w:rFonts w:ascii="Cambria" w:cs="Cambria" w:eastAsia="Cambria" w:hAnsi="Cambria"/>
+          <w:b/>
+          <w:bCs/>
+          <w:color w:val="1A1D21"/>
+          <w:sz w:val="24"/>
+          <w:szCs w:val="24"/>
+        </w:rPr>
+        <w:t xml:space="preserve">How did you test it?</w:t>
+      </w:r>
+    </w:p>
+    <w:p>
+      <w:pPr>
+        <w:spacing w:after="120" w:before="0"/>
+      </w:pPr>
+      <w:r>
+        <w:rPr>
+          <w:rFonts w:ascii="Calibri" w:cs="Calibri" w:eastAsia="Calibri" w:hAnsi="Calibri"/>
+          <w:color w:val="1A1D21"/>
+          <w:sz w:val="22"/>
+          <w:szCs w:val="22"/>
+        </w:rPr>
+        <w:t xml:space="preserve">Scenario testing (the complaint path end to end, repeated batch numbers, a lot reaching several runs), 106 calculation checks against independently computed values, and 80 filter-context checks that each KPI responds correctly to the filters.</w:t>
+      </w:r>
+    </w:p>
+    <w:p>
+      <w:pPr>
+        <w:keepNext/>
+        <w:spacing w:after="60" w:before="200"/>
+      </w:pPr>
+      <w:r>
+        <w:rPr>
+          <w:rFonts w:ascii="Calibri" w:cs="Calibri" w:eastAsia="Calibri" w:hAnsi="Calibri"/>
+          <w:b/>
+          <w:bCs/>
+          <w:color w:val="C44A17"/>
+          <w:sz w:val="22"/>
+          <w:szCs w:val="22"/>
+        </w:rPr>
+        <w:t xml:space="preserve">Q27. </w:t>
+      </w:r>
+      <w:r>
+        <w:rPr>
+          <w:rFonts w:ascii="Cambria" w:cs="Cambria" w:eastAsia="Cambria" w:hAnsi="Cambria"/>
+          <w:b/>
+          <w:bCs/>
+          <w:color w:val="1A1D21"/>
+          <w:sz w:val="24"/>
+          <w:szCs w:val="24"/>
+        </w:rPr>
         <w:t xml:space="preserve">What's the difference between ERP and MES?</w:t>
       </w:r>
     </w:p>
@@ -8008,7 +9366,7 @@
           <w:sz w:val="36"/>
           <w:szCs w:val="36"/>
         </w:rPr>
-        <w:t xml:space="preserve">5. Slide-by-slide speaker script</w:t>
+        <w:t xml:space="preserve">6. Slide-by-slide speaker script</w:t>
       </w:r>
     </w:p>
     <w:p>
@@ -9324,7 +10682,7 @@
           <w:sz w:val="22"/>
           <w:szCs w:val="22"/>
         </w:rPr>
-        <w:t xml:space="preserve">I did my internship with JHS Svendgaard Laboratories, in the Operations department at their Kala-Amb plant in Himachal Pradesh. JHS is an oral-care manufacturer making toothpaste, toothbrushes and mouthwash, with its corporate office in New Delhi. I spent my time on the floor, understanding how planning, stores, production, QC, packing and dispatch actually work day to day.</w:t>
+        <w:t xml:space="preserve">I did my internship with JHS Svendgaard Laboratories, in the Operations department at their Kala-Amb plant in Himachal Pradesh.  I spent my time on the floor, understanding how planning, stores, production, QC, packing and dispatch actually work day to day.</w:t>
       </w:r>
     </w:p>
     <w:p>
@@ -9470,7 +10828,7 @@
           <w:sz w:val="22"/>
           <w:szCs w:val="22"/>
         </w:rPr>
-        <w:t xml:space="preserve">The first thing I tried to understand was how material physically moves through the plant.</w:t>
+        <w:t xml:space="preserve">Let me tell you briefly who JHS is.</w:t>
       </w:r>
     </w:p>
     <w:p>
@@ -9486,7 +10844,7 @@
           <w:sz w:val="28"/>
           <w:szCs w:val="28"/>
         </w:rPr>
-        <w:t xml:space="preserve">Slide 8  ·  How does material move through the plant?</w:t>
+        <w:t xml:space="preserve">Slide 8  ·  Who is JHS?</w:t>
       </w:r>
     </w:p>
     <w:p>
@@ -9518,7 +10876,7 @@
           <w:sz w:val="22"/>
           <w:szCs w:val="22"/>
         </w:rPr>
-        <w:t xml:space="preserve">This is the flow I mapped. Planning decides what to make. The warehouse receives and issues material. Production converts it, QC checks it, packing packs it, and dispatch sends it out. At every step, someone creates a record. So the plant isn't short of records. But these records were created by different people, in different formats, at different times. They didn't automatically join up into one story you could follow from a complaint back to a machine and a material lot.</w:t>
+        <w:t xml:space="preserve">Briefly, who JHS is. JHS Svendgaard started in 1997 as a toothbrush manufacturer and today makes the full oral-care range. A large part of its business is contract manufacturing: it makes toothpaste, toothbrushes and mouthwash for other brands, in India and abroad, as well as its own. The manufacturing is at Kala-Amb, where I was, and the corporate office is in New Delhi. The three product lines work very differently. Toothpaste runs on high-volume lines: dispensing, blending, homogenisation, then tube filling. A toothbrush is assembled from components: the handle is moulded, bristles are tufted and trimmed, then the cap goes on and it's packed. Mouthwash is a lower-volume, order-based single line. The point for my project is the last line on the slide. When the product carries a client's brand, a complaint is the client's complaint too, so traceability is part of the relationship, not an admin task.</w:t>
       </w:r>
     </w:p>
     <w:p>
@@ -9550,7 +10908,7 @@
           <w:sz w:val="22"/>
           <w:szCs w:val="22"/>
         </w:rPr>
-        <w:t xml:space="preserve">This is where I realised the problem wasn't a lack of data.</w:t>
+        <w:t xml:space="preserve">It sets up why traceability matters commercially, not just operationally, before the panel sees any problem.</w:t>
       </w:r>
     </w:p>
     <w:p>
@@ -9582,7 +10940,7 @@
           <w:sz w:val="22"/>
           <w:szCs w:val="22"/>
         </w:rPr>
-        <w:t xml:space="preserve">Six stages, six records. The link between them is the part that's missing.</w:t>
+        <w:t xml:space="preserve">The toothbrush line, highlighted, is the one the whole case study follows.</w:t>
       </w:r>
     </w:p>
     <w:p>
@@ -9616,21 +10974,51 @@
           <w:sz w:val="22"/>
           <w:szCs w:val="22"/>
         </w:rPr>
-        <w:t xml:space="preserve">How did you map this flow?</w:t>
-      </w:r>
-    </w:p>
-    <w:p>
-      <w:pPr>
-        <w:spacing w:after="120" w:before="0"/>
-      </w:pPr>
-      <w:r>
-        <w:rPr>
-          <w:rFonts w:ascii="Calibri" w:cs="Calibri" w:eastAsia="Calibri" w:hAnsi="Calibri"/>
-          <w:color w:val="1A1D21"/>
-          <w:sz w:val="22"/>
-          <w:szCs w:val="22"/>
-        </w:rPr>
-        <w:t xml:space="preserve">By walking the process, talking to the people in each function, and looking at the registers and formats they actually filled in.</w:t>
+        <w:t xml:space="preserve">Which brands does JHS make for?</w:t>
+      </w:r>
+    </w:p>
+    <w:p>
+      <w:pPr>
+        <w:spacing w:after="120" w:before="0"/>
+      </w:pPr>
+      <w:r>
+        <w:rPr>
+          <w:rFonts w:ascii="Calibri" w:cs="Calibri" w:eastAsia="Calibri" w:hAnsi="Calibri"/>
+          <w:color w:val="1A1D21"/>
+          <w:sz w:val="22"/>
+          <w:szCs w:val="22"/>
+        </w:rPr>
+        <w:t xml:space="preserve">Publicly, the company names clients such as Amway India and Dabur India in the domestic market. In my workbook, Amway, Chicco and Dabur are modelled as client accounts, but with fictional data.</w:t>
+      </w:r>
+    </w:p>
+    <w:p>
+      <w:pPr>
+        <w:spacing w:after="40" w:before="0"/>
+      </w:pPr>
+      <w:r>
+        <w:rPr>
+          <w:rFonts w:ascii="Calibri" w:cs="Calibri" w:eastAsia="Calibri" w:hAnsi="Calibri"/>
+          <w:b/>
+          <w:bCs/>
+          <w:color w:val="1A1D21"/>
+          <w:sz w:val="22"/>
+          <w:szCs w:val="22"/>
+        </w:rPr>
+        <w:t xml:space="preserve">Why does contract manufacturing make traceability more important?</w:t>
+      </w:r>
+    </w:p>
+    <w:p>
+      <w:pPr>
+        <w:spacing w:after="120" w:before="0"/>
+      </w:pPr>
+      <w:r>
+        <w:rPr>
+          <w:rFonts w:ascii="Calibri" w:cs="Calibri" w:eastAsia="Calibri" w:hAnsi="Calibri"/>
+          <w:color w:val="1A1D21"/>
+          <w:sz w:val="22"/>
+          <w:szCs w:val="22"/>
+        </w:rPr>
+        <w:t xml:space="preserve">Because the brand owner answers to the consumer. If a pack is complained about, the client will expect the manufacturer to identify the run, the materials and the QC record quickly, and to scope any recall precisely.</w:t>
       </w:r>
     </w:p>
     <w:p>
@@ -9664,7 +11052,7 @@
           <w:sz w:val="22"/>
           <w:szCs w:val="22"/>
         </w:rPr>
-        <w:t xml:space="preserve">During the induction I spent time in three plants in particular, and each one changed what the system had to do.</w:t>
+        <w:t xml:space="preserve">Here's what that looks like on the ground.</w:t>
       </w:r>
     </w:p>
     <w:p>
@@ -9680,7 +11068,7 @@
           <w:sz w:val="28"/>
           <w:szCs w:val="28"/>
         </w:rPr>
-        <w:t xml:space="preserve">Slide 9  ·  What did the plant teach me about the system?</w:t>
+        <w:t xml:space="preserve">Slide 9  ·  What does it look like on the ground?</w:t>
       </w:r>
     </w:p>
     <w:p>
@@ -9712,7 +11100,7 @@
           <w:sz w:val="22"/>
           <w:szCs w:val="22"/>
         </w:rPr>
-        <w:t xml:space="preserve">This slide is the one the design rests on. My exposure was observational: I was there to understand where information is created, not to run equipment. In the paste plant, I saw that material gets a traceable identity at the weighbridge and keeps it through quarantine, sampling and release. I also saw that QC testing and QA release are two different decisions, recorded separately. In moulding, the brush first gets its identity at the handle lot, and one moulding lot feeds up to three assembly runs. That's why reverse traceability matters. And in tufting, bristle retention is decided at the anchoring operation, which is exactly what our complaint is about. The right-hand column is the point: each observation became a specific requirement for the system.</w:t>
+        <w:t xml:space="preserve">These are photographs from the plant. On the left is the yard between production blocks, where material moves between stores, production and dispatch all day. Top right is a tube filling line in the paste plant: empty tubes come in from the hopper, then get filled, coded and sealed. Bottom right is the Kala-Amb industrial belt from the roof. Every one of these operations creates records: what was run, what material was used, what was rejected, when the machine stopped.</w:t>
       </w:r>
     </w:p>
     <w:p>
@@ -9744,7 +11132,7 @@
           <w:sz w:val="22"/>
           <w:szCs w:val="22"/>
         </w:rPr>
-        <w:t xml:space="preserve">It shows the design came from the floor, not from a template.</w:t>
+        <w:t xml:space="preserve">It shows the panel I was physically on the floor, and that the system is built around real operations.</w:t>
       </w:r>
     </w:p>
     <w:p>
@@ -9776,7 +11164,7 @@
           <w:sz w:val="22"/>
           <w:szCs w:val="22"/>
         </w:rPr>
-        <w:t xml:space="preserve">Row 03. The complaint from the opening slide leads straight here.</w:t>
+        <w:t xml:space="preserve">The scale: several blocks, several lines and several shifts. Connecting the information by hand is slow.</w:t>
       </w:r>
     </w:p>
     <w:p>
@@ -9810,51 +11198,21 @@
           <w:sz w:val="22"/>
           <w:szCs w:val="22"/>
         </w:rPr>
-        <w:t xml:space="preserve">Did you work on the machines?</w:t>
-      </w:r>
-    </w:p>
-    <w:p>
-      <w:pPr>
-        <w:spacing w:after="120" w:before="0"/>
-      </w:pPr>
-      <w:r>
-        <w:rPr>
-          <w:rFonts w:ascii="Calibri" w:cs="Calibri" w:eastAsia="Calibri" w:hAnsi="Calibri"/>
-          <w:color w:val="1A1D21"/>
-          <w:sz w:val="22"/>
-          <w:szCs w:val="22"/>
-        </w:rPr>
-        <w:t xml:space="preserve">No, the exposure was observational. I studied the process and the records each stage creates.</w:t>
-      </w:r>
-    </w:p>
-    <w:p>
-      <w:pPr>
-        <w:spacing w:after="40" w:before="0"/>
-      </w:pPr>
-      <w:r>
-        <w:rPr>
-          <w:rFonts w:ascii="Calibri" w:cs="Calibri" w:eastAsia="Calibri" w:hAnsi="Calibri"/>
-          <w:b/>
-          <w:bCs/>
-          <w:color w:val="1A1D21"/>
-          <w:sz w:val="22"/>
-          <w:szCs w:val="22"/>
-        </w:rPr>
-        <w:t xml:space="preserve">What's the difference between QC and QA?</w:t>
-      </w:r>
-    </w:p>
-    <w:p>
-      <w:pPr>
-        <w:spacing w:after="120" w:before="0"/>
-      </w:pPr>
-      <w:r>
-        <w:rPr>
-          <w:rFonts w:ascii="Calibri" w:cs="Calibri" w:eastAsia="Calibri" w:hAnsi="Calibri"/>
-          <w:color w:val="1A1D21"/>
-          <w:sz w:val="22"/>
-          <w:szCs w:val="22"/>
-        </w:rPr>
-        <w:t xml:space="preserve">QC tests the material or product against specifications. QA decides whether the batch is released. They're different decisions, made by different people, and recorded separately, so the MES keeps them as separate fields.</w:t>
+        <w:t xml:space="preserve">Was the MES deployed on these lines?</w:t>
+      </w:r>
+    </w:p>
+    <w:p>
+      <w:pPr>
+        <w:spacing w:after="120" w:before="0"/>
+      </w:pPr>
+      <w:r>
+        <w:rPr>
+          <w:rFonts w:ascii="Calibri" w:cs="Calibri" w:eastAsia="Calibri" w:hAnsi="Calibri"/>
+          <w:color w:val="1A1D21"/>
+          <w:sz w:val="22"/>
+          <w:szCs w:val="22"/>
+        </w:rPr>
+        <w:t xml:space="preserve">No. It's a working prototype built on the plant's process and record structure, and populated with a demonstration dataset, not the company's production records. Live deployment would be the next step.</w:t>
       </w:r>
     </w:p>
     <w:p>
@@ -9888,7 +11246,7 @@
           <w:sz w:val="22"/>
           <w:szCs w:val="22"/>
         </w:rPr>
-        <w:t xml:space="preserve">Here's what that looks like on the ground.</w:t>
+        <w:t xml:space="preserve">So how did I spend my seven weeks there?</w:t>
       </w:r>
     </w:p>
     <w:p>
@@ -9904,7 +11262,7 @@
           <w:sz w:val="28"/>
           <w:szCs w:val="28"/>
         </w:rPr>
-        <w:t xml:space="preserve">Slide 10  ·  What does it look like on the ground?</w:t>
+        <w:t xml:space="preserve">Slide 10  ·  How did I spend seven weeks there?</w:t>
       </w:r>
     </w:p>
     <w:p>
@@ -9936,7 +11294,7 @@
           <w:sz w:val="22"/>
           <w:szCs w:val="22"/>
         </w:rPr>
-        <w:t xml:space="preserve">These are photographs from the plant. On the left is the yard between production blocks, where material moves between stores, production and dispatch all day. Top right is a tube filling line in the paste plant: empty tubes come in from the hopper, then get filled, coded and sealed. Bottom right is the Kala-Amb industrial belt from the roof. Every one of these operations creates records: what was run, what material was used, what was rejected, when the machine stopped.</w:t>
+        <w:t xml:space="preserve">This is how the seven weeks were spent, from the first of June to the seventeenth of July. It started with a structured plant induction: supply chain, inbound and warehouse, the quality labs, and the paste, moulding and tufting plants. Then I observed one full operating cycle on the main toothpaste line. From that came the problem definition, then the build, then testing and refinement. I want you to notice the order: exposure first, project second. The brief was broad when I arrived. It only took its final shape once I understood how information moves through the plant. My external guide was Mr. Paramveer Singh, and my internal guide was Dr. Vineet Tiwari.</w:t>
       </w:r>
     </w:p>
     <w:p>
@@ -9968,7 +11326,7 @@
           <w:sz w:val="22"/>
           <w:szCs w:val="22"/>
         </w:rPr>
-        <w:t xml:space="preserve">It shows the panel I was physically on the floor, and that the system is built around real operations.</w:t>
+        <w:t xml:space="preserve">It shows the project came out of the plant, not the other way round. It also answers "what did you actually do all day?" before anyone asks.</w:t>
       </w:r>
     </w:p>
     <w:p>
@@ -10000,7 +11358,7 @@
           <w:sz w:val="22"/>
           <w:szCs w:val="22"/>
         </w:rPr>
-        <w:t xml:space="preserve">The scale: several blocks, several lines and several shifts. Connecting the information by hand is slow.</w:t>
+        <w:t xml:space="preserve">The first bar, the induction, is highlighted. Everything else depended on it.</w:t>
       </w:r>
     </w:p>
     <w:p>
@@ -10034,21 +11392,51 @@
           <w:sz w:val="22"/>
           <w:szCs w:val="22"/>
         </w:rPr>
-        <w:t xml:space="preserve">Was the MES deployed on these lines?</w:t>
-      </w:r>
-    </w:p>
-    <w:p>
-      <w:pPr>
-        <w:spacing w:after="120" w:before="0"/>
-      </w:pPr>
-      <w:r>
-        <w:rPr>
-          <w:rFonts w:ascii="Calibri" w:cs="Calibri" w:eastAsia="Calibri" w:hAnsi="Calibri"/>
-          <w:color w:val="1A1D21"/>
-          <w:sz w:val="22"/>
-          <w:szCs w:val="22"/>
-        </w:rPr>
-        <w:t xml:space="preserve">No. It's a working prototype built on the plant's process and record structure, and populated with a demonstration dataset, not the company's production records. Live deployment would be the next step.</w:t>
+        <w:t xml:space="preserve">How much time did the induction take?</w:t>
+      </w:r>
+    </w:p>
+    <w:p>
+      <w:pPr>
+        <w:spacing w:after="120" w:before="0"/>
+      </w:pPr>
+      <w:r>
+        <w:rPr>
+          <w:rFonts w:ascii="Calibri" w:cs="Calibri" w:eastAsia="Calibri" w:hAnsi="Calibri"/>
+          <w:color w:val="1A1D21"/>
+          <w:sz w:val="22"/>
+          <w:szCs w:val="22"/>
+        </w:rPr>
+        <w:t xml:space="preserve">It was the first part of the internship. I haven't put exact weeks on the slide because the phases overlapped. For example, I kept going back to the floor while building.</w:t>
+      </w:r>
+    </w:p>
+    <w:p>
+      <w:pPr>
+        <w:spacing w:after="40" w:before="0"/>
+      </w:pPr>
+      <w:r>
+        <w:rPr>
+          <w:rFonts w:ascii="Calibri" w:cs="Calibri" w:eastAsia="Calibri" w:hAnsi="Calibri"/>
+          <w:b/>
+          <w:bCs/>
+          <w:color w:val="1A1D21"/>
+          <w:sz w:val="22"/>
+          <w:szCs w:val="22"/>
+        </w:rPr>
+        <w:t xml:space="preserve">Was the MES your assigned project from day one?</w:t>
+      </w:r>
+    </w:p>
+    <w:p>
+      <w:pPr>
+        <w:spacing w:after="120" w:before="0"/>
+      </w:pPr>
+      <w:r>
+        <w:rPr>
+          <w:rFonts w:ascii="Calibri" w:cs="Calibri" w:eastAsia="Calibri" w:hAnsi="Calibri"/>
+          <w:color w:val="1A1D21"/>
+          <w:sz w:val="22"/>
+          <w:szCs w:val="22"/>
+        </w:rPr>
+        <w:t xml:space="preserve">No. The brief was broad: understand how the plant operates and how information moves, then translate that into a working digital system. The MES took shape after the induction and the line study.</w:t>
       </w:r>
     </w:p>
     <w:p>
@@ -10082,7 +11470,7 @@
           <w:sz w:val="22"/>
           <w:szCs w:val="22"/>
         </w:rPr>
-        <w:t xml:space="preserve">And spending time here is what led me to the real finding.</w:t>
+        <w:t xml:space="preserve">The induction came first, and it taught me things I didn't expect.</w:t>
       </w:r>
     </w:p>
     <w:p>
@@ -10098,7 +11486,7 @@
           <w:sz w:val="28"/>
           <w:szCs w:val="28"/>
         </w:rPr>
-        <w:t xml:space="preserve">Slide 11  ·  The plant had the data</w:t>
+        <w:t xml:space="preserve">Slide 11  ·  What did the induction teach me before the project began?</w:t>
       </w:r>
     </w:p>
     <w:p>
@@ -10130,7 +11518,7 @@
           <w:sz w:val="22"/>
           <w:szCs w:val="22"/>
         </w:rPr>
-        <w:t xml:space="preserve">This was the most important thing I learned in the first few weeks. The plant had the data. The problem was how the data was connected. I went in expecting to find missing information. What I actually found was information that existed but lived in separate places and couldn't easily be joined.</w:t>
+        <w:t xml:space="preserve">Before the project had a shape, the induction taught me how the functions around production work. In planning and procurement, planning and buying are deliberately kept separate: the plan says what's needed, procurement decides how to get it. At the inbound gate, a material gets its traceable identity before it's allowed into storage: it's verified, weighed, quarantined, sampled and labelled. In the QC lab, I learned that testing a material and releasing a batch are two different decisions, recorded separately. In QA, line clearance is graded, A and B, and a retained sample of every batch is kept through expiry, so a complaint months later can be checked against physical evidence. And the plant already measures its own losses through OEE and TPM. The common thread, and probably the most useful thing I learned there: every record exists because some later activity is going to need it.</w:t>
       </w:r>
     </w:p>
     <w:p>
@@ -10162,7 +11550,7 @@
           <w:sz w:val="22"/>
           <w:szCs w:val="22"/>
         </w:rPr>
-        <w:t xml:space="preserve">It changes the solution completely. If data is missing, you collect more. If it's disconnected, you need structure: keys, relationships and a consistent flow.</w:t>
+        <w:t xml:space="preserve">This is manufacturing knowledge I didn't have before the internship, and each point later shaped a specific part of the system.</w:t>
       </w:r>
     </w:p>
     <w:p>
@@ -10194,7 +11582,7 @@
           <w:sz w:val="22"/>
           <w:szCs w:val="22"/>
         </w:rPr>
-        <w:t xml:space="preserve">This single sentence reframes the whole project.</w:t>
+        <w:t xml:space="preserve">The orange line at the bottom of each card. That's where the learning ended up in the MES.</w:t>
       </w:r>
     </w:p>
     <w:p>
@@ -10228,21 +11616,111 @@
           <w:sz w:val="22"/>
           <w:szCs w:val="22"/>
         </w:rPr>
-        <w:t xml:space="preserve">Isn't this true of most plants?</w:t>
-      </w:r>
-    </w:p>
-    <w:p>
-      <w:pPr>
-        <w:spacing w:after="120" w:before="0"/>
-      </w:pPr>
-      <w:r>
-        <w:rPr>
-          <w:rFonts w:ascii="Calibri" w:cs="Calibri" w:eastAsia="Calibri" w:hAnsi="Calibri"/>
-          <w:color w:val="1A1D21"/>
-          <w:sz w:val="22"/>
-          <w:szCs w:val="22"/>
-        </w:rPr>
-        <w:t xml:space="preserve">Yes, and that's why it matters. It's a very common problem in plants that run on registers and spreadsheets. The fix isn't more data entry. It's connecting what already exists.</w:t>
+        <w:t xml:space="preserve">What's the difference between QC and QA?</w:t>
+      </w:r>
+    </w:p>
+    <w:p>
+      <w:pPr>
+        <w:spacing w:after="120" w:before="0"/>
+      </w:pPr>
+      <w:r>
+        <w:rPr>
+          <w:rFonts w:ascii="Calibri" w:cs="Calibri" w:eastAsia="Calibri" w:hAnsi="Calibri"/>
+          <w:color w:val="1A1D21"/>
+          <w:sz w:val="22"/>
+          <w:szCs w:val="22"/>
+        </w:rPr>
+        <w:t xml:space="preserve">QC tests: it checks a material or product against specification and records the result. QA decides: it reviews the batch record, line clearance and QC results, and releases or holds the batch. They're separate decisions, so the MES keeps QC status and release status as separate fields.</w:t>
+      </w:r>
+    </w:p>
+    <w:p>
+      <w:pPr>
+        <w:spacing w:after="40" w:before="0"/>
+      </w:pPr>
+      <w:r>
+        <w:rPr>
+          <w:rFonts w:ascii="Calibri" w:cs="Calibri" w:eastAsia="Calibri" w:hAnsi="Calibri"/>
+          <w:b/>
+          <w:bCs/>
+          <w:color w:val="1A1D21"/>
+          <w:sz w:val="22"/>
+          <w:szCs w:val="22"/>
+        </w:rPr>
+        <w:t xml:space="preserve">What is line clearance?</w:t>
+      </w:r>
+    </w:p>
+    <w:p>
+      <w:pPr>
+        <w:spacing w:after="120" w:before="0"/>
+      </w:pPr>
+      <w:r>
+        <w:rPr>
+          <w:rFonts w:ascii="Calibri" w:cs="Calibri" w:eastAsia="Calibri" w:hAnsi="Calibri"/>
+          <w:color w:val="1A1D21"/>
+          <w:sz w:val="22"/>
+          <w:szCs w:val="22"/>
+        </w:rPr>
+        <w:t xml:space="preserve">Before a new batch starts, the line is checked and cleared of the previous product's materials, labels and documents, so nothing gets mixed up. At JHS it's graded into A and B levels. (Explain the A/B criteria as the plant's SOP defines them.)</w:t>
+      </w:r>
+    </w:p>
+    <w:p>
+      <w:pPr>
+        <w:spacing w:after="40" w:before="0"/>
+      </w:pPr>
+      <w:r>
+        <w:rPr>
+          <w:rFonts w:ascii="Calibri" w:cs="Calibri" w:eastAsia="Calibri" w:hAnsi="Calibri"/>
+          <w:b/>
+          <w:bCs/>
+          <w:color w:val="1A1D21"/>
+          <w:sz w:val="22"/>
+          <w:szCs w:val="22"/>
+        </w:rPr>
+        <w:t xml:space="preserve">Why keep a retained sample?</w:t>
+      </w:r>
+    </w:p>
+    <w:p>
+      <w:pPr>
+        <w:spacing w:after="120" w:before="0"/>
+      </w:pPr>
+      <w:r>
+        <w:rPr>
+          <w:rFonts w:ascii="Calibri" w:cs="Calibri" w:eastAsia="Calibri" w:hAnsi="Calibri"/>
+          <w:color w:val="1A1D21"/>
+          <w:sz w:val="22"/>
+          <w:szCs w:val="22"/>
+        </w:rPr>
+        <w:t xml:space="preserve">So that if a complaint arrives months later, QA can test the same batch against what the customer reports. It's physical evidence to go with the records.</w:t>
+      </w:r>
+    </w:p>
+    <w:p>
+      <w:pPr>
+        <w:spacing w:after="40" w:before="0"/>
+      </w:pPr>
+      <w:r>
+        <w:rPr>
+          <w:rFonts w:ascii="Calibri" w:cs="Calibri" w:eastAsia="Calibri" w:hAnsi="Calibri"/>
+          <w:b/>
+          <w:bCs/>
+          <w:color w:val="1A1D21"/>
+          <w:sz w:val="22"/>
+          <w:szCs w:val="22"/>
+        </w:rPr>
+        <w:t xml:space="preserve">What is TPM?</w:t>
+      </w:r>
+    </w:p>
+    <w:p>
+      <w:pPr>
+        <w:spacing w:after="120" w:before="0"/>
+      </w:pPr>
+      <w:r>
+        <w:rPr>
+          <w:rFonts w:ascii="Calibri" w:cs="Calibri" w:eastAsia="Calibri" w:hAnsi="Calibri"/>
+          <w:color w:val="1A1D21"/>
+          <w:sz w:val="22"/>
+          <w:szCs w:val="22"/>
+        </w:rPr>
+        <w:t xml:space="preserve">Total Productive Maintenance: an approach where operators and maintenance work together to prevent losses, such as breakdowns, minor stops and speed loss, rather than only fixing failures. OEE is the measure it uses.</w:t>
       </w:r>
     </w:p>
     <w:p>
@@ -10276,7 +11754,7 @@
           <w:sz w:val="22"/>
           <w:szCs w:val="22"/>
         </w:rPr>
-        <w:t xml:space="preserve">Let me show you what "disconnected" actually meant in practice.</w:t>
+        <w:t xml:space="preserve">Then came the three plants, where the product is actually made.</w:t>
       </w:r>
     </w:p>
     <w:p>
@@ -10292,7 +11770,7 @@
           <w:sz w:val="28"/>
           <w:szCs w:val="28"/>
         </w:rPr>
-        <w:t xml:space="preserve">Slide 12  ·  Where was the information, and why was it slow to use?</w:t>
+        <w:t xml:space="preserve">Slide 12  ·  What did the plant teach me about the system?</w:t>
       </w:r>
     </w:p>
     <w:p>
@@ -10324,7 +11802,7 @@
           <w:sz w:val="22"/>
           <w:szCs w:val="22"/>
         </w:rPr>
-        <w:t xml:space="preserve">These are the five kinds of record I kept coming back to: production, quality, material, downtime and dispatch. Each one made sense on its own. But to answer a question that crosses them, like our complaint, someone has to search each register manually, then consolidate what they find, usually by hand. That delays the investigation, and it means management only sees the full picture when someone has done that work. So the issue was structural. There was no common key and no automatic link between the registers.</w:t>
+        <w:t xml:space="preserve">Then the three plants. This slide is the one the design rests on. My exposure was observational: I was there to understand where information is created, not to run equipment. In the paste plant, I saw that material gets a traceable identity at the weighbridge and keeps it through quarantine, sampling and release. I also saw that QC testing and QA release are two different decisions, recorded separately. In moulding, the brush first gets its identity at the handle lot, and one moulding lot feeds up to three assembly runs. That's why reverse traceability matters. And in tufting, bristle retention is decided at the anchoring operation, which is exactly what our complaint is about. The right-hand column is the point: each observation became a specific requirement for the system.</w:t>
       </w:r>
     </w:p>
     <w:p>
@@ -10356,7 +11834,7 @@
           <w:sz w:val="22"/>
           <w:szCs w:val="22"/>
         </w:rPr>
-        <w:t xml:space="preserve">This defines what the MES must fix: a shared key and connected flows, not just a nicer report.</w:t>
+        <w:t xml:space="preserve">It shows the design came from the floor, not from a template.</w:t>
       </w:r>
     </w:p>
     <w:p>
@@ -10388,7 +11866,7 @@
           <w:sz w:val="22"/>
           <w:szCs w:val="22"/>
         </w:rPr>
-        <w:t xml:space="preserve">The registers are deliberately drawn scattered, with nothing joining them. That's the problem in one picture.</w:t>
+        <w:t xml:space="preserve">Row 03. The complaint from the opening slide leads straight here.</w:t>
       </w:r>
     </w:p>
     <w:p>
@@ -10422,21 +11900,21 @@
           <w:sz w:val="22"/>
           <w:szCs w:val="22"/>
         </w:rPr>
-        <w:t xml:space="preserve">Were these registers on paper or in Excel?</w:t>
-      </w:r>
-    </w:p>
-    <w:p>
-      <w:pPr>
-        <w:spacing w:after="120" w:before="0"/>
-      </w:pPr>
-      <w:r>
-        <w:rPr>
-          <w:rFonts w:ascii="Calibri" w:cs="Calibri" w:eastAsia="Calibri" w:hAnsi="Calibri"/>
-          <w:color w:val="1A1D21"/>
-          <w:sz w:val="22"/>
-          <w:szCs w:val="22"/>
-        </w:rPr>
-        <w:t xml:space="preserve">Both. Each function kept its own departmental register or spreadsheet. The records were generally accurate. The issue was that they weren't connected to each other.</w:t>
+        <w:t xml:space="preserve">Did you work on the machines?</w:t>
+      </w:r>
+    </w:p>
+    <w:p>
+      <w:pPr>
+        <w:spacing w:after="120" w:before="0"/>
+      </w:pPr>
+      <w:r>
+        <w:rPr>
+          <w:rFonts w:ascii="Calibri" w:cs="Calibri" w:eastAsia="Calibri" w:hAnsi="Calibri"/>
+          <w:color w:val="1A1D21"/>
+          <w:sz w:val="22"/>
+          <w:szCs w:val="22"/>
+        </w:rPr>
+        <w:t xml:space="preserve">No, the exposure was observational. I studied the process and the records each stage creates.</w:t>
       </w:r>
     </w:p>
     <w:p>
@@ -10452,21 +11930,21 @@
           <w:sz w:val="22"/>
           <w:szCs w:val="22"/>
         </w:rPr>
-        <w:t xml:space="preserve">Did you measure how long an investigation took?</w:t>
-      </w:r>
-    </w:p>
-    <w:p>
-      <w:pPr>
-        <w:spacing w:after="120" w:before="0"/>
-      </w:pPr>
-      <w:r>
-        <w:rPr>
-          <w:rFonts w:ascii="Calibri" w:cs="Calibri" w:eastAsia="Calibri" w:hAnsi="Calibri"/>
-          <w:color w:val="1A1D21"/>
-          <w:sz w:val="22"/>
-          <w:szCs w:val="22"/>
-        </w:rPr>
-        <w:t xml:space="preserve">No, I didn't formally time it, so I won't put a number on it. What I observed was the number of steps and hand-offs involved.</w:t>
+        <w:t xml:space="preserve">What's the difference between QC and QA?</w:t>
+      </w:r>
+    </w:p>
+    <w:p>
+      <w:pPr>
+        <w:spacing w:after="120" w:before="0"/>
+      </w:pPr>
+      <w:r>
+        <w:rPr>
+          <w:rFonts w:ascii="Calibri" w:cs="Calibri" w:eastAsia="Calibri" w:hAnsi="Calibri"/>
+          <w:color w:val="1A1D21"/>
+          <w:sz w:val="22"/>
+          <w:szCs w:val="22"/>
+        </w:rPr>
+        <w:t xml:space="preserve">QC tests the material or product against specifications. QA decides whether the batch is released. They're different decisions, made by different people, and recorded separately, so the MES keeps them as separate fields.</w:t>
       </w:r>
     </w:p>
     <w:p>
@@ -10500,7 +11978,7 @@
           <w:sz w:val="22"/>
           <w:szCs w:val="22"/>
         </w:rPr>
-        <w:t xml:space="preserve">Alongside this, I did a line study, and that gave me a second, more measurable view of the same problem.</w:t>
+        <w:t xml:space="preserve">Put together, this is how material moves through the plant.</w:t>
       </w:r>
     </w:p>
     <w:p>
@@ -10516,7 +11994,7 @@
           <w:sz w:val="28"/>
           <w:szCs w:val="28"/>
         </w:rPr>
-        <w:t xml:space="preserve">Slide 13  ·  What did twelve hours on one line show me?</w:t>
+        <w:t xml:space="preserve">Slide 13  ·  How does material move through the plant?</w:t>
       </w:r>
     </w:p>
     <w:p>
@@ -10548,7 +12026,7 @@
           <w:sz w:val="22"/>
           <w:szCs w:val="22"/>
         </w:rPr>
-        <w:t xml:space="preserve">During the plant induction, I observed one full operating cycle on the main toothpaste line. This is the one figure in the presentation that comes from actual plant observation rather than the demonstration dataset. Two shifts give 720 available minutes. Take away a 30-minute lunch and a 15-minute tea break, and you have 675 effective minutes. At the line's rated speed of 100 units a minute, the ideal is 67,500 units. That's the benchmark: every available minute, at full speed, with no rejects.</w:t>
+        <w:t xml:space="preserve">This is the flow I mapped. Planning decides what to make. The warehouse receives and issues material. Production converts it, QC checks it, packing packs it, and dispatch sends it out. At every step, someone creates a record. So the plant isn't short of records. But these records were created by different people, in different formats, at different times. They didn't automatically join up into one story you could follow from a complaint back to a machine and a material lot.</w:t>
       </w:r>
     </w:p>
     <w:p>
@@ -10580,7 +12058,7 @@
           <w:sz w:val="22"/>
           <w:szCs w:val="22"/>
         </w:rPr>
-        <w:t xml:space="preserve">It gives a concrete, measurable baseline, and it separates planned time, which isn't a loss, from actual loss.</w:t>
+        <w:t xml:space="preserve">This is where I realised the problem wasn't a lack of data.</w:t>
       </w:r>
     </w:p>
     <w:p>
@@ -10612,7 +12090,7 @@
           <w:sz w:val="22"/>
           <w:szCs w:val="22"/>
         </w:rPr>
-        <w:t xml:space="preserve">Planned breaks are removed before calculating the ideal, so the benchmark is fair to the line.</w:t>
+        <w:t xml:space="preserve">Six stages, six records. The link between them is the part that's missing.</w:t>
       </w:r>
     </w:p>
     <w:p>
@@ -10646,81 +12124,21 @@
           <w:sz w:val="22"/>
           <w:szCs w:val="22"/>
         </w:rPr>
-        <w:t xml:space="preserve">Where did 100 units per minute come from?</w:t>
-      </w:r>
-    </w:p>
-    <w:p>
-      <w:pPr>
-        <w:spacing w:after="120" w:before="0"/>
-      </w:pPr>
-      <w:r>
-        <w:rPr>
-          <w:rFonts w:ascii="Calibri" w:cs="Calibri" w:eastAsia="Calibri" w:hAnsi="Calibri"/>
-          <w:color w:val="1A1D21"/>
-          <w:sz w:val="22"/>
-          <w:szCs w:val="22"/>
-        </w:rPr>
-        <w:t xml:space="preserve">It's the rated speed of that line. In the MES, the equivalent figure is the ideal speed held in the machine master, not typed on each production record.</w:t>
-      </w:r>
-    </w:p>
-    <w:p>
-      <w:pPr>
-        <w:spacing w:after="40" w:before="0"/>
-      </w:pPr>
-      <w:r>
-        <w:rPr>
-          <w:rFonts w:ascii="Calibri" w:cs="Calibri" w:eastAsia="Calibri" w:hAnsi="Calibri"/>
-          <w:b/>
-          <w:bCs/>
-          <w:color w:val="1A1D21"/>
-          <w:sz w:val="22"/>
-          <w:szCs w:val="22"/>
-        </w:rPr>
-        <w:t xml:space="preserve">Why exclude breaks?</w:t>
-      </w:r>
-    </w:p>
-    <w:p>
-      <w:pPr>
-        <w:spacing w:after="120" w:before="0"/>
-      </w:pPr>
-      <w:r>
-        <w:rPr>
-          <w:rFonts w:ascii="Calibri" w:cs="Calibri" w:eastAsia="Calibri" w:hAnsi="Calibri"/>
-          <w:color w:val="1A1D21"/>
-          <w:sz w:val="22"/>
-          <w:szCs w:val="22"/>
-        </w:rPr>
-        <w:t xml:space="preserve">Because they're planned. Loss is measured against the time the line was meant to run, so planned breaks aren't counted as downtime.</w:t>
-      </w:r>
-    </w:p>
-    <w:p>
-      <w:pPr>
-        <w:spacing w:after="40" w:before="0"/>
-      </w:pPr>
-      <w:r>
-        <w:rPr>
-          <w:rFonts w:ascii="Calibri" w:cs="Calibri" w:eastAsia="Calibri" w:hAnsi="Calibri"/>
-          <w:b/>
-          <w:bCs/>
-          <w:color w:val="1A1D21"/>
-          <w:sz w:val="22"/>
-          <w:szCs w:val="22"/>
-        </w:rPr>
-        <w:t xml:space="preserve">Is one cycle enough?</w:t>
-      </w:r>
-    </w:p>
-    <w:p>
-      <w:pPr>
-        <w:spacing w:after="120" w:before="0"/>
-      </w:pPr>
-      <w:r>
-        <w:rPr>
-          <w:rFonts w:ascii="Calibri" w:cs="Calibri" w:eastAsia="Calibri" w:hAnsi="Calibri"/>
-          <w:color w:val="1A1D21"/>
-          <w:sz w:val="22"/>
-          <w:szCs w:val="22"/>
-        </w:rPr>
-        <w:t xml:space="preserve">Not for a performance conclusion, and I don't draw one. It was enough to show me the problem: working out the gap was simple, but explaining it wasn't.</w:t>
+        <w:t xml:space="preserve">How did you map this flow?</w:t>
+      </w:r>
+    </w:p>
+    <w:p>
+      <w:pPr>
+        <w:spacing w:after="120" w:before="0"/>
+      </w:pPr>
+      <w:r>
+        <w:rPr>
+          <w:rFonts w:ascii="Calibri" w:cs="Calibri" w:eastAsia="Calibri" w:hAnsi="Calibri"/>
+          <w:color w:val="1A1D21"/>
+          <w:sz w:val="22"/>
+          <w:szCs w:val="22"/>
+        </w:rPr>
+        <w:t xml:space="preserve">By walking the process, talking to the people in each function, and looking at the registers and formats they actually filled in.</w:t>
       </w:r>
     </w:p>
     <w:p>
@@ -10754,7 +12172,7 @@
           <w:sz w:val="22"/>
           <w:szCs w:val="22"/>
         </w:rPr>
-        <w:t xml:space="preserve">So what did the line actually produce?</w:t>
+        <w:t xml:space="preserve">And that's what led me to the real finding.</w:t>
       </w:r>
     </w:p>
     <w:p>
@@ -10770,7 +12188,7 @@
           <w:sz w:val="28"/>
           <w:szCs w:val="28"/>
         </w:rPr>
-        <w:t xml:space="preserve">Slide 14  ·  So where did 27,500 units go?</w:t>
+        <w:t xml:space="preserve">Slide 14  ·  The plant had the data</w:t>
       </w:r>
     </w:p>
     <w:p>
@@ -10802,7 +12220,7 @@
           <w:sz w:val="22"/>
           <w:szCs w:val="22"/>
         </w:rPr>
-        <w:t xml:space="preserve">The line actually produced around 40,000 units. That's a gap of about 27,500 units, or roughly 40.7% below the ideal. I want to be careful here: this is one line on one shift that I observed. It's not a statement about JHS's overall performance. What interested me more was that this single number doesn't tell you why. Did the machine stop? Did it run slowly? Were units rejected? Without connected records, you can't split the gap.</w:t>
+        <w:t xml:space="preserve">This was the most important thing I learned in the first few weeks. The plant had the data. The problem was how the data was connected. I went in expecting to find missing information. What I actually found was information that existed but lived in separate places and couldn't easily be joined.</w:t>
       </w:r>
     </w:p>
     <w:p>
@@ -10834,7 +12252,7 @@
           <w:sz w:val="22"/>
           <w:szCs w:val="22"/>
         </w:rPr>
-        <w:t xml:space="preserve">This is the operational version of the same problem. The data exists, but it isn't structured to explain the loss.</w:t>
+        <w:t xml:space="preserve">It changes the solution completely. If data is missing, you collect more. If it's disconnected, you need structure: keys, relationships and a consistent flow.</w:t>
       </w:r>
     </w:p>
     <w:p>
@@ -10866,7 +12284,7 @@
           <w:sz w:val="22"/>
           <w:szCs w:val="22"/>
         </w:rPr>
-        <w:t xml:space="preserve">The caveat. I'm presenting an observation, not a KPI claim about the company.</w:t>
+        <w:t xml:space="preserve">This single sentence reframes the whole project.</w:t>
       </w:r>
     </w:p>
     <w:p>
@@ -10900,81 +12318,21 @@
           <w:sz w:val="22"/>
           <w:szCs w:val="22"/>
         </w:rPr>
-        <w:t xml:space="preserve">Is 40% loss normal?</w:t>
-      </w:r>
-    </w:p>
-    <w:p>
-      <w:pPr>
-        <w:spacing w:after="120" w:before="0"/>
-      </w:pPr>
-      <w:r>
-        <w:rPr>
-          <w:rFonts w:ascii="Calibri" w:cs="Calibri" w:eastAsia="Calibri" w:hAnsi="Calibri"/>
-          <w:color w:val="1A1D21"/>
-          <w:sz w:val="22"/>
-          <w:szCs w:val="22"/>
-        </w:rPr>
-        <w:t xml:space="preserve">It's not unusual for a single observed shift to include changeovers, minor stops and speed losses. But I wouldn't generalise from one shift. That would need data across many shifts.</w:t>
-      </w:r>
-    </w:p>
-    <w:p>
-      <w:pPr>
-        <w:spacing w:after="40" w:before="0"/>
-      </w:pPr>
-      <w:r>
-        <w:rPr>
-          <w:rFonts w:ascii="Calibri" w:cs="Calibri" w:eastAsia="Calibri" w:hAnsi="Calibri"/>
-          <w:b/>
-          <w:bCs/>
-          <w:color w:val="1A1D21"/>
-          <w:sz w:val="22"/>
-          <w:szCs w:val="22"/>
-        </w:rPr>
-        <w:t xml:space="preserve">How did you count actual output?</w:t>
-      </w:r>
-    </w:p>
-    <w:p>
-      <w:pPr>
-        <w:spacing w:after="120" w:before="0"/>
-      </w:pPr>
-      <w:r>
-        <w:rPr>
-          <w:rFonts w:ascii="Calibri" w:cs="Calibri" w:eastAsia="Calibri" w:hAnsi="Calibri"/>
-          <w:color w:val="1A1D21"/>
-          <w:sz w:val="22"/>
-          <w:szCs w:val="22"/>
-        </w:rPr>
-        <w:t xml:space="preserve">It's the output registered for that cycle, about 40,000 units. That's why I keep the approximate figure rather than implying false precision.</w:t>
-      </w:r>
-    </w:p>
-    <w:p>
-      <w:pPr>
-        <w:spacing w:after="40" w:before="0"/>
-      </w:pPr>
-      <w:r>
-        <w:rPr>
-          <w:rFonts w:ascii="Calibri" w:cs="Calibri" w:eastAsia="Calibri" w:hAnsi="Calibri"/>
-          <w:b/>
-          <w:bCs/>
-          <w:color w:val="1A1D21"/>
-          <w:sz w:val="22"/>
-          <w:szCs w:val="22"/>
-        </w:rPr>
-        <w:t xml:space="preserve">Why ~ and not exact?</w:t>
-      </w:r>
-    </w:p>
-    <w:p>
-      <w:pPr>
-        <w:spacing w:after="120" w:before="0"/>
-      </w:pPr>
-      <w:r>
-        <w:rPr>
-          <w:rFonts w:ascii="Calibri" w:cs="Calibri" w:eastAsia="Calibri" w:hAnsi="Calibri"/>
-          <w:color w:val="1A1D21"/>
-          <w:sz w:val="22"/>
-          <w:szCs w:val="22"/>
-        </w:rPr>
-        <w:t xml:space="preserve">The actual output was an approximate figure from the shift, so I kept the precision honest.</w:t>
+        <w:t xml:space="preserve">Isn't this true of most plants?</w:t>
+      </w:r>
+    </w:p>
+    <w:p>
+      <w:pPr>
+        <w:spacing w:after="120" w:before="0"/>
+      </w:pPr>
+      <w:r>
+        <w:rPr>
+          <w:rFonts w:ascii="Calibri" w:cs="Calibri" w:eastAsia="Calibri" w:hAnsi="Calibri"/>
+          <w:color w:val="1A1D21"/>
+          <w:sz w:val="22"/>
+          <w:szCs w:val="22"/>
+        </w:rPr>
+        <w:t xml:space="preserve">Yes, and that's why it matters. It's a very common problem in plants that run on registers and spreadsheets. The fix isn't more data entry. It's connecting what already exists.</w:t>
       </w:r>
     </w:p>
     <w:p>
@@ -11008,7 +12366,7 @@
           <w:sz w:val="22"/>
           <w:szCs w:val="22"/>
         </w:rPr>
-        <w:t xml:space="preserve">At this point I had two problems: a traceability problem and a visibility problem. So I asked myself what a system would need to answer.</w:t>
+        <w:t xml:space="preserve">Let me show you what "disconnected" actually meant in practice.</w:t>
       </w:r>
     </w:p>
     <w:p>
@@ -11024,7 +12382,7 @@
           <w:sz w:val="28"/>
           <w:szCs w:val="28"/>
         </w:rPr>
-        <w:t xml:space="preserve">Slide 15  ·  What would the system need to answer?</w:t>
+        <w:t xml:space="preserve">Slide 15  ·  Where was the information, and why was it slow to use?</w:t>
       </w:r>
     </w:p>
     <w:p>
@@ -11056,7 +12414,7 @@
           <w:sz w:val="22"/>
           <w:szCs w:val="22"/>
         </w:rPr>
-        <w:t xml:space="preserve">So instead of starting with Excel, I started with questions. Can I identify the correct production run from a pack? Can I connect production with quality? Can I trace a material forward to see where it went? Can I trace an implicated lot backwards? Can management see production and losses without someone compiling a report? And can I calculate OEE to explain the gap I saw on the line? These six questions became my requirements.</w:t>
+        <w:t xml:space="preserve">These are the five kinds of record I kept coming back to: production, quality, material, downtime and dispatch. Each one made sense on its own. But to answer a question that crosses them, like our complaint, someone has to search each register manually, then consolidate what they find, usually by hand. That delays the investigation, and it means management only sees the full picture when someone has done that work. So the issue was structural. There was no common key and no automatic link between the registers.</w:t>
       </w:r>
     </w:p>
     <w:p>
@@ -11088,7 +12446,7 @@
           <w:sz w:val="22"/>
           <w:szCs w:val="22"/>
         </w:rPr>
-        <w:t xml:space="preserve">Requirements came from real questions, not from features I wanted to build. It also gives me a way to test the system: does it answer each question?</w:t>
+        <w:t xml:space="preserve">This defines what the MES must fix: a shared key and connected flows, not just a nicer report.</w:t>
       </w:r>
     </w:p>
     <w:p>
@@ -11120,7 +12478,7 @@
           <w:sz w:val="22"/>
           <w:szCs w:val="22"/>
         </w:rPr>
-        <w:t xml:space="preserve">Questions 1 to 4 are about traceability, from the complaint. Questions 5 and 6 are about performance, from the line study.</w:t>
+        <w:t xml:space="preserve">The registers are deliberately drawn scattered, with nothing joining them. That's the problem in one picture.</w:t>
       </w:r>
     </w:p>
     <w:p>
@@ -11154,21 +12512,51 @@
           <w:sz w:val="22"/>
           <w:szCs w:val="22"/>
         </w:rPr>
-        <w:t xml:space="preserve">How did you validate these requirements?</w:t>
-      </w:r>
-    </w:p>
-    <w:p>
-      <w:pPr>
-        <w:spacing w:after="120" w:before="0"/>
-      </w:pPr>
-      <w:r>
-        <w:rPr>
-          <w:rFonts w:ascii="Calibri" w:cs="Calibri" w:eastAsia="Calibri" w:hAnsi="Calibri"/>
-          <w:color w:val="1A1D21"/>
-          <w:sz w:val="22"/>
-          <w:szCs w:val="22"/>
-        </w:rPr>
-        <w:t xml:space="preserve">By discussing them with the operations team and checking them against the records they actually maintained, so the system could be fed from existing data.</w:t>
+        <w:t xml:space="preserve">Were these registers on paper or in Excel?</w:t>
+      </w:r>
+    </w:p>
+    <w:p>
+      <w:pPr>
+        <w:spacing w:after="120" w:before="0"/>
+      </w:pPr>
+      <w:r>
+        <w:rPr>
+          <w:rFonts w:ascii="Calibri" w:cs="Calibri" w:eastAsia="Calibri" w:hAnsi="Calibri"/>
+          <w:color w:val="1A1D21"/>
+          <w:sz w:val="22"/>
+          <w:szCs w:val="22"/>
+        </w:rPr>
+        <w:t xml:space="preserve">Both. Each function kept its own departmental register or spreadsheet. The records were generally accurate. The issue was that they weren't connected to each other.</w:t>
+      </w:r>
+    </w:p>
+    <w:p>
+      <w:pPr>
+        <w:spacing w:after="40" w:before="0"/>
+      </w:pPr>
+      <w:r>
+        <w:rPr>
+          <w:rFonts w:ascii="Calibri" w:cs="Calibri" w:eastAsia="Calibri" w:hAnsi="Calibri"/>
+          <w:b/>
+          <w:bCs/>
+          <w:color w:val="1A1D21"/>
+          <w:sz w:val="22"/>
+          <w:szCs w:val="22"/>
+        </w:rPr>
+        <w:t xml:space="preserve">Did you measure how long an investigation took?</w:t>
+      </w:r>
+    </w:p>
+    <w:p>
+      <w:pPr>
+        <w:spacing w:after="120" w:before="0"/>
+      </w:pPr>
+      <w:r>
+        <w:rPr>
+          <w:rFonts w:ascii="Calibri" w:cs="Calibri" w:eastAsia="Calibri" w:hAnsi="Calibri"/>
+          <w:color w:val="1A1D21"/>
+          <w:sz w:val="22"/>
+          <w:szCs w:val="22"/>
+        </w:rPr>
+        <w:t xml:space="preserve">No, I didn't formally time it, so I won't put a number on it. What I observed was the number of steps and hand-offs involved.</w:t>
       </w:r>
     </w:p>
     <w:p>
@@ -11202,7 +12590,7 @@
           <w:sz w:val="22"/>
           <w:szCs w:val="22"/>
         </w:rPr>
-        <w:t xml:space="preserve">Getting from these questions to a working system wasn't a straight line.</w:t>
+        <w:t xml:space="preserve">Alongside this, I did a line study, and that gave me a second, more measurable view of the same problem.</w:t>
       </w:r>
     </w:p>
     <w:p>
@@ -11218,7 +12606,7 @@
           <w:sz w:val="28"/>
           <w:szCs w:val="28"/>
         </w:rPr>
-        <w:t xml:space="preserve">Slide 16  ·  How did the project evolve?</w:t>
+        <w:t xml:space="preserve">Slide 16  ·  What did twelve hours on one line show me?</w:t>
       </w:r>
     </w:p>
     <w:p>
@@ -11250,7 +12638,7 @@
           <w:sz w:val="22"/>
           <w:szCs w:val="22"/>
         </w:rPr>
-        <w:t xml:space="preserve">This is how the project actually evolved. The first three stages were about understanding: studying the process, turning it into requirements, and defining the real problem. Only then did I design the system, build it, test it and refine it. It wasn't linear. Several parts were rebuilt as my understanding improved. The biggest change came in testing: I found that batch numbers repeat, so in refinement I reworked the identification logic around four fields and an internal run key. The design changed because the evidence changed it.</w:t>
+        <w:t xml:space="preserve">During the plant induction, I observed one full operating cycle on the main toothpaste line. This is the one figure in the presentation that comes from actual plant observation rather than the demonstration dataset. Two shifts give 720 available minutes. Take away a 30-minute lunch and a 15-minute tea break, and you have 675 effective minutes. At the line's rated speed of 100 units a minute, the ideal is 67,500 units. That's the benchmark: every available minute, at full speed, with no rejects.</w:t>
       </w:r>
     </w:p>
     <w:p>
@@ -11282,7 +12670,7 @@
           <w:sz w:val="22"/>
           <w:szCs w:val="22"/>
         </w:rPr>
-        <w:t xml:space="preserve">It shows a structured approach and that the design came out of understanding the operation.</w:t>
+        <w:t xml:space="preserve">It gives a concrete, measurable baseline, and it separates planned time, which isn't a loss, from actual loss.</w:t>
       </w:r>
     </w:p>
     <w:p>
@@ -11314,7 +12702,7 @@
           <w:sz w:val="22"/>
           <w:szCs w:val="22"/>
         </w:rPr>
-        <w:t xml:space="preserve">The build phase starts at stage four.</w:t>
+        <w:t xml:space="preserve">Planned breaks are removed before calculating the ideal, so the benchmark is fair to the line.</w:t>
       </w:r>
     </w:p>
     <w:p>
@@ -11348,21 +12736,21 @@
           <w:sz w:val="22"/>
           <w:szCs w:val="22"/>
         </w:rPr>
-        <w:t xml:space="preserve">How long did each phase take?</w:t>
-      </w:r>
-    </w:p>
-    <w:p>
-      <w:pPr>
-        <w:spacing w:after="120" w:before="0"/>
-      </w:pPr>
-      <w:r>
-        <w:rPr>
-          <w:rFonts w:ascii="Calibri" w:cs="Calibri" w:eastAsia="Calibri" w:hAnsi="Calibri"/>
-          <w:color w:val="1A1D21"/>
-          <w:sz w:val="22"/>
-          <w:szCs w:val="22"/>
-        </w:rPr>
-        <w:t xml:space="preserve">I didn't run it as fixed time-boxes. Roughly, the first weeks went on the plant induction, process study and requirements. Building and testing followed, and the identification logic was reworked late, once testing exposed the batch-number problem.</w:t>
+        <w:t xml:space="preserve">Where did 100 units per minute come from?</w:t>
+      </w:r>
+    </w:p>
+    <w:p>
+      <w:pPr>
+        <w:spacing w:after="120" w:before="0"/>
+      </w:pPr>
+      <w:r>
+        <w:rPr>
+          <w:rFonts w:ascii="Calibri" w:cs="Calibri" w:eastAsia="Calibri" w:hAnsi="Calibri"/>
+          <w:color w:val="1A1D21"/>
+          <w:sz w:val="22"/>
+          <w:szCs w:val="22"/>
+        </w:rPr>
+        <w:t xml:space="preserve">It's the rated speed of that line. In the MES, the equivalent figure is the ideal speed held in the machine master, not typed on each production record.</w:t>
       </w:r>
     </w:p>
     <w:p>
@@ -11378,21 +12766,51 @@
           <w:sz w:val="22"/>
           <w:szCs w:val="22"/>
         </w:rPr>
-        <w:t xml:space="preserve">What changed during refinement?</w:t>
-      </w:r>
-    </w:p>
-    <w:p>
-      <w:pPr>
-        <w:spacing w:after="120" w:before="0"/>
-      </w:pPr>
-      <w:r>
-        <w:rPr>
-          <w:rFonts w:ascii="Calibri" w:cs="Calibri" w:eastAsia="Calibri" w:hAnsi="Calibri"/>
-          <w:color w:val="1A1D21"/>
-          <w:sz w:val="22"/>
-          <w:szCs w:val="22"/>
-        </w:rPr>
-        <w:t xml:space="preserve">The traceability logic. The first version searched on batch number. Testing showed the same batch number returning several runs, so I moved to four-field identification with a unique Production Run ID. I also tightened validation: every coded field became a dropdown from master data.</w:t>
+        <w:t xml:space="preserve">Why exclude breaks?</w:t>
+      </w:r>
+    </w:p>
+    <w:p>
+      <w:pPr>
+        <w:spacing w:after="120" w:before="0"/>
+      </w:pPr>
+      <w:r>
+        <w:rPr>
+          <w:rFonts w:ascii="Calibri" w:cs="Calibri" w:eastAsia="Calibri" w:hAnsi="Calibri"/>
+          <w:color w:val="1A1D21"/>
+          <w:sz w:val="22"/>
+          <w:szCs w:val="22"/>
+        </w:rPr>
+        <w:t xml:space="preserve">Because they're planned. Loss is measured against the time the line was meant to run, so planned breaks aren't counted as downtime.</w:t>
+      </w:r>
+    </w:p>
+    <w:p>
+      <w:pPr>
+        <w:spacing w:after="40" w:before="0"/>
+      </w:pPr>
+      <w:r>
+        <w:rPr>
+          <w:rFonts w:ascii="Calibri" w:cs="Calibri" w:eastAsia="Calibri" w:hAnsi="Calibri"/>
+          <w:b/>
+          <w:bCs/>
+          <w:color w:val="1A1D21"/>
+          <w:sz w:val="22"/>
+          <w:szCs w:val="22"/>
+        </w:rPr>
+        <w:t xml:space="preserve">Is one cycle enough?</w:t>
+      </w:r>
+    </w:p>
+    <w:p>
+      <w:pPr>
+        <w:spacing w:after="120" w:before="0"/>
+      </w:pPr>
+      <w:r>
+        <w:rPr>
+          <w:rFonts w:ascii="Calibri" w:cs="Calibri" w:eastAsia="Calibri" w:hAnsi="Calibri"/>
+          <w:color w:val="1A1D21"/>
+          <w:sz w:val="22"/>
+          <w:szCs w:val="22"/>
+        </w:rPr>
+        <w:t xml:space="preserve">Not for a performance conclusion, and I don't draw one. It was enough to show me the problem: working out the gap was simple, but explaining it wasn't.</w:t>
       </w:r>
     </w:p>
     <w:p>
@@ -11426,7 +12844,7 @@
           <w:sz w:val="22"/>
           <w:szCs w:val="22"/>
         </w:rPr>
-        <w:t xml:space="preserve">Let me show you how I structured the system.</w:t>
+        <w:t xml:space="preserve">So what did the line actually produce?</w:t>
       </w:r>
     </w:p>
     <w:p>
@@ -11442,7 +12860,7 @@
           <w:sz w:val="28"/>
           <w:szCs w:val="28"/>
         </w:rPr>
-        <w:t xml:space="preserve">Slide 17  ·  How did I structure it?</w:t>
+        <w:t xml:space="preserve">Slide 17  ·  So where did 27,500 units go?</w:t>
       </w:r>
     </w:p>
     <w:p>
@@ -11474,7 +12892,7 @@
           <w:sz w:val="22"/>
           <w:szCs w:val="22"/>
         </w:rPr>
-        <w:t xml:space="preserve">I organised the workbook into five layers. Master data holds the reference lists: products, colours, machines, materials and ideal speeds. Transaction registers are where daily events are entered: production, quality, material issue, downtime and dispatch. The calculation layer joins and summarises those registers using formulas like SUMIFS, COUNTIFS and INDEX-MATCH. The presentation layer is what users see: dashboards, the trace report and the OEE view. Documentation explains how to use and maintain it. Data flows in one direction, from masters to registers to calculations to outputs.</w:t>
+        <w:t xml:space="preserve">The line actually produced around 40,000 units. That's a gap of about 27,500 units, or roughly 40.7% below the ideal. I want to be careful here: this is one line on one shift that I observed. It's not a statement about JHS's overall performance. What interested me more was that this single number doesn't tell you why. Did the machine stop? Did it run slowly? Were units rejected? Without connected records, you can't split the gap.</w:t>
       </w:r>
     </w:p>
     <w:p>
@@ -11506,7 +12924,7 @@
           <w:sz w:val="22"/>
           <w:szCs w:val="22"/>
         </w:rPr>
-        <w:t xml:space="preserve">Separating reference data, event data and calculations is basic data modelling. It keeps the system consistent and easier to maintain than one big sheet.</w:t>
+        <w:t xml:space="preserve">This is the operational version of the same problem. The data exists, but it isn't structured to explain the loss.</w:t>
       </w:r>
     </w:p>
     <w:p>
@@ -11538,7 +12956,7 @@
           <w:sz w:val="22"/>
           <w:szCs w:val="22"/>
         </w:rPr>
-        <w:t xml:space="preserve">The calculation layer, highlighted, is where the disconnected registers finally get joined.</w:t>
+        <w:t xml:space="preserve">The caveat. I'm presenting an observation, not a KPI claim about the company.</w:t>
       </w:r>
     </w:p>
     <w:p>
@@ -11572,21 +12990,21 @@
           <w:sz w:val="22"/>
           <w:szCs w:val="22"/>
         </w:rPr>
-        <w:t xml:space="preserve">Why separate master and transaction data?</w:t>
-      </w:r>
-    </w:p>
-    <w:p>
-      <w:pPr>
-        <w:spacing w:after="120" w:before="0"/>
-      </w:pPr>
-      <w:r>
-        <w:rPr>
-          <w:rFonts w:ascii="Calibri" w:cs="Calibri" w:eastAsia="Calibri" w:hAnsi="Calibri"/>
-          <w:color w:val="1A1D21"/>
-          <w:sz w:val="22"/>
-          <w:szCs w:val="22"/>
-        </w:rPr>
-        <w:t xml:space="preserve">Master data changes rarely and should be entered once. If a product name is typed freely in every register, lookups break. Dropdowns pull from the master, so every register uses the same values.</w:t>
+        <w:t xml:space="preserve">Is 40% loss normal?</w:t>
+      </w:r>
+    </w:p>
+    <w:p>
+      <w:pPr>
+        <w:spacing w:after="120" w:before="0"/>
+      </w:pPr>
+      <w:r>
+        <w:rPr>
+          <w:rFonts w:ascii="Calibri" w:cs="Calibri" w:eastAsia="Calibri" w:hAnsi="Calibri"/>
+          <w:color w:val="1A1D21"/>
+          <w:sz w:val="22"/>
+          <w:szCs w:val="22"/>
+        </w:rPr>
+        <w:t xml:space="preserve">It's not unusual for a single observed shift to include changeovers, minor stops and speed losses. But I wouldn't generalise from one shift. That would need data across many shifts.</w:t>
       </w:r>
     </w:p>
     <w:p>
@@ -11602,21 +13020,51 @@
           <w:sz w:val="22"/>
           <w:szCs w:val="22"/>
         </w:rPr>
-        <w:t xml:space="preserve">Why not one big sheet?</w:t>
-      </w:r>
-    </w:p>
-    <w:p>
-      <w:pPr>
-        <w:spacing w:after="120" w:before="0"/>
-      </w:pPr>
-      <w:r>
-        <w:rPr>
-          <w:rFonts w:ascii="Calibri" w:cs="Calibri" w:eastAsia="Calibri" w:hAnsi="Calibri"/>
-          <w:color w:val="1A1D21"/>
-          <w:sz w:val="22"/>
-          <w:szCs w:val="22"/>
-        </w:rPr>
-        <w:t xml:space="preserve">One sheet mixes reference data, events and calculations. It gets slow, hard to validate and easy to break. Layers keep each job separate.</w:t>
+        <w:t xml:space="preserve">How did you count actual output?</w:t>
+      </w:r>
+    </w:p>
+    <w:p>
+      <w:pPr>
+        <w:spacing w:after="120" w:before="0"/>
+      </w:pPr>
+      <w:r>
+        <w:rPr>
+          <w:rFonts w:ascii="Calibri" w:cs="Calibri" w:eastAsia="Calibri" w:hAnsi="Calibri"/>
+          <w:color w:val="1A1D21"/>
+          <w:sz w:val="22"/>
+          <w:szCs w:val="22"/>
+        </w:rPr>
+        <w:t xml:space="preserve">It's the output registered for that cycle, about 40,000 units. That's why I keep the approximate figure rather than implying false precision.</w:t>
+      </w:r>
+    </w:p>
+    <w:p>
+      <w:pPr>
+        <w:spacing w:after="40" w:before="0"/>
+      </w:pPr>
+      <w:r>
+        <w:rPr>
+          <w:rFonts w:ascii="Calibri" w:cs="Calibri" w:eastAsia="Calibri" w:hAnsi="Calibri"/>
+          <w:b/>
+          <w:bCs/>
+          <w:color w:val="1A1D21"/>
+          <w:sz w:val="22"/>
+          <w:szCs w:val="22"/>
+        </w:rPr>
+        <w:t xml:space="preserve">Why ~ and not exact?</w:t>
+      </w:r>
+    </w:p>
+    <w:p>
+      <w:pPr>
+        <w:spacing w:after="120" w:before="0"/>
+      </w:pPr>
+      <w:r>
+        <w:rPr>
+          <w:rFonts w:ascii="Calibri" w:cs="Calibri" w:eastAsia="Calibri" w:hAnsi="Calibri"/>
+          <w:color w:val="1A1D21"/>
+          <w:sz w:val="22"/>
+          <w:szCs w:val="22"/>
+        </w:rPr>
+        <w:t xml:space="preserve">The actual output was an approximate figure from the shift, so I kept the precision honest.</w:t>
       </w:r>
     </w:p>
     <w:p>
@@ -11650,7 +13098,7 @@
           <w:sz w:val="22"/>
           <w:szCs w:val="22"/>
         </w:rPr>
-        <w:t xml:space="preserve">But the layers only work if the records can be linked. And that needs a key.</w:t>
+        <w:t xml:space="preserve">At this point I had two problems: a traceability problem and a visibility problem. So I asked myself what a system would need to answer.</w:t>
       </w:r>
     </w:p>
     <w:p>
@@ -11666,7 +13114,7 @@
           <w:sz w:val="28"/>
           <w:szCs w:val="28"/>
         </w:rPr>
-        <w:t xml:space="preserve">Slide 18  ·  What connects the records?</w:t>
+        <w:t xml:space="preserve">Slide 18  ·  What would the system need to answer?</w:t>
       </w:r>
     </w:p>
     <w:p>
@@ -11698,7 +13146,7 @@
           <w:sz w:val="22"/>
           <w:szCs w:val="22"/>
         </w:rPr>
-        <w:t xml:space="preserve">This is the single most important design decision in the system. The batch number stays exactly as it is. It's printed on the pack and it's what the customer and regulators see. But inside the system, every production run gets its own Production Run ID, which is unique. It looks like PR-2026-00630. Every downstream record, quality checks, material issues, downtime and dispatch, carries that Run ID. So once the Trace Report identifies the right run from the four pack fields, everything else is connected through one key.</w:t>
+        <w:t xml:space="preserve">So instead of starting with Excel, I started with questions. Can I identify the correct production run from a pack? Can I connect production with quality? Can I trace a material forward to see where it went? Can I trace an implicated lot backwards? Can management see production and losses without someone compiling a report? And can I calculate OEE to explain the gap I saw on the line? These six questions became my requirements.</w:t>
       </w:r>
     </w:p>
     <w:p>
@@ -11730,7 +13178,7 @@
           <w:sz w:val="22"/>
           <w:szCs w:val="22"/>
         </w:rPr>
-        <w:t xml:space="preserve">A key must be unique. Batch number is the printed identifier; Production Run ID is the relational key. Separating the two is what makes traceability reliable.</w:t>
+        <w:t xml:space="preserve">Requirements came from real questions, not from features I wanted to build. It also gives me a way to test the system: does it answer each question?</w:t>
       </w:r>
     </w:p>
     <w:p>
@@ -11762,7 +13210,7 @@
           <w:sz w:val="22"/>
           <w:szCs w:val="22"/>
         </w:rPr>
-        <w:t xml:space="preserve">Batch Number isn't replaced. The system translates from the printed identifier to the internal key.</w:t>
+        <w:t xml:space="preserve">Questions 1 to 4 are about traceability, from the complaint. Questions 5 and 6 are about performance, from the line study.</w:t>
       </w:r>
     </w:p>
     <w:p>
@@ -11796,81 +13244,21 @@
           <w:sz w:val="22"/>
           <w:szCs w:val="22"/>
         </w:rPr>
-        <w:t xml:space="preserve">Why can't Batch Number be the key?</w:t>
-      </w:r>
-    </w:p>
-    <w:p>
-      <w:pPr>
-        <w:spacing w:after="120" w:before="0"/>
-      </w:pPr>
-      <w:r>
-        <w:rPr>
-          <w:rFonts w:ascii="Calibri" w:cs="Calibri" w:eastAsia="Calibri" w:hAnsi="Calibri"/>
-          <w:color w:val="1A1D21"/>
-          <w:sz w:val="22"/>
-          <w:szCs w:val="22"/>
-        </w:rPr>
-        <w:t xml:space="preserve">Because it can repeat. A key used for lookups must be unique, otherwise INDEX-MATCH returns the first match, which might be the wrong run.</w:t>
-      </w:r>
-    </w:p>
-    <w:p>
-      <w:pPr>
-        <w:spacing w:after="40" w:before="0"/>
-      </w:pPr>
-      <w:r>
-        <w:rPr>
-          <w:rFonts w:ascii="Calibri" w:cs="Calibri" w:eastAsia="Calibri" w:hAnsi="Calibri"/>
-          <w:b/>
-          <w:bCs/>
-          <w:color w:val="1A1D21"/>
-          <w:sz w:val="22"/>
-          <w:szCs w:val="22"/>
-        </w:rPr>
-        <w:t xml:space="preserve">How is the Run ID generated?</w:t>
-      </w:r>
-    </w:p>
-    <w:p>
-      <w:pPr>
-        <w:spacing w:after="120" w:before="0"/>
-      </w:pPr>
-      <w:r>
-        <w:rPr>
-          <w:rFonts w:ascii="Calibri" w:cs="Calibri" w:eastAsia="Calibri" w:hAnsi="Calibri"/>
-          <w:color w:val="1A1D21"/>
-          <w:sz w:val="22"/>
-          <w:szCs w:val="22"/>
-        </w:rPr>
-        <w:t xml:space="preserve">It's assigned when the run is logged in RAW Production, in the format PR-year-sequence. Master Traceability then validates it: a 'Duplicate Run ID' flag if it appears twice, and the production register flags a run with no QC record, an invalid handle lot or a quantity mismatch.</w:t>
-      </w:r>
-    </w:p>
-    <w:p>
-      <w:pPr>
-        <w:spacing w:after="40" w:before="0"/>
-      </w:pPr>
-      <w:r>
-        <w:rPr>
-          <w:rFonts w:ascii="Calibri" w:cs="Calibri" w:eastAsia="Calibri" w:hAnsi="Calibri"/>
-          <w:b/>
-          <w:bCs/>
-          <w:color w:val="1A1D21"/>
-          <w:sz w:val="22"/>
-          <w:szCs w:val="22"/>
-        </w:rPr>
-        <w:t xml:space="preserve">What stops two people creating the same Run ID?</w:t>
-      </w:r>
-    </w:p>
-    <w:p>
-      <w:pPr>
-        <w:spacing w:after="120" w:before="0"/>
-      </w:pPr>
-      <w:r>
-        <w:rPr>
-          <w:rFonts w:ascii="Calibri" w:cs="Calibri" w:eastAsia="Calibri" w:hAnsi="Calibri"/>
-          <w:color w:val="1A1D21"/>
-          <w:sz w:val="22"/>
-          <w:szCs w:val="22"/>
-        </w:rPr>
-        <w:t xml:space="preserve">In the prototype, nothing physically stops it, but Master Traceability has a validation column that flags 'Duplicate Run ID' straight away. In a multi-user system, a database would generate the ID and enforce uniqueness. That's one of the limitations I'll come to.</w:t>
+        <w:t xml:space="preserve">How did you validate these requirements?</w:t>
+      </w:r>
+    </w:p>
+    <w:p>
+      <w:pPr>
+        <w:spacing w:after="120" w:before="0"/>
+      </w:pPr>
+      <w:r>
+        <w:rPr>
+          <w:rFonts w:ascii="Calibri" w:cs="Calibri" w:eastAsia="Calibri" w:hAnsi="Calibri"/>
+          <w:color w:val="1A1D21"/>
+          <w:sz w:val="22"/>
+          <w:szCs w:val="22"/>
+        </w:rPr>
+        <w:t xml:space="preserve">By discussing them with the operations team and checking them against the records they actually maintained, so the system could be fed from existing data.</w:t>
       </w:r>
     </w:p>
     <w:p>
@@ -11904,7 +13292,7 @@
           <w:sz w:val="22"/>
           <w:szCs w:val="22"/>
         </w:rPr>
-        <w:t xml:space="preserve">I could walk you through each module now. But I think it's easier if you see the flow first.</w:t>
+        <w:t xml:space="preserve">Getting from these questions to a working system wasn't a straight line.</w:t>
       </w:r>
     </w:p>
     <w:p>
@@ -11920,7 +13308,7 @@
           <w:sz w:val="28"/>
           <w:szCs w:val="28"/>
         </w:rPr>
-        <w:t xml:space="preserve">Slide 19  ·  Before I show you the system… (video)</w:t>
+        <w:t xml:space="preserve">Slide 19  ·  How did the project evolve?</w:t>
       </w:r>
     </w:p>
     <w:p>
@@ -11952,35 +13340,7 @@
           <w:sz w:val="22"/>
           <w:szCs w:val="22"/>
         </w:rPr>
-        <w:t xml:space="preserve">Before I explain the individual modules: may I take approximately 40 seconds to show you a short workflow video? It will make the MES flow easier to understand before I explain the individual modules.</w:t>
-      </w:r>
-    </w:p>
-    <w:p>
-      <w:pPr>
-        <w:spacing w:after="120" w:before="0"/>
-      </w:pPr>
-      <w:r>
-        <w:rPr>
-          <w:rFonts w:ascii="Calibri" w:cs="Calibri" w:eastAsia="Calibri" w:hAnsi="Calibri"/>
-          <w:color w:val="1A1D21"/>
-          <w:sz w:val="22"/>
-          <w:szCs w:val="22"/>
-        </w:rPr>
-        <w:t xml:space="preserve">[PLAY VIDEO]</w:t>
-      </w:r>
-    </w:p>
-    <w:p>
-      <w:pPr>
-        <w:spacing w:after="120" w:before="0"/>
-      </w:pPr>
-      <w:r>
-        <w:rPr>
-          <w:rFonts w:ascii="Calibri" w:cs="Calibri" w:eastAsia="Calibri" w:hAnsi="Calibri"/>
-          <w:color w:val="1A1D21"/>
-          <w:sz w:val="22"/>
-          <w:szCs w:val="22"/>
-        </w:rPr>
-        <w:t xml:space="preserve">AFTER THE VIDEO: Now that you have seen the overall flow, let me show you what each part is doing.</w:t>
+        <w:t xml:space="preserve">This is how the project actually evolved. The first three stages were about understanding: studying the process, turning it into requirements, and defining the real problem. Only then did I design the system, build it, test it and refine it. It wasn't linear. Several parts were rebuilt as my understanding improved. The biggest change came in testing: I found that batch numbers repeat, so in refinement I reworked the identification logic around four fields and an internal run key. The design changed because the evidence changed it.</w:t>
       </w:r>
     </w:p>
     <w:p>
@@ -12012,7 +13372,7 @@
           <w:sz w:val="22"/>
           <w:szCs w:val="22"/>
         </w:rPr>
-        <w:t xml:space="preserve">Seeing the flow once gives the panel a mental map. The screenshots that follow then make sense as parts of one system instead of isolated sheets.</w:t>
+        <w:t xml:space="preserve">It shows a structured approach and that the design came out of understanding the operation.</w:t>
       </w:r>
     </w:p>
     <w:p>
@@ -12044,7 +13404,7 @@
           <w:sz w:val="22"/>
           <w:szCs w:val="22"/>
         </w:rPr>
-        <w:t xml:space="preserve">The sequence: master data, registers, dashboard, trace report, retrieved record.</w:t>
+        <w:t xml:space="preserve">The build phase starts at stage four.</w:t>
       </w:r>
     </w:p>
     <w:p>
@@ -12078,21 +13438,51 @@
           <w:sz w:val="22"/>
           <w:szCs w:val="22"/>
         </w:rPr>
-        <w:t xml:space="preserve">Can we see it live in Excel?</w:t>
-      </w:r>
-    </w:p>
-    <w:p>
-      <w:pPr>
-        <w:spacing w:after="120" w:before="0"/>
-      </w:pPr>
-      <w:r>
-        <w:rPr>
-          <w:rFonts w:ascii="Calibri" w:cs="Calibri" w:eastAsia="Calibri" w:hAnsi="Calibri"/>
-          <w:color w:val="1A1D21"/>
-          <w:sz w:val="22"/>
-          <w:szCs w:val="22"/>
-        </w:rPr>
-        <w:t xml:space="preserve">Yes, I have the workbook open and can show any sheet you'd like after the walkthrough.</w:t>
+        <w:t xml:space="preserve">How long did each phase take?</w:t>
+      </w:r>
+    </w:p>
+    <w:p>
+      <w:pPr>
+        <w:spacing w:after="120" w:before="0"/>
+      </w:pPr>
+      <w:r>
+        <w:rPr>
+          <w:rFonts w:ascii="Calibri" w:cs="Calibri" w:eastAsia="Calibri" w:hAnsi="Calibri"/>
+          <w:color w:val="1A1D21"/>
+          <w:sz w:val="22"/>
+          <w:szCs w:val="22"/>
+        </w:rPr>
+        <w:t xml:space="preserve">I didn't run it as fixed time-boxes. Roughly, the first weeks went on the plant induction, process study and requirements. Building and testing followed, and the identification logic was reworked late, once testing exposed the batch-number problem.</w:t>
+      </w:r>
+    </w:p>
+    <w:p>
+      <w:pPr>
+        <w:spacing w:after="40" w:before="0"/>
+      </w:pPr>
+      <w:r>
+        <w:rPr>
+          <w:rFonts w:ascii="Calibri" w:cs="Calibri" w:eastAsia="Calibri" w:hAnsi="Calibri"/>
+          <w:b/>
+          <w:bCs/>
+          <w:color w:val="1A1D21"/>
+          <w:sz w:val="22"/>
+          <w:szCs w:val="22"/>
+        </w:rPr>
+        <w:t xml:space="preserve">What changed during refinement?</w:t>
+      </w:r>
+    </w:p>
+    <w:p>
+      <w:pPr>
+        <w:spacing w:after="120" w:before="0"/>
+      </w:pPr>
+      <w:r>
+        <w:rPr>
+          <w:rFonts w:ascii="Calibri" w:cs="Calibri" w:eastAsia="Calibri" w:hAnsi="Calibri"/>
+          <w:color w:val="1A1D21"/>
+          <w:sz w:val="22"/>
+          <w:szCs w:val="22"/>
+        </w:rPr>
+        <w:t xml:space="preserve">The traceability logic. The first version searched on batch number. Testing showed the same batch number returning several runs, so I moved to four-field identification with a unique Production Run ID. I also tightened validation: every coded field became a dropdown from master data.</w:t>
       </w:r>
     </w:p>
     <w:p>
@@ -12126,7 +13516,7 @@
           <w:sz w:val="22"/>
           <w:szCs w:val="22"/>
         </w:rPr>
-        <w:t xml:space="preserve">Let's start where a manager would start: the dashboard.</w:t>
+        <w:t xml:space="preserve">Let me show you how I structured the system.</w:t>
       </w:r>
     </w:p>
     <w:p>
@@ -12142,7 +13532,7 @@
           <w:sz w:val="28"/>
           <w:szCs w:val="28"/>
         </w:rPr>
-        <w:t xml:space="preserve">Slide 20  ·  Can management see the overall picture?</w:t>
+        <w:t xml:space="preserve">Slide 20  ·  How did I structure it?</w:t>
       </w:r>
     </w:p>
     <w:p>
@@ -12174,7 +13564,7 @@
           <w:sz w:val="22"/>
           <w:szCs w:val="22"/>
         </w:rPr>
-        <w:t xml:space="preserve">This is the management dashboard, where a manager would start. The filter block at the top lets you choose the brand account, plant, shift and date range, and that one filter drives this page and nine others. Below it: actual against planned output, production efficiency, OEE, yield and rejection rate, then downtime and open critical alerts. None of these numbers is typed. Each one is calculated from the production, quality and downtime records under the current filter. And I want to say this clearly: the workbook uses a demonstration dataset, not JHS's production records, so these are not company results.</w:t>
+        <w:t xml:space="preserve">I organised the workbook into five layers. Master data holds the reference lists: products, colours, machines, materials and ideal speeds. Transaction registers are where daily events are entered: production, quality, material issue, downtime and dispatch. The calculation layer joins and summarises those registers using formulas like SUMIFS, COUNTIFS and INDEX-MATCH. The presentation layer is what users see: dashboards, the trace report and the OEE view. Documentation explains how to use and maintain it. Data flows in one direction, from masters to registers to calculations to outputs.</w:t>
       </w:r>
     </w:p>
     <w:p>
@@ -12206,7 +13596,7 @@
           <w:sz w:val="22"/>
           <w:szCs w:val="22"/>
         </w:rPr>
-        <w:t xml:space="preserve">It answers requirement five: can management see production and losses without someone compiling a report first?</w:t>
+        <w:t xml:space="preserve">Separating reference data, event data and calculations is basic data modelling. It keeps the system consistent and easier to maintain than one big sheet.</w:t>
       </w:r>
     </w:p>
     <w:p>
@@ -12238,7 +13628,7 @@
           <w:sz w:val="22"/>
           <w:szCs w:val="22"/>
         </w:rPr>
-        <w:t xml:space="preserve">"Records in scope: 1,529" at the top right. You always know the basis of the figure you're looking at.</w:t>
+        <w:t xml:space="preserve">The calculation layer, highlighted, is where the disconnected registers finally get joined.</w:t>
       </w:r>
     </w:p>
     <w:p>
@@ -12272,21 +13662,21 @@
           <w:sz w:val="22"/>
           <w:szCs w:val="22"/>
         </w:rPr>
-        <w:t xml:space="preserve">How are the dashboard numbers calculated?</w:t>
-      </w:r>
-    </w:p>
-    <w:p>
-      <w:pPr>
-        <w:spacing w:after="120" w:before="0"/>
-      </w:pPr>
-      <w:r>
-        <w:rPr>
-          <w:rFonts w:ascii="Calibri" w:cs="Calibri" w:eastAsia="Calibri" w:hAnsi="Calibri"/>
-          <w:color w:val="1A1D21"/>
-          <w:sz w:val="22"/>
-          <w:szCs w:val="22"/>
-        </w:rPr>
-        <w:t xml:space="preserve">SUMIFS and COUNTIFS over the calculation layer, using the same four filter criteria. For example, actual production is SUMIFS of total output where brand, shift and date fall within the filter. Ratios like efficiency are a ratio of two SUMIFS, never an average of percentages.</w:t>
+        <w:t xml:space="preserve">Why separate master and transaction data?</w:t>
+      </w:r>
+    </w:p>
+    <w:p>
+      <w:pPr>
+        <w:spacing w:after="120" w:before="0"/>
+      </w:pPr>
+      <w:r>
+        <w:rPr>
+          <w:rFonts w:ascii="Calibri" w:cs="Calibri" w:eastAsia="Calibri" w:hAnsi="Calibri"/>
+          <w:color w:val="1A1D21"/>
+          <w:sz w:val="22"/>
+          <w:szCs w:val="22"/>
+        </w:rPr>
+        <w:t xml:space="preserve">Master data changes rarely and should be entered once. If a product name is typed freely in every register, lookups break. Dropdowns pull from the master, so every register uses the same values.</w:t>
       </w:r>
     </w:p>
     <w:p>
@@ -12302,51 +13692,21 @@
           <w:sz w:val="22"/>
           <w:szCs w:val="22"/>
         </w:rPr>
-        <w:t xml:space="preserve">How do the alerts work?</w:t>
-      </w:r>
-    </w:p>
-    <w:p>
-      <w:pPr>
-        <w:spacing w:after="120" w:before="0"/>
-      </w:pPr>
-      <w:r>
-        <w:rPr>
-          <w:rFonts w:ascii="Calibri" w:cs="Calibri" w:eastAsia="Calibri" w:hAnsi="Calibri"/>
-          <w:color w:val="1A1D21"/>
-          <w:sz w:val="22"/>
-          <w:szCs w:val="22"/>
-        </w:rPr>
-        <w:t xml:space="preserve">The Alerts sheet raises exceptions from the records: machine breakdowns above a threshold, batches that failed release, low inventory. Each has a severity, a recommended action, an owner and a status. The dashboard counts the open critical ones.</w:t>
-      </w:r>
-    </w:p>
-    <w:p>
-      <w:pPr>
-        <w:spacing w:after="40" w:before="0"/>
-      </w:pPr>
-      <w:r>
-        <w:rPr>
-          <w:rFonts w:ascii="Calibri" w:cs="Calibri" w:eastAsia="Calibri" w:hAnsi="Calibri"/>
-          <w:b/>
-          <w:bCs/>
-          <w:color w:val="1A1D21"/>
-          <w:sz w:val="22"/>
-          <w:szCs w:val="22"/>
-        </w:rPr>
-        <w:t xml:space="preserve">Is this real data?</w:t>
-      </w:r>
-    </w:p>
-    <w:p>
-      <w:pPr>
-        <w:spacing w:after="120" w:before="0"/>
-      </w:pPr>
-      <w:r>
-        <w:rPr>
-          <w:rFonts w:ascii="Calibri" w:cs="Calibri" w:eastAsia="Calibri" w:hAnsi="Calibri"/>
-          <w:color w:val="1A1D21"/>
-          <w:sz w:val="22"/>
-          <w:szCs w:val="22"/>
-        </w:rPr>
-        <w:t xml:space="preserve">No. It's a demonstration dataset, with Amway, Chicco and Dabur modelled as client accounts and fictional operational data. The design is real; the numbers are for demonstration. The only figure in the deck from actual observation is the line study.</w:t>
+        <w:t xml:space="preserve">Why not one big sheet?</w:t>
+      </w:r>
+    </w:p>
+    <w:p>
+      <w:pPr>
+        <w:spacing w:after="120" w:before="0"/>
+      </w:pPr>
+      <w:r>
+        <w:rPr>
+          <w:rFonts w:ascii="Calibri" w:cs="Calibri" w:eastAsia="Calibri" w:hAnsi="Calibri"/>
+          <w:color w:val="1A1D21"/>
+          <w:sz w:val="22"/>
+          <w:szCs w:val="22"/>
+        </w:rPr>
+        <w:t xml:space="preserve">One sheet mixes reference data, events and calculations. It gets slow, hard to validate and easy to break. Layers keep each job separate.</w:t>
       </w:r>
     </w:p>
     <w:p>
@@ -12380,7 +13740,7 @@
           <w:sz w:val="22"/>
           <w:szCs w:val="22"/>
         </w:rPr>
-        <w:t xml:space="preserve">A dashboard number is only useful if you can go from it to the records behind it.</w:t>
+        <w:t xml:space="preserve">But the layers only work if the records can be linked. And that needs a key.</w:t>
       </w:r>
     </w:p>
     <w:p>
@@ -12396,7 +13756,7 @@
           <w:sz w:val="28"/>
           <w:szCs w:val="28"/>
         </w:rPr>
-        <w:t xml:space="preserve">Slide 21  ·  Can we drill from a KPI to the records behind it?</w:t>
+        <w:t xml:space="preserve">Slide 21  ·  What connects the records?</w:t>
       </w:r>
     </w:p>
     <w:p>
@@ -12428,7 +13788,7 @@
           <w:sz w:val="22"/>
           <w:szCs w:val="22"/>
         </w:rPr>
-        <w:t xml:space="preserve">Behind the dashboard sit the modules. On the left is Production: the order book and schedule adherence. The useful part is the drill-down. A production order is a commercial commitment, a production run is a physical event, so if an order is short you can immediately see the runs that produced it, each with its Production Run ID. On the right is Quality: release performance and a defect Pareto. Instead of reporting only a rejection percentage, it ranks defect categories by batches affected, which is the analysis approach I saw used on the floor. Both modules drill down to the individual batches.</w:t>
+        <w:t xml:space="preserve">This is the single most important design decision in the system. The batch number stays exactly as it is. It's printed on the pack and it's what the customer and regulators see. But inside the system, every production run gets its own Production Run ID, which is unique. It looks like PR-2026-00630. Every downstream record, quality checks, material issues, downtime and dispatch, carries that Run ID. So once the Trace Report identifies the right run from the four pack fields, everything else is connected through one key.</w:t>
       </w:r>
     </w:p>
     <w:p>
@@ -12460,7 +13820,7 @@
           <w:sz w:val="22"/>
           <w:szCs w:val="22"/>
         </w:rPr>
-        <w:t xml:space="preserve">This is requirement two: connecting production with quality. The Run ID appears in both.</w:t>
+        <w:t xml:space="preserve">A key must be unique. Batch number is the printed identifier; Production Run ID is the relational key. Separating the two is what makes traceability reliable.</w:t>
       </w:r>
     </w:p>
     <w:p>
@@ -12492,7 +13852,7 @@
           <w:sz w:val="22"/>
           <w:szCs w:val="22"/>
         </w:rPr>
-        <w:t xml:space="preserve">The orange boxes show where each zoom comes from. The Run ID column in the drill-down is the thread that connects everything.</w:t>
+        <w:t xml:space="preserve">Batch Number isn't replaced. The system translates from the printed identifier to the internal key.</w:t>
       </w:r>
     </w:p>
     <w:p>
@@ -12526,21 +13886,21 @@
           <w:sz w:val="22"/>
           <w:szCs w:val="22"/>
         </w:rPr>
-        <w:t xml:space="preserve">How do you stop a QC entry pointing to a run that doesn't exist?</w:t>
-      </w:r>
-    </w:p>
-    <w:p>
-      <w:pPr>
-        <w:spacing w:after="120" w:before="0"/>
-      </w:pPr>
-      <w:r>
-        <w:rPr>
-          <w:rFonts w:ascii="Calibri" w:cs="Calibri" w:eastAsia="Calibri" w:hAnsi="Calibri"/>
-          <w:color w:val="1A1D21"/>
-          <w:sz w:val="22"/>
-          <w:szCs w:val="22"/>
-        </w:rPr>
-        <w:t xml:space="preserve">The Run ID in the QC register isn't a dropdown in this version. Instead, validation columns flag problems: 'Run Not In QC', 'Duplicate Run ID', 'Invalid Handle Lot' and 'Quantity Mismatch'. In a database, this would be a foreign-key constraint. It's one of the things I'd strengthen.</w:t>
+        <w:t xml:space="preserve">Why can't Batch Number be the key?</w:t>
+      </w:r>
+    </w:p>
+    <w:p>
+      <w:pPr>
+        <w:spacing w:after="120" w:before="0"/>
+      </w:pPr>
+      <w:r>
+        <w:rPr>
+          <w:rFonts w:ascii="Calibri" w:cs="Calibri" w:eastAsia="Calibri" w:hAnsi="Calibri"/>
+          <w:color w:val="1A1D21"/>
+          <w:sz w:val="22"/>
+          <w:szCs w:val="22"/>
+        </w:rPr>
+        <w:t xml:space="preserve">Because it can repeat. A key used for lookups must be unique, otherwise INDEX-MATCH returns the first match, which might be the wrong run.</w:t>
       </w:r>
     </w:p>
     <w:p>
@@ -12556,21 +13916,51 @@
           <w:sz w:val="22"/>
           <w:szCs w:val="22"/>
         </w:rPr>
-        <w:t xml:space="preserve">Who enters this data?</w:t>
-      </w:r>
-    </w:p>
-    <w:p>
-      <w:pPr>
-        <w:spacing w:after="120" w:before="0"/>
-      </w:pPr>
-      <w:r>
-        <w:rPr>
-          <w:rFonts w:ascii="Calibri" w:cs="Calibri" w:eastAsia="Calibri" w:hAnsi="Calibri"/>
-          <w:color w:val="1A1D21"/>
-          <w:sz w:val="22"/>
-          <w:szCs w:val="22"/>
-        </w:rPr>
-        <w:t xml:space="preserve">The same people who fill the registers today: production supervisors, QC inspectors and dispatch. Users only type into the transaction registers, and coded fields such as product, machine and defect are dropdowns from master data.</w:t>
+        <w:t xml:space="preserve">How is the Run ID generated?</w:t>
+      </w:r>
+    </w:p>
+    <w:p>
+      <w:pPr>
+        <w:spacing w:after="120" w:before="0"/>
+      </w:pPr>
+      <w:r>
+        <w:rPr>
+          <w:rFonts w:ascii="Calibri" w:cs="Calibri" w:eastAsia="Calibri" w:hAnsi="Calibri"/>
+          <w:color w:val="1A1D21"/>
+          <w:sz w:val="22"/>
+          <w:szCs w:val="22"/>
+        </w:rPr>
+        <w:t xml:space="preserve">It's assigned when the run is logged in RAW Production, in the format PR-year-sequence. Master Traceability then validates it: a 'Duplicate Run ID' flag if it appears twice, and the production register flags a run with no QC record, an invalid handle lot or a quantity mismatch.</w:t>
+      </w:r>
+    </w:p>
+    <w:p>
+      <w:pPr>
+        <w:spacing w:after="40" w:before="0"/>
+      </w:pPr>
+      <w:r>
+        <w:rPr>
+          <w:rFonts w:ascii="Calibri" w:cs="Calibri" w:eastAsia="Calibri" w:hAnsi="Calibri"/>
+          <w:b/>
+          <w:bCs/>
+          <w:color w:val="1A1D21"/>
+          <w:sz w:val="22"/>
+          <w:szCs w:val="22"/>
+        </w:rPr>
+        <w:t xml:space="preserve">What stops two people creating the same Run ID?</w:t>
+      </w:r>
+    </w:p>
+    <w:p>
+      <w:pPr>
+        <w:spacing w:after="120" w:before="0"/>
+      </w:pPr>
+      <w:r>
+        <w:rPr>
+          <w:rFonts w:ascii="Calibri" w:cs="Calibri" w:eastAsia="Calibri" w:hAnsi="Calibri"/>
+          <w:color w:val="1A1D21"/>
+          <w:sz w:val="22"/>
+          <w:szCs w:val="22"/>
+        </w:rPr>
+        <w:t xml:space="preserve">In the prototype, nothing physically stops it, but Master Traceability has a validation column that flags 'Duplicate Run ID' straight away. In a multi-user system, a database would generate the ID and enforce uniqueness. That's one of the limitations I'll come to.</w:t>
       </w:r>
     </w:p>
     <w:p>
@@ -12604,7 +13994,7 @@
           <w:sz w:val="22"/>
           <w:szCs w:val="22"/>
         </w:rPr>
-        <w:t xml:space="preserve">Now back to the complaint. Which manufacturing occurrence are we investigating?</w:t>
+        <w:t xml:space="preserve">I could walk you through each module now. But I think it's easier if you see the flow first.</w:t>
       </w:r>
     </w:p>
     <w:p>
@@ -12620,7 +14010,7 @@
           <w:sz w:val="28"/>
           <w:szCs w:val="28"/>
         </w:rPr>
-        <w:t xml:space="preserve">Slide 22  ·  Which manufacturing occurrence are we investigating?</w:t>
+        <w:t xml:space="preserve">Slide 22  ·  Before I show you the system… (video)</w:t>
       </w:r>
     </w:p>
     <w:p>
@@ -12652,7 +14042,35 @@
           <w:sz w:val="22"/>
           <w:szCs w:val="22"/>
         </w:rPr>
-        <w:t xml:space="preserve">So here's the Trace Report, with our complaint. I've entered only the batch number from the pack, JHS-26433, and left product and colour as "All" on purpose. Six production records come back: three different products, four colours, six dates from June to September. Any of them could be the brush the customer is holding. I actually discovered this during testing, not at the design stage. It's why the identification logic was reworked. And the report deliberately returns every match rather than choosing one.</w:t>
+        <w:t xml:space="preserve">Before I explain the individual modules: may I take approximately 40 seconds to show you a short workflow video? It will make the MES flow easier to understand before I explain the individual modules.</w:t>
+      </w:r>
+    </w:p>
+    <w:p>
+      <w:pPr>
+        <w:spacing w:after="120" w:before="0"/>
+      </w:pPr>
+      <w:r>
+        <w:rPr>
+          <w:rFonts w:ascii="Calibri" w:cs="Calibri" w:eastAsia="Calibri" w:hAnsi="Calibri"/>
+          <w:color w:val="1A1D21"/>
+          <w:sz w:val="22"/>
+          <w:szCs w:val="22"/>
+        </w:rPr>
+        <w:t xml:space="preserve">[PLAY VIDEO]</w:t>
+      </w:r>
+    </w:p>
+    <w:p>
+      <w:pPr>
+        <w:spacing w:after="120" w:before="0"/>
+      </w:pPr>
+      <w:r>
+        <w:rPr>
+          <w:rFonts w:ascii="Calibri" w:cs="Calibri" w:eastAsia="Calibri" w:hAnsi="Calibri"/>
+          <w:color w:val="1A1D21"/>
+          <w:sz w:val="22"/>
+          <w:szCs w:val="22"/>
+        </w:rPr>
+        <w:t xml:space="preserve">AFTER THE VIDEO: Now that you have seen the overall flow, let me show you what each part is doing.</w:t>
       </w:r>
     </w:p>
     <w:p>
@@ -12684,7 +14102,7 @@
           <w:sz w:val="22"/>
           <w:szCs w:val="22"/>
         </w:rPr>
-        <w:t xml:space="preserve">This is the evidence for the most important design decision in the project.</w:t>
+        <w:t xml:space="preserve">Seeing the flow once gives the panel a mental map. The screenshots that follow then make sense as parts of one system instead of isolated sheets.</w:t>
       </w:r>
     </w:p>
     <w:p>
@@ -12716,7 +14134,7 @@
           <w:sz w:val="22"/>
           <w:szCs w:val="22"/>
         </w:rPr>
-        <w:t xml:space="preserve">The "Matching records: 6" counter. The user knows immediately whether the search has been narrowed enough.</w:t>
+        <w:t xml:space="preserve">The sequence: master data, registers, dashboard, trace report, retrieved record.</w:t>
       </w:r>
     </w:p>
     <w:p>
@@ -12750,51 +14168,21 @@
           <w:sz w:val="22"/>
           <w:szCs w:val="22"/>
         </w:rPr>
-        <w:t xml:space="preserve">Why do batch numbers repeat?</w:t>
-      </w:r>
-    </w:p>
-    <w:p>
-      <w:pPr>
-        <w:spacing w:after="120" w:before="0"/>
-      </w:pPr>
-      <w:r>
-        <w:rPr>
-          <w:rFonts w:ascii="Calibri" w:cs="Calibri" w:eastAsia="Calibri" w:hAnsi="Calibri"/>
-          <w:color w:val="1A1D21"/>
-          <w:sz w:val="22"/>
-          <w:szCs w:val="22"/>
-        </w:rPr>
-        <w:t xml:space="preserve">They're printed codes drawn from a finite annual series, so the same number comes round again through the year, often on a different product and colour. In the demonstration dataset, 364 batch numbers cover 1,529 runs, and each recurs three to six times.</w:t>
-      </w:r>
-    </w:p>
-    <w:p>
-      <w:pPr>
-        <w:spacing w:after="40" w:before="0"/>
-      </w:pPr>
-      <w:r>
-        <w:rPr>
-          <w:rFonts w:ascii="Calibri" w:cs="Calibri" w:eastAsia="Calibri" w:hAnsi="Calibri"/>
-          <w:b/>
-          <w:bCs/>
-          <w:color w:val="1A1D21"/>
-          <w:sz w:val="22"/>
-          <w:szCs w:val="22"/>
-        </w:rPr>
-        <w:t xml:space="preserve">Which formula finds the matches?</w:t>
-      </w:r>
-    </w:p>
-    <w:p>
-      <w:pPr>
-        <w:spacing w:after="120" w:before="0"/>
-      </w:pPr>
-      <w:r>
-        <w:rPr>
-          <w:rFonts w:ascii="Calibri" w:cs="Calibri" w:eastAsia="Calibri" w:hAnsi="Calibri"/>
-          <w:color w:val="1A1D21"/>
-          <w:sz w:val="22"/>
-          <w:szCs w:val="22"/>
-        </w:rPr>
-        <w:t xml:space="preserve">Each row in Master Traceability has a match flag: 1 if batch, product and colour match (where 'All' acts as a wildcard) and the date is within the range. The report lists the k-th match with INDEX and SMALL(IF(flag=1, row number), k), and the counter is COUNTIF of the flag.</w:t>
+        <w:t xml:space="preserve">Can we see it live in Excel?</w:t>
+      </w:r>
+    </w:p>
+    <w:p>
+      <w:pPr>
+        <w:spacing w:after="120" w:before="0"/>
+      </w:pPr>
+      <w:r>
+        <w:rPr>
+          <w:rFonts w:ascii="Calibri" w:cs="Calibri" w:eastAsia="Calibri" w:hAnsi="Calibri"/>
+          <w:color w:val="1A1D21"/>
+          <w:sz w:val="22"/>
+          <w:szCs w:val="22"/>
+        </w:rPr>
+        <w:t xml:space="preserve">Yes, I have the workbook open and can show any sheet you'd like after the walkthrough.</w:t>
       </w:r>
     </w:p>
     <w:p>
@@ -12828,7 +14216,7 @@
           <w:sz w:val="22"/>
           <w:szCs w:val="22"/>
         </w:rPr>
-        <w:t xml:space="preserve">So let's add what else is on the pack.</w:t>
+        <w:t xml:space="preserve">Let's start where a manager would start: the dashboard.</w:t>
       </w:r>
     </w:p>
     <w:p>
@@ -12844,7 +14232,7 @@
           <w:sz w:val="28"/>
           <w:szCs w:val="28"/>
         </w:rPr>
-        <w:t xml:space="preserve">Slide 23  ·  One record. One key.</w:t>
+        <w:t xml:space="preserve">Slide 23  ·  Can management see the overall picture?</w:t>
       </w:r>
     </w:p>
     <w:p>
@@ -12876,7 +14264,7 @@
           <w:sz w:val="22"/>
           <w:szCs w:val="22"/>
         </w:rPr>
-        <w:t xml:space="preserve">Now I add the other three fields from the pack: Dabur Red Toothbrush, Medium; colour red; manufacturing date 14 July. Matching records: one. When I open it, the system resolves the unique Production Run ID, PR-2026-00630. That's the hand-off I described earlier: the printed identifier goes in, the internal key comes out, and everything downstream is joined on that key.</w:t>
+        <w:t xml:space="preserve">This is the management dashboard, where a manager would start. The filter block at the top lets you choose the brand account, plant, shift and date range, and that one filter drives this page and nine others. Below it: actual against planned output, production efficiency, OEE, yield and rejection rate, then downtime and open critical alerts. None of these numbers is typed. Each one is calculated from the production, quality and downtime records under the current filter. And I want to say this clearly: the workbook uses a demonstration dataset, not JHS's production records, so these are not company results.</w:t>
       </w:r>
     </w:p>
     <w:p>
@@ -12908,7 +14296,7 @@
           <w:sz w:val="22"/>
           <w:szCs w:val="22"/>
         </w:rPr>
-        <w:t xml:space="preserve">It answers requirement one, and it's the direct answer to the question I opened with.</w:t>
+        <w:t xml:space="preserve">It answers requirement five: can management see production and losses without someone compiling a report first?</w:t>
       </w:r>
     </w:p>
     <w:p>
@@ -12940,7 +14328,7 @@
           <w:sz w:val="22"/>
           <w:szCs w:val="22"/>
         </w:rPr>
-        <w:t xml:space="preserve">The key is resolved by the system, not typed by the investigator.</w:t>
+        <w:t xml:space="preserve">"Records in scope: 1,529" at the top right. You always know the basis of the figure you're looking at.</w:t>
       </w:r>
     </w:p>
     <w:p>
@@ -12974,21 +14362,21 @@
           <w:sz w:val="22"/>
           <w:szCs w:val="22"/>
         </w:rPr>
-        <w:t xml:space="preserve">What if the four fields still return two records?</w:t>
-      </w:r>
-    </w:p>
-    <w:p>
-      <w:pPr>
-        <w:spacing w:after="120" w:before="0"/>
-      </w:pPr>
-      <w:r>
-        <w:rPr>
-          <w:rFonts w:ascii="Calibri" w:cs="Calibri" w:eastAsia="Calibri" w:hAnsi="Calibri"/>
-          <w:color w:val="1A1D21"/>
-          <w:sz w:val="22"/>
-          <w:szCs w:val="22"/>
-        </w:rPr>
-        <w:t xml:space="preserve">The report shows both, and the investigator picks the right one using the record number. It never silently chooses. In the demonstration data, the four fields were enough to separate every repeat I tested.</w:t>
+        <w:t xml:space="preserve">How are the dashboard numbers calculated?</w:t>
+      </w:r>
+    </w:p>
+    <w:p>
+      <w:pPr>
+        <w:spacing w:after="120" w:before="0"/>
+      </w:pPr>
+      <w:r>
+        <w:rPr>
+          <w:rFonts w:ascii="Calibri" w:cs="Calibri" w:eastAsia="Calibri" w:hAnsi="Calibri"/>
+          <w:color w:val="1A1D21"/>
+          <w:sz w:val="22"/>
+          <w:szCs w:val="22"/>
+        </w:rPr>
+        <w:t xml:space="preserve">SUMIFS and COUNTIFS over the calculation layer, using the same four filter criteria. For example, actual production is SUMIFS of total output where brand, shift and date fall within the filter. Ratios like efficiency are a ratio of two SUMIFS, never an average of percentages.</w:t>
       </w:r>
     </w:p>
     <w:p>
@@ -13004,21 +14392,51 @@
           <w:sz w:val="22"/>
           <w:szCs w:val="22"/>
         </w:rPr>
-        <w:t xml:space="preserve">Why a date range rather than one date?</w:t>
-      </w:r>
-    </w:p>
-    <w:p>
-      <w:pPr>
-        <w:spacing w:after="120" w:before="0"/>
-      </w:pPr>
-      <w:r>
-        <w:rPr>
-          <w:rFonts w:ascii="Calibri" w:cs="Calibri" w:eastAsia="Calibri" w:hAnsi="Calibri"/>
-          <w:color w:val="1A1D21"/>
-          <w:sz w:val="22"/>
-          <w:szCs w:val="22"/>
-        </w:rPr>
-        <w:t xml:space="preserve">Sometimes the customer's pack is damaged or the date is partly legible, so the report takes a from-to range. When the date is clear, from and to are the same day, as here.</w:t>
+        <w:t xml:space="preserve">How do the alerts work?</w:t>
+      </w:r>
+    </w:p>
+    <w:p>
+      <w:pPr>
+        <w:spacing w:after="120" w:before="0"/>
+      </w:pPr>
+      <w:r>
+        <w:rPr>
+          <w:rFonts w:ascii="Calibri" w:cs="Calibri" w:eastAsia="Calibri" w:hAnsi="Calibri"/>
+          <w:color w:val="1A1D21"/>
+          <w:sz w:val="22"/>
+          <w:szCs w:val="22"/>
+        </w:rPr>
+        <w:t xml:space="preserve">The Alerts sheet raises exceptions from the records: machine breakdowns above a threshold, batches that failed release, low inventory. Each has a severity, a recommended action, an owner and a status. The dashboard counts the open critical ones.</w:t>
+      </w:r>
+    </w:p>
+    <w:p>
+      <w:pPr>
+        <w:spacing w:after="40" w:before="0"/>
+      </w:pPr>
+      <w:r>
+        <w:rPr>
+          <w:rFonts w:ascii="Calibri" w:cs="Calibri" w:eastAsia="Calibri" w:hAnsi="Calibri"/>
+          <w:b/>
+          <w:bCs/>
+          <w:color w:val="1A1D21"/>
+          <w:sz w:val="22"/>
+          <w:szCs w:val="22"/>
+        </w:rPr>
+        <w:t xml:space="preserve">Is this real data?</w:t>
+      </w:r>
+    </w:p>
+    <w:p>
+      <w:pPr>
+        <w:spacing w:after="120" w:before="0"/>
+      </w:pPr>
+      <w:r>
+        <w:rPr>
+          <w:rFonts w:ascii="Calibri" w:cs="Calibri" w:eastAsia="Calibri" w:hAnsi="Calibri"/>
+          <w:color w:val="1A1D21"/>
+          <w:sz w:val="22"/>
+          <w:szCs w:val="22"/>
+        </w:rPr>
+        <w:t xml:space="preserve">No. It's a demonstration dataset, with Amway, Chicco and Dabur modelled as client accounts and fictional operational data. The design is real; the numbers are for demonstration. The only figure in the deck from actual observation is the line study.</w:t>
       </w:r>
     </w:p>
     <w:p>
@@ -13052,7 +14470,7 @@
           <w:sz w:val="22"/>
           <w:szCs w:val="22"/>
         </w:rPr>
-        <w:t xml:space="preserve">So what can we see once we have that key?</w:t>
+        <w:t xml:space="preserve">A dashboard number is only useful if you can go from it to the records behind it.</w:t>
       </w:r>
     </w:p>
     <w:p>
@@ -13068,7 +14486,7 @@
           <w:sz w:val="28"/>
           <w:szCs w:val="28"/>
         </w:rPr>
-        <w:t xml:space="preserve">Slide 24  ·  Once we find the right record, what can we see?</w:t>
+        <w:t xml:space="preserve">Slide 24  ·  Can we drill from a KPI to the records behind it?</w:t>
       </w:r>
     </w:p>
     <w:p>
@@ -13100,7 +14518,7 @@
           <w:sz w:val="22"/>
           <w:szCs w:val="22"/>
         </w:rPr>
-        <w:t xml:space="preserve">This is the retrieved manufacturing record for PR-2026-00630. It comes in six blocks: product, manufacturing, production, quality, material genealogy, and machine and dispatch. Below these, the sheet also lists the stoppages logged against the run and the materials issued to it. Before, each of these blocks meant a separate search in a separate register. Now it's one view, and every field is a live lookup on the Run ID from Master Traceability.</w:t>
+        <w:t xml:space="preserve">Behind the dashboard sit the modules. On the left is Production: the order book and schedule adherence. The useful part is the drill-down. A production order is a commercial commitment, a production run is a physical event, so if an order is short you can immediately see the runs that produced it, each with its Production Run ID. On the right is Quality: release performance and a defect Pareto. Instead of reporting only a rejection percentage, it ranks defect categories by batches affected, which is the analysis approach I saw used on the floor. Both modules drill down to the individual batches.</w:t>
       </w:r>
     </w:p>
     <w:p>
@@ -13132,7 +14550,7 @@
           <w:sz w:val="22"/>
           <w:szCs w:val="22"/>
         </w:rPr>
-        <w:t xml:space="preserve">This is the connected story that didn't exist before, and it's the core output of the traceability module.</w:t>
+        <w:t xml:space="preserve">This is requirement two: connecting production with quality. The Run ID appears in both.</w:t>
       </w:r>
     </w:p>
     <w:p>
@@ -13164,7 +14582,7 @@
           <w:sz w:val="22"/>
           <w:szCs w:val="22"/>
         </w:rPr>
-        <w:t xml:space="preserve">Block 5, material genealogy. That's what makes reverse traceability possible later.</w:t>
+        <w:t xml:space="preserve">The orange boxes show where each zoom comes from. The Run ID column in the drill-down is the thread that connects everything.</w:t>
       </w:r>
     </w:p>
     <w:p>
@@ -13198,21 +14616,21 @@
           <w:sz w:val="22"/>
           <w:szCs w:val="22"/>
         </w:rPr>
-        <w:t xml:space="preserve">How is all this pulled together?</w:t>
-      </w:r>
-    </w:p>
-    <w:p>
-      <w:pPr>
-        <w:spacing w:after="120" w:before="0"/>
-      </w:pPr>
-      <w:r>
-        <w:rPr>
-          <w:rFonts w:ascii="Calibri" w:cs="Calibri" w:eastAsia="Calibri" w:hAnsi="Calibri"/>
-          <w:color w:val="1A1D21"/>
-          <w:sz w:val="22"/>
-          <w:szCs w:val="22"/>
-        </w:rPr>
-        <w:t xml:space="preserve">Master Traceability holds one consolidated row per production run, 78 columns wide, built from the registers with INDEX-MATCH on the Run ID. The report then looks up that one row.</w:t>
+        <w:t xml:space="preserve">How do you stop a QC entry pointing to a run that doesn't exist?</w:t>
+      </w:r>
+    </w:p>
+    <w:p>
+      <w:pPr>
+        <w:spacing w:after="120" w:before="0"/>
+      </w:pPr>
+      <w:r>
+        <w:rPr>
+          <w:rFonts w:ascii="Calibri" w:cs="Calibri" w:eastAsia="Calibri" w:hAnsi="Calibri"/>
+          <w:color w:val="1A1D21"/>
+          <w:sz w:val="22"/>
+          <w:szCs w:val="22"/>
+        </w:rPr>
+        <w:t xml:space="preserve">The Run ID in the QC register isn't a dropdown in this version. Instead, validation columns flag problems: 'Run Not In QC', 'Duplicate Run ID', 'Invalid Handle Lot' and 'Quantity Mismatch'. In a database, this would be a foreign-key constraint. It's one of the things I'd strengthen.</w:t>
       </w:r>
     </w:p>
     <w:p>
@@ -13228,21 +14646,21 @@
           <w:sz w:val="22"/>
           <w:szCs w:val="22"/>
         </w:rPr>
-        <w:t xml:space="preserve">What is material genealogy?</w:t>
-      </w:r>
-    </w:p>
-    <w:p>
-      <w:pPr>
-        <w:spacing w:after="120" w:before="0"/>
-      </w:pPr>
-      <w:r>
-        <w:rPr>
-          <w:rFonts w:ascii="Calibri" w:cs="Calibri" w:eastAsia="Calibri" w:hAnsi="Calibri"/>
-          <w:color w:val="1A1D21"/>
-          <w:sz w:val="22"/>
-          <w:szCs w:val="22"/>
-        </w:rPr>
-        <w:t xml:space="preserve">It's the record of which input lots went into which output: here the handle lot, the resin grade and lot, masterbatch, mould, bristle supplier and filament reference. It's like a family tree for the product.</w:t>
+        <w:t xml:space="preserve">Who enters this data?</w:t>
+      </w:r>
+    </w:p>
+    <w:p>
+      <w:pPr>
+        <w:spacing w:after="120" w:before="0"/>
+      </w:pPr>
+      <w:r>
+        <w:rPr>
+          <w:rFonts w:ascii="Calibri" w:cs="Calibri" w:eastAsia="Calibri" w:hAnsi="Calibri"/>
+          <w:color w:val="1A1D21"/>
+          <w:sz w:val="22"/>
+          <w:szCs w:val="22"/>
+        </w:rPr>
+        <w:t xml:space="preserve">The same people who fill the registers today: production supervisors, QC inspectors and dispatch. Users only type into the transaction registers, and coded fields such as product, machine and defect are dropdowns from master data.</w:t>
       </w:r>
     </w:p>
     <w:p>
@@ -13276,7 +14694,7 @@
           <w:sz w:val="22"/>
           <w:szCs w:val="22"/>
         </w:rPr>
-        <w:t xml:space="preserve">For a bristle complaint specifically, let me zoom into the parts an investigator would look at first.</w:t>
+        <w:t xml:space="preserve">Now back to the complaint. Which manufacturing occurrence are we investigating?</w:t>
       </w:r>
     </w:p>
     <w:p>
@@ -13292,7 +14710,7 @@
           <w:sz w:val="28"/>
           <w:szCs w:val="28"/>
         </w:rPr>
-        <w:t xml:space="preserve">Slide 25  ·  For loose bristles, where would QA look first?</w:t>
+        <w:t xml:space="preserve">Slide 25  ·  Which manufacturing occurrence are we investigating?</w:t>
       </w:r>
     </w:p>
     <w:p>
@@ -13324,7 +14742,7 @@
           <w:sz w:val="22"/>
           <w:szCs w:val="22"/>
         </w:rPr>
-        <w:t xml:space="preserve">For this complaint, bristles coming out, bristle retention is set at the tufting stage, where the filament is anchored into the handle. That's something I saw in the tufting plant. So QA would look first at where and when it was made: the tufting machine, DBR-TUF-11, shift A, and the operator. Then at what went into it: the handle lot, the bristle supplier and the filament reference. All of it is on one record now, instead of in three registers.</w:t>
+        <w:t xml:space="preserve">So here's the Trace Report, with our complaint. I've entered only the batch number from the pack, JHS-26433, and left product and colour as "All" on purpose. Six production records come back: three different products, four colours, six dates from June to September. Any of them could be the brush the customer is holding. I actually discovered this during testing, not at the design stage. It's why the identification logic was reworked. And the report deliberately returns every match rather than choosing one.</w:t>
       </w:r>
     </w:p>
     <w:p>
@@ -13356,7 +14774,7 @@
           <w:sz w:val="22"/>
           <w:szCs w:val="22"/>
         </w:rPr>
-        <w:t xml:space="preserve">It connects the system back to what I observed on the floor. The fields in the record were chosen because of what matters in tufting and moulding.</w:t>
+        <w:t xml:space="preserve">This is the evidence for the most important design decision in the project.</w:t>
       </w:r>
     </w:p>
     <w:p>
@@ -13388,7 +14806,7 @@
           <w:sz w:val="22"/>
           <w:szCs w:val="22"/>
         </w:rPr>
-        <w:t xml:space="preserve">These are zoomed crops of the same record, so they're readable.</w:t>
+        <w:t xml:space="preserve">The "Matching records: 6" counter. The user knows immediately whether the search has been narrowed enough.</w:t>
       </w:r>
     </w:p>
     <w:p>
@@ -13422,21 +14840,21 @@
           <w:sz w:val="22"/>
           <w:szCs w:val="22"/>
         </w:rPr>
-        <w:t xml:space="preserve">Does the system tell you the root cause?</w:t>
-      </w:r>
-    </w:p>
-    <w:p>
-      <w:pPr>
-        <w:spacing w:after="120" w:before="0"/>
-      </w:pPr>
-      <w:r>
-        <w:rPr>
-          <w:rFonts w:ascii="Calibri" w:cs="Calibri" w:eastAsia="Calibri" w:hAnsi="Calibri"/>
-          <w:color w:val="1A1D21"/>
-          <w:sz w:val="22"/>
-          <w:szCs w:val="22"/>
-        </w:rPr>
-        <w:t xml:space="preserve">No. It gives the investigator the right record and the connected data. Root-cause analysis is still QA's job. In this demonstration case, the root cause recorded in the complaint register is filament lot moisture above specification.</w:t>
+        <w:t xml:space="preserve">Why do batch numbers repeat?</w:t>
+      </w:r>
+    </w:p>
+    <w:p>
+      <w:pPr>
+        <w:spacing w:after="120" w:before="0"/>
+      </w:pPr>
+      <w:r>
+        <w:rPr>
+          <w:rFonts w:ascii="Calibri" w:cs="Calibri" w:eastAsia="Calibri" w:hAnsi="Calibri"/>
+          <w:color w:val="1A1D21"/>
+          <w:sz w:val="22"/>
+          <w:szCs w:val="22"/>
+        </w:rPr>
+        <w:t xml:space="preserve">They're printed codes drawn from a finite annual series, so the same number comes round again through the year, often on a different product and colour. In the demonstration dataset, 364 batch numbers cover 1,529 runs, and each recurs three to six times.</w:t>
       </w:r>
     </w:p>
     <w:p>
@@ -13452,21 +14870,21 @@
           <w:sz w:val="22"/>
           <w:szCs w:val="22"/>
         </w:rPr>
-        <w:t xml:space="preserve">Why these fields and not others?</w:t>
-      </w:r>
-    </w:p>
-    <w:p>
-      <w:pPr>
-        <w:spacing w:after="120" w:before="0"/>
-      </w:pPr>
-      <w:r>
-        <w:rPr>
-          <w:rFonts w:ascii="Calibri" w:cs="Calibri" w:eastAsia="Calibri" w:hAnsi="Calibri"/>
-          <w:color w:val="1A1D21"/>
-          <w:sz w:val="22"/>
-          <w:szCs w:val="22"/>
-        </w:rPr>
-        <w:t xml:space="preserve">They came from the plant exposure: in tufting, retention depends on the anchoring; in moulding, identity begins at the handle lot. The record was designed around those observations.</w:t>
+        <w:t xml:space="preserve">Which formula finds the matches?</w:t>
+      </w:r>
+    </w:p>
+    <w:p>
+      <w:pPr>
+        <w:spacing w:after="120" w:before="0"/>
+      </w:pPr>
+      <w:r>
+        <w:rPr>
+          <w:rFonts w:ascii="Calibri" w:cs="Calibri" w:eastAsia="Calibri" w:hAnsi="Calibri"/>
+          <w:color w:val="1A1D21"/>
+          <w:sz w:val="22"/>
+          <w:szCs w:val="22"/>
+        </w:rPr>
+        <w:t xml:space="preserve">Each row in Master Traceability has a match flag: 1 if batch, product and colour match (where 'All' acts as a wildcard) and the date is within the range. The report lists the k-th match with INDEX and SMALL(IF(flag=1, row number), k), and the counter is COUNTIF of the flag.</w:t>
       </w:r>
     </w:p>
     <w:p>
@@ -13500,7 +14918,7 @@
           <w:sz w:val="22"/>
           <w:szCs w:val="22"/>
         </w:rPr>
-        <w:t xml:space="preserve">So let's close the loop on the complaint itself.</w:t>
+        <w:t xml:space="preserve">So let's add what else is on the pack.</w:t>
       </w:r>
     </w:p>
     <w:p>
@@ -13516,7 +14934,7 @@
           <w:sz w:val="28"/>
           <w:szCs w:val="28"/>
         </w:rPr>
-        <w:t xml:space="preserve">Slide 26  ·  Can we investigate the complaint end to end?</w:t>
+        <w:t xml:space="preserve">Slide 26  ·  One record. One key.</w:t>
       </w:r>
     </w:p>
     <w:p>
@@ -13548,7 +14966,7 @@
           <w:sz w:val="22"/>
           <w:szCs w:val="22"/>
         </w:rPr>
-        <w:t xml:space="preserve">This brings us back to where we started. The Complaint Tool holds the market complaint register. Complaint CMP-26-0024 in the demonstration data says: "Bristle fall-out during use." The complaint is logged with what the customer reported: batch, product, colour, manufacturing date. The Trace Report identifies the run, and the complaint then carries the Production Run ID, PR-2026-00630. So the manufacturing record behind it, the plant, line, machine, shift, operator, handle lot and QC status, is drawn live from Master Traceability. The corrective action is then tracked to closure against it. In this case the recorded root cause is filament lot moisture above specification.</w:t>
+        <w:t xml:space="preserve">Now I add the other three fields from the pack: Dabur Red Toothbrush, Medium; colour red; manufacturing date 14 July. Matching records: one. When I open it, the system resolves the unique Production Run ID, PR-2026-00630. That's the hand-off I described earlier: the printed identifier goes in, the internal key comes out, and everything downstream is joined on that key.</w:t>
       </w:r>
     </w:p>
     <w:p>
@@ -13580,7 +14998,7 @@
           <w:sz w:val="22"/>
           <w:szCs w:val="22"/>
         </w:rPr>
-        <w:t xml:space="preserve">It closes the loop the opening slide created. The question "How do we find out what happened?" now has a concrete path.</w:t>
+        <w:t xml:space="preserve">It answers requirement one, and it's the direct answer to the question I opened with.</w:t>
       </w:r>
     </w:p>
     <w:p>
@@ -13612,7 +15030,7 @@
           <w:sz w:val="22"/>
           <w:szCs w:val="22"/>
         </w:rPr>
-        <w:t xml:space="preserve">The flow at the top is the opening story, now running as a system. Reading the pack is still a human step: there's no image recognition anywhere in the project.</w:t>
+        <w:t xml:space="preserve">The key is resolved by the system, not typed by the investigator.</w:t>
       </w:r>
     </w:p>
     <w:p>
@@ -13646,21 +15064,21 @@
           <w:sz w:val="22"/>
           <w:szCs w:val="22"/>
         </w:rPr>
-        <w:t xml:space="preserve">Does the system read the customer's photograph?</w:t>
-      </w:r>
-    </w:p>
-    <w:p>
-      <w:pPr>
-        <w:spacing w:after="120" w:before="0"/>
-      </w:pPr>
-      <w:r>
-        <w:rPr>
-          <w:rFonts w:ascii="Calibri" w:cs="Calibri" w:eastAsia="Calibri" w:hAnsi="Calibri"/>
-          <w:color w:val="1A1D21"/>
-          <w:sz w:val="22"/>
-          <w:szCs w:val="22"/>
-        </w:rPr>
-        <w:t xml:space="preserve">No. There's no image recognition, computer vision or automatic batch extraction. Reading the four fields from the pack is a human step that takes a few seconds.</w:t>
+        <w:t xml:space="preserve">What if the four fields still return two records?</w:t>
+      </w:r>
+    </w:p>
+    <w:p>
+      <w:pPr>
+        <w:spacing w:after="120" w:before="0"/>
+      </w:pPr>
+      <w:r>
+        <w:rPr>
+          <w:rFonts w:ascii="Calibri" w:cs="Calibri" w:eastAsia="Calibri" w:hAnsi="Calibri"/>
+          <w:color w:val="1A1D21"/>
+          <w:sz w:val="22"/>
+          <w:szCs w:val="22"/>
+        </w:rPr>
+        <w:t xml:space="preserve">The report shows both, and the investigator picks the right one using the record number. It never silently chooses. In the demonstration data, the four fields were enough to separate every repeat I tested.</w:t>
       </w:r>
     </w:p>
     <w:p>
@@ -13676,21 +15094,21 @@
           <w:sz w:val="22"/>
           <w:szCs w:val="22"/>
         </w:rPr>
-        <w:t xml:space="preserve">Is CMP-26-0024 a real complaint?</w:t>
-      </w:r>
-    </w:p>
-    <w:p>
-      <w:pPr>
-        <w:spacing w:after="120" w:before="0"/>
-      </w:pPr>
-      <w:r>
-        <w:rPr>
-          <w:rFonts w:ascii="Calibri" w:cs="Calibri" w:eastAsia="Calibri" w:hAnsi="Calibri"/>
-          <w:color w:val="1A1D21"/>
-          <w:sz w:val="22"/>
-          <w:szCs w:val="22"/>
-        </w:rPr>
-        <w:t xml:space="preserve">No. It's a record in the demonstration dataset. I used it because it matches the scenario I opened with.</w:t>
+        <w:t xml:space="preserve">Why a date range rather than one date?</w:t>
+      </w:r>
+    </w:p>
+    <w:p>
+      <w:pPr>
+        <w:spacing w:after="120" w:before="0"/>
+      </w:pPr>
+      <w:r>
+        <w:rPr>
+          <w:rFonts w:ascii="Calibri" w:cs="Calibri" w:eastAsia="Calibri" w:hAnsi="Calibri"/>
+          <w:color w:val="1A1D21"/>
+          <w:sz w:val="22"/>
+          <w:szCs w:val="22"/>
+        </w:rPr>
+        <w:t xml:space="preserve">Sometimes the customer's pack is damaged or the date is partly legible, so the report takes a from-to range. When the date is clear, from and to are the same day, as here.</w:t>
       </w:r>
     </w:p>
     <w:p>
@@ -13724,7 +15142,7 @@
           <w:sz w:val="22"/>
           <w:szCs w:val="22"/>
         </w:rPr>
-        <w:t xml:space="preserve">And if the investigation implicates a material lot, the question flips: where else did that lot go?</w:t>
+        <w:t xml:space="preserve">So what can we see once we have that key?</w:t>
       </w:r>
     </w:p>
     <w:p>
@@ -13740,7 +15158,7 @@
           <w:sz w:val="28"/>
           <w:szCs w:val="28"/>
         </w:rPr>
-        <w:t xml:space="preserve">Slide 27  ·  If a material lot is implicated, where else did it go?</w:t>
+        <w:t xml:space="preserve">Slide 27  ·  Once we find the right record, what can we see?</w:t>
       </w:r>
     </w:p>
     <w:p>
@@ -13772,7 +15190,7 @@
           <w:sz w:val="22"/>
           <w:szCs w:val="22"/>
         </w:rPr>
-        <w:t xml:space="preserve">The Reverse Trace sheet works in two directions. Direction one goes from our production run back to its components: the handle lot, resin, masterbatch, mould, bristle supplier, filament and brass wire. Direction two flips it. Take a component lot, here the handle lot HL-DBR-26-0519, and it lists every other run that lot reached: three runs, with 8,698 good units exposed, and where each one was dispatched. That's the recall-readiness question. The scope of a recall is calculated, not estimated. One honest point: in this prototype, direction two is keyed on the handle lot, because that's where a brush's identity begins, and one moulding lot feeds one to three assembly runs. Tracing by filament lot would use exactly the same pattern on a different column.</w:t>
+        <w:t xml:space="preserve">This is the retrieved manufacturing record for PR-2026-00630. It comes in six blocks: product, manufacturing, production, quality, material genealogy, and machine and dispatch. Below these, the sheet also lists the stoppages logged against the run and the materials issued to it. Before, each of these blocks meant a separate search in a separate register. Now it's one view, and every field is a live lookup on the Run ID from Master Traceability.</w:t>
       </w:r>
     </w:p>
     <w:p>
@@ -13804,7 +15222,7 @@
           <w:sz w:val="22"/>
           <w:szCs w:val="22"/>
         </w:rPr>
-        <w:t xml:space="preserve">Investigating one complaint is useful. Containing a problem across every affected batch is what really protects the customer and the brand.</w:t>
+        <w:t xml:space="preserve">This is the connected story that didn't exist before, and it's the core output of the traceability module.</w:t>
       </w:r>
     </w:p>
     <w:p>
@@ -13836,7 +15254,7 @@
           <w:sz w:val="22"/>
           <w:szCs w:val="22"/>
         </w:rPr>
-        <w:t xml:space="preserve">The dispatch numbers in the last column. You can go straight from a suspect lot to the shipments that need to be held or recalled.</w:t>
+        <w:t xml:space="preserve">Block 5, material genealogy. That's what makes reverse traceability possible later.</w:t>
       </w:r>
     </w:p>
     <w:p>
@@ -13870,21 +15288,21 @@
           <w:sz w:val="22"/>
           <w:szCs w:val="22"/>
         </w:rPr>
-        <w:t xml:space="preserve">What's the difference between forward and reverse traceability?</w:t>
-      </w:r>
-    </w:p>
-    <w:p>
-      <w:pPr>
-        <w:spacing w:after="120" w:before="0"/>
-      </w:pPr>
-      <w:r>
-        <w:rPr>
-          <w:rFonts w:ascii="Calibri" w:cs="Calibri" w:eastAsia="Calibri" w:hAnsi="Calibri"/>
-          <w:color w:val="1A1D21"/>
-          <w:sz w:val="22"/>
-          <w:szCs w:val="22"/>
-        </w:rPr>
-        <w:t xml:space="preserve">Backward, or upstream, goes from a finished product to its inputs: what went into it. Forward, or downstream, goes from an input lot to every product and shipment it reached. In my workbook, the 'Reverse Trace' sheet does both; I call the lot-to-runs direction reverse traceability because it runs opposite to the complaint investigation.</w:t>
+        <w:t xml:space="preserve">How is all this pulled together?</w:t>
+      </w:r>
+    </w:p>
+    <w:p>
+      <w:pPr>
+        <w:spacing w:after="120" w:before="0"/>
+      </w:pPr>
+      <w:r>
+        <w:rPr>
+          <w:rFonts w:ascii="Calibri" w:cs="Calibri" w:eastAsia="Calibri" w:hAnsi="Calibri"/>
+          <w:color w:val="1A1D21"/>
+          <w:sz w:val="22"/>
+          <w:szCs w:val="22"/>
+        </w:rPr>
+        <w:t xml:space="preserve">Master Traceability holds one consolidated row per production run, 78 columns wide, built from the registers with INDEX-MATCH on the Run ID. The report then looks up that one row.</w:t>
       </w:r>
     </w:p>
     <w:p>
@@ -13900,51 +15318,21 @@
           <w:sz w:val="22"/>
           <w:szCs w:val="22"/>
         </w:rPr>
-        <w:t xml:space="preserve">How does it find the runs?</w:t>
-      </w:r>
-    </w:p>
-    <w:p>
-      <w:pPr>
-        <w:spacing w:after="120" w:before="0"/>
-      </w:pPr>
-      <w:r>
-        <w:rPr>
-          <w:rFonts w:ascii="Calibri" w:cs="Calibri" w:eastAsia="Calibri" w:hAnsi="Calibri"/>
-          <w:color w:val="1A1D21"/>
-          <w:sz w:val="22"/>
-          <w:szCs w:val="22"/>
-        </w:rPr>
-        <w:t xml:space="preserve">COUNTIF of the handle lot in Master Traceability gives the number of runs, SUMIFS of good quantity gives the exposure, and INDEX with SMALL(IF(...)) lists each run.</w:t>
-      </w:r>
-    </w:p>
-    <w:p>
-      <w:pPr>
-        <w:spacing w:after="40" w:before="0"/>
-      </w:pPr>
-      <w:r>
-        <w:rPr>
-          <w:rFonts w:ascii="Calibri" w:cs="Calibri" w:eastAsia="Calibri" w:hAnsi="Calibri"/>
-          <w:b/>
-          <w:bCs/>
-          <w:color w:val="1A1D21"/>
-          <w:sz w:val="22"/>
-          <w:szCs w:val="22"/>
-        </w:rPr>
-        <w:t xml:space="preserve">The root cause was a filament lot, but you traced a handle lot. Why?</w:t>
-      </w:r>
-    </w:p>
-    <w:p>
-      <w:pPr>
-        <w:spacing w:after="120" w:before="0"/>
-      </w:pPr>
-      <w:r>
-        <w:rPr>
-          <w:rFonts w:ascii="Calibri" w:cs="Calibri" w:eastAsia="Calibri" w:hAnsi="Calibri"/>
-          <w:color w:val="1A1D21"/>
-          <w:sz w:val="22"/>
-          <w:szCs w:val="22"/>
-        </w:rPr>
-        <w:t xml:space="preserve">Because in this version direction two is built on the handle lot. Extending it to the filament AR number is the same formula on another column. I'd add that next.</w:t>
+        <w:t xml:space="preserve">What is material genealogy?</w:t>
+      </w:r>
+    </w:p>
+    <w:p>
+      <w:pPr>
+        <w:spacing w:after="120" w:before="0"/>
+      </w:pPr>
+      <w:r>
+        <w:rPr>
+          <w:rFonts w:ascii="Calibri" w:cs="Calibri" w:eastAsia="Calibri" w:hAnsi="Calibri"/>
+          <w:color w:val="1A1D21"/>
+          <w:sz w:val="22"/>
+          <w:szCs w:val="22"/>
+        </w:rPr>
+        <w:t xml:space="preserve">It's the record of which input lots went into which output: here the handle lot, the resin grade and lot, masterbatch, mould, bristle supplier and filament reference. It's like a family tree for the product.</w:t>
       </w:r>
     </w:p>
     <w:p>
@@ -13978,7 +15366,7 @@
           <w:sz w:val="22"/>
           <w:szCs w:val="22"/>
         </w:rPr>
-        <w:t xml:space="preserve">So traceability tells us where a product came from. But there was a second question from the line study.</w:t>
+        <w:t xml:space="preserve">For a bristle complaint specifically, let me zoom into the parts an investigator would look at first.</w:t>
       </w:r>
     </w:p>
     <w:p>
@@ -13994,7 +15382,7 @@
           <w:sz w:val="28"/>
           <w:szCs w:val="28"/>
         </w:rPr>
-        <w:t xml:space="preserve">Slide 28  ·  But what tells us how efficiently it was produced?</w:t>
+        <w:t xml:space="preserve">Slide 28  ·  For loose bristles, where would QA look first?</w:t>
       </w:r>
     </w:p>
     <w:p>
@@ -14026,7 +15414,7 @@
           <w:sz w:val="22"/>
           <w:szCs w:val="22"/>
         </w:rPr>
-        <w:t xml:space="preserve">Traceability tells us where a product came from. But the line study raised a different question: how efficiently was it produced? That's what OEE, Overall Equipment Effectiveness, answers. It's Availability times Performance times Quality. Availability is run time over planned production time, so did the line run when it should have? Performance is ideal cycle time times total count over run time, so when it ran, did it run at full speed? Quality is good count over total count, so of what it made, how much was good? Multiply them and you get OEE. It takes the one loss number from the line study and splits it into stops, slow running and rejects.</w:t>
+        <w:t xml:space="preserve">For this complaint, bristles coming out, bristle retention is set at the tufting stage, where the filament is anchored into the handle. That's something I saw in the tufting plant. So QA would look first at where and when it was made: the tufting machine, DBR-TUF-11, shift A, and the operator. Then at what went into it: the handle lot, the bristle supplier and the filament reference. All of it is on one record now, instead of in three registers.</w:t>
       </w:r>
     </w:p>
     <w:p>
@@ -14058,7 +15446,7 @@
           <w:sz w:val="22"/>
           <w:szCs w:val="22"/>
         </w:rPr>
-        <w:t xml:space="preserve">A single gap number tells you there's a problem. OEE tells you which kind of problem, which tells you who should act: maintenance, process or quality.</w:t>
+        <w:t xml:space="preserve">It connects the system back to what I observed on the floor. The fields in the record were chosen because of what matters in tufting and moulding.</w:t>
       </w:r>
     </w:p>
     <w:p>
@@ -14090,7 +15478,7 @@
           <w:sz w:val="22"/>
           <w:szCs w:val="22"/>
         </w:rPr>
-        <w:t xml:space="preserve">Each factor maps to a type of loss. That's why it's useful for managers, not just a formula.</w:t>
+        <w:t xml:space="preserve">These are zoomed crops of the same record, so they're readable.</w:t>
       </w:r>
     </w:p>
     <w:p>
@@ -14124,21 +15512,21 @@
           <w:sz w:val="22"/>
           <w:szCs w:val="22"/>
         </w:rPr>
-        <w:t xml:space="preserve">Why multiply rather than average?</w:t>
-      </w:r>
-    </w:p>
-    <w:p>
-      <w:pPr>
-        <w:spacing w:after="120" w:before="0"/>
-      </w:pPr>
-      <w:r>
-        <w:rPr>
-          <w:rFonts w:ascii="Calibri" w:cs="Calibri" w:eastAsia="Calibri" w:hAnsi="Calibri"/>
-          <w:color w:val="1A1D21"/>
-          <w:sz w:val="22"/>
-          <w:szCs w:val="22"/>
-        </w:rPr>
-        <w:t xml:space="preserve">Because losses compound. If you only run 80% of the time, at 90% speed, with 95% good, you only get 0.8 × 0.9 × 0.95 = 68% of ideal good output.</w:t>
+        <w:t xml:space="preserve">Does the system tell you the root cause?</w:t>
+      </w:r>
+    </w:p>
+    <w:p>
+      <w:pPr>
+        <w:spacing w:after="120" w:before="0"/>
+      </w:pPr>
+      <w:r>
+        <w:rPr>
+          <w:rFonts w:ascii="Calibri" w:cs="Calibri" w:eastAsia="Calibri" w:hAnsi="Calibri"/>
+          <w:color w:val="1A1D21"/>
+          <w:sz w:val="22"/>
+          <w:szCs w:val="22"/>
+        </w:rPr>
+        <w:t xml:space="preserve">No. It gives the investigator the right record and the connected data. Root-cause analysis is still QA's job. In this demonstration case, the root cause recorded in the complaint register is filament lot moisture above specification.</w:t>
       </w:r>
     </w:p>
     <w:p>
@@ -14154,51 +15542,21 @@
           <w:sz w:val="22"/>
           <w:szCs w:val="22"/>
         </w:rPr>
-        <w:t xml:space="preserve">What's a good OEE?</w:t>
-      </w:r>
-    </w:p>
-    <w:p>
-      <w:pPr>
-        <w:spacing w:after="120" w:before="0"/>
-      </w:pPr>
-      <w:r>
-        <w:rPr>
-          <w:rFonts w:ascii="Calibri" w:cs="Calibri" w:eastAsia="Calibri" w:hAnsi="Calibri"/>
-          <w:color w:val="1A1D21"/>
-          <w:sz w:val="22"/>
-          <w:szCs w:val="22"/>
-        </w:rPr>
-        <w:t xml:space="preserve">85% is often quoted as world-class for discrete manufacturing, but I'd use it as a reference point, not a target, without knowing the line and product mix.</w:t>
-      </w:r>
-    </w:p>
-    <w:p>
-      <w:pPr>
-        <w:spacing w:after="40" w:before="0"/>
-      </w:pPr>
-      <w:r>
-        <w:rPr>
-          <w:rFonts w:ascii="Calibri" w:cs="Calibri" w:eastAsia="Calibri" w:hAnsi="Calibri"/>
-          <w:b/>
-          <w:bCs/>
-          <w:color w:val="1A1D21"/>
-          <w:sz w:val="22"/>
-          <w:szCs w:val="22"/>
-        </w:rPr>
-        <w:t xml:space="preserve">Is Performance the same as efficiency?</w:t>
-      </w:r>
-    </w:p>
-    <w:p>
-      <w:pPr>
-        <w:spacing w:after="120" w:before="0"/>
-      </w:pPr>
-      <w:r>
-        <w:rPr>
-          <w:rFonts w:ascii="Calibri" w:cs="Calibri" w:eastAsia="Calibri" w:hAnsi="Calibri"/>
-          <w:color w:val="1A1D21"/>
-          <w:sz w:val="22"/>
-          <w:szCs w:val="22"/>
-        </w:rPr>
-        <w:t xml:space="preserve">No. Performance compares actual speed with ideal speed during run time only. Production efficiency, in my dashboard, compares actual output with planned output.</w:t>
+        <w:t xml:space="preserve">Why these fields and not others?</w:t>
+      </w:r>
+    </w:p>
+    <w:p>
+      <w:pPr>
+        <w:spacing w:after="120" w:before="0"/>
+      </w:pPr>
+      <w:r>
+        <w:rPr>
+          <w:rFonts w:ascii="Calibri" w:cs="Calibri" w:eastAsia="Calibri" w:hAnsi="Calibri"/>
+          <w:color w:val="1A1D21"/>
+          <w:sz w:val="22"/>
+          <w:szCs w:val="22"/>
+        </w:rPr>
+        <w:t xml:space="preserve">They came from the plant exposure: in tufting, retention depends on the anchoring; in moulding, identity begins at the handle lot. The record was designed around those observations.</w:t>
       </w:r>
     </w:p>
     <w:p>
@@ -14232,7 +15590,7 @@
           <w:sz w:val="22"/>
           <w:szCs w:val="22"/>
         </w:rPr>
-        <w:t xml:space="preserve">Here's how that looks in the system.</w:t>
+        <w:t xml:space="preserve">So let's close the loop on the complaint itself.</w:t>
       </w:r>
     </w:p>
     <w:p>
@@ -14248,7 +15606,7 @@
           <w:sz w:val="28"/>
           <w:szCs w:val="28"/>
         </w:rPr>
-        <w:t xml:space="preserve">Slide 29  ·  How efficiently did the lines perform?</w:t>
+        <w:t xml:space="preserve">Slide 29  ·  Can we investigate the complaint end to end?</w:t>
       </w:r>
     </w:p>
     <w:p>
@@ -14280,7 +15638,7 @@
           <w:sz w:val="22"/>
           <w:szCs w:val="22"/>
         </w:rPr>
-        <w:t xml:space="preserve">This is the OEE module. For the filter selected, it shows OEE, 74%, and its three parts: availability 84.6%, performance 89.6% and quality 97.6%. The second row shows where they come from: 733,920 minutes planned, 620,878 minutes actually running, and the downtime split into unplanned and planned. Two technical points matter here. First, ideal speed is a property of the machine, held in the machine master, not typed on the production record. Otherwise performance measures the data entry rather than the equipment. Second, when I combine runs, I add up the minutes and the units first and then divide. That's a ratio of sums, not an average of each run's percentage. And to be explicit: this is calculated from recorded data. There's no SCADA, PLC or IoT connection.</w:t>
+        <w:t xml:space="preserve">This brings us back to where we started. The Complaint Tool holds the market complaint register. Complaint CMP-26-0024 in the demonstration data says: "Bristle fall-out during use." The complaint is logged with what the customer reported: batch, product, colour, manufacturing date. The Trace Report identifies the run, and the complaint then carries the Production Run ID, PR-2026-00630. So the manufacturing record behind it, the plant, line, machine, shift, operator, handle lot and QC status, is drawn live from Master Traceability. The corrective action is then tracked to closure against it. In this case the recorded root cause is filament lot moisture above specification.</w:t>
       </w:r>
     </w:p>
     <w:p>
@@ -14312,7 +15670,7 @@
           <w:sz w:val="22"/>
           <w:szCs w:val="22"/>
         </w:rPr>
-        <w:t xml:space="preserve">It connects back to the line study. The single gap now has a structure: how much was stops, how much was speed and how much was rejects.</w:t>
+        <w:t xml:space="preserve">It closes the loop the opening slide created. The question "How do we find out what happened?" now has a concrete path.</w:t>
       </w:r>
     </w:p>
     <w:p>
@@ -14344,7 +15702,7 @@
           <w:sz w:val="22"/>
           <w:szCs w:val="22"/>
         </w:rPr>
-        <w:t xml:space="preserve">84.6% × 89.6% × 97.6% = 74.0%. The arithmetic can be checked on the slide.</w:t>
+        <w:t xml:space="preserve">The flow at the top is the opening story, now running as a system. Reading the pack is still a human step: there's no image recognition anywhere in the project.</w:t>
       </w:r>
     </w:p>
     <w:p>
@@ -14378,21 +15736,21 @@
           <w:sz w:val="22"/>
           <w:szCs w:val="22"/>
         </w:rPr>
-        <w:t xml:space="preserve">Why ratio of sums instead of average of ratios?</w:t>
-      </w:r>
-    </w:p>
-    <w:p>
-      <w:pPr>
-        <w:spacing w:after="120" w:before="0"/>
-      </w:pPr>
-      <w:r>
-        <w:rPr>
-          <w:rFonts w:ascii="Calibri" w:cs="Calibri" w:eastAsia="Calibri" w:hAnsi="Calibri"/>
-          <w:color w:val="1A1D21"/>
-          <w:sz w:val="22"/>
-          <w:szCs w:val="22"/>
-        </w:rPr>
-        <w:t xml:space="preserve">Averaging percentages gives a short run the same weight as a long one. Say run A is 1 hour at 50% availability and run B is 9 hours at 90%. The simple average is 70%, but the real figure is (0.5 + 8.1) ÷ 10 = 86%. Summing first gives the correct weighted result.</w:t>
+        <w:t xml:space="preserve">Does the system read the customer's photograph?</w:t>
+      </w:r>
+    </w:p>
+    <w:p>
+      <w:pPr>
+        <w:spacing w:after="120" w:before="0"/>
+      </w:pPr>
+      <w:r>
+        <w:rPr>
+          <w:rFonts w:ascii="Calibri" w:cs="Calibri" w:eastAsia="Calibri" w:hAnsi="Calibri"/>
+          <w:color w:val="1A1D21"/>
+          <w:sz w:val="22"/>
+          <w:szCs w:val="22"/>
+        </w:rPr>
+        <w:t xml:space="preserve">No. There's no image recognition, computer vision or automatic batch extraction. Reading the four fields from the pack is a human step that takes a few seconds.</w:t>
       </w:r>
     </w:p>
     <w:p>
@@ -14408,51 +15766,21 @@
           <w:sz w:val="22"/>
           <w:szCs w:val="22"/>
         </w:rPr>
-        <w:t xml:space="preserve">Where do run time and downtime come from?</w:t>
-      </w:r>
-    </w:p>
-    <w:p>
-      <w:pPr>
-        <w:spacing w:after="120" w:before="0"/>
-      </w:pPr>
-      <w:r>
-        <w:rPr>
-          <w:rFonts w:ascii="Calibri" w:cs="Calibri" w:eastAsia="Calibri" w:hAnsi="Calibri"/>
-          <w:color w:val="1A1D21"/>
-          <w:sz w:val="22"/>
-          <w:szCs w:val="22"/>
-        </w:rPr>
-        <w:t xml:space="preserve">Scheduled minutes come from the production record. Every stoppage is logged in the Downtime register as an event with the Run ID, category, reason and minutes. SUMIFS of downtime by Run ID gives the loss, and run time is scheduled minus downtime.</w:t>
-      </w:r>
-    </w:p>
-    <w:p>
-      <w:pPr>
-        <w:spacing w:after="40" w:before="0"/>
-      </w:pPr>
-      <w:r>
-        <w:rPr>
-          <w:rFonts w:ascii="Calibri" w:cs="Calibri" w:eastAsia="Calibri" w:hAnsi="Calibri"/>
-          <w:b/>
-          <w:bCs/>
-          <w:color w:val="1A1D21"/>
-          <w:sz w:val="22"/>
-          <w:szCs w:val="22"/>
-        </w:rPr>
-        <w:t xml:space="preserve">Is 74% good?</w:t>
-      </w:r>
-    </w:p>
-    <w:p>
-      <w:pPr>
-        <w:spacing w:after="120" w:before="0"/>
-      </w:pPr>
-      <w:r>
-        <w:rPr>
-          <w:rFonts w:ascii="Calibri" w:cs="Calibri" w:eastAsia="Calibri" w:hAnsi="Calibri"/>
-          <w:color w:val="1A1D21"/>
-          <w:sz w:val="22"/>
-          <w:szCs w:val="22"/>
-        </w:rPr>
-        <w:t xml:space="preserve">85% is often quoted as world-class, and the dashboard shows it as a reference. But this is demonstration data, so I wouldn't draw a conclusion about JHS from it.</w:t>
+        <w:t xml:space="preserve">Is CMP-26-0024 a real complaint?</w:t>
+      </w:r>
+    </w:p>
+    <w:p>
+      <w:pPr>
+        <w:spacing w:after="120" w:before="0"/>
+      </w:pPr>
+      <w:r>
+        <w:rPr>
+          <w:rFonts w:ascii="Calibri" w:cs="Calibri" w:eastAsia="Calibri" w:hAnsi="Calibri"/>
+          <w:color w:val="1A1D21"/>
+          <w:sz w:val="22"/>
+          <w:szCs w:val="22"/>
+        </w:rPr>
+        <w:t xml:space="preserve">No. It's a record in the demonstration dataset. I used it because it matches the scenario I opened with.</w:t>
       </w:r>
     </w:p>
     <w:p>
@@ -14486,7 +15814,7 @@
           <w:sz w:val="22"/>
           <w:szCs w:val="22"/>
         </w:rPr>
-        <w:t xml:space="preserve">So, with traceability and OEE in place, what actually changed?</w:t>
+        <w:t xml:space="preserve">And if the investigation implicates a material lot, the question flips: where else did that lot go?</w:t>
       </w:r>
     </w:p>
     <w:p>
@@ -14502,7 +15830,7 @@
           <w:sz w:val="28"/>
           <w:szCs w:val="28"/>
         </w:rPr>
-        <w:t xml:space="preserve">Slide 30  ·  What changed?</w:t>
+        <w:t xml:space="preserve">Slide 30  ·  If a material lot is implicated, where else did it go?</w:t>
       </w:r>
     </w:p>
     <w:p>
@@ -14534,7 +15862,7 @@
           <w:sz w:val="22"/>
           <w:szCs w:val="22"/>
         </w:rPr>
-        <w:t xml:space="preserve">So what changed? Information that used to live in separate registers is now connected through one key. An investigation is a structured retrieval rather than a manual search. Instead of searching by batch number, we identify the run with four fields and a Production Run ID. Reporting comes from a dashboard rather than manual compilation. A single loss number becomes availability, performance and quality. And material investigations can be done with reverse traceability. I haven't put a percentage on any of this, because I didn't formally measure time saved, and I don't want to claim a number I can't defend.</w:t>
+        <w:t xml:space="preserve">The Reverse Trace sheet works in two directions. Direction one goes from our production run back to its components: the handle lot, resin, masterbatch, mould, bristle supplier, filament and brass wire. Direction two flips it. Take a component lot, here the handle lot HL-DBR-26-0519, and it lists every other run that lot reached: three runs, with 8,698 good units exposed, and where each one was dispatched. That's the recall-readiness question. The scope of a recall is calculated, not estimated. One honest point: in this prototype, direction two is keyed on the handle lot, because that's where a brush's identity begins, and one moulding lot feeds one to three assembly runs. Tracing by filament lot would use exactly the same pattern on a different column.</w:t>
       </w:r>
     </w:p>
     <w:p>
@@ -14566,7 +15894,7 @@
           <w:sz w:val="22"/>
           <w:szCs w:val="22"/>
         </w:rPr>
-        <w:t xml:space="preserve">It's honest about the impact. The change is structural, and that's what the project can defensibly claim.</w:t>
+        <w:t xml:space="preserve">Investigating one complaint is useful. Containing a problem across every affected batch is what really protects the customer and the brand.</w:t>
       </w:r>
     </w:p>
     <w:p>
@@ -14598,7 +15926,7 @@
           <w:sz w:val="22"/>
           <w:szCs w:val="22"/>
         </w:rPr>
-        <w:t xml:space="preserve">No invented ROI.</w:t>
+        <w:t xml:space="preserve">The dispatch numbers in the last column. You can go straight from a suspect lot to the shipments that need to be held or recalled.</w:t>
       </w:r>
     </w:p>
     <w:p>
@@ -14632,21 +15960,21 @@
           <w:sz w:val="22"/>
           <w:szCs w:val="22"/>
         </w:rPr>
-        <w:t xml:space="preserve">So how do you know it's better?</w:t>
-      </w:r>
-    </w:p>
-    <w:p>
-      <w:pPr>
-        <w:spacing w:after="120" w:before="0"/>
-      </w:pPr>
-      <w:r>
-        <w:rPr>
-          <w:rFonts w:ascii="Calibri" w:cs="Calibri" w:eastAsia="Calibri" w:hAnsi="Calibri"/>
-          <w:color w:val="1A1D21"/>
-          <w:sz w:val="22"/>
-          <w:szCs w:val="22"/>
-        </w:rPr>
-        <w:t xml:space="preserve">Each of the six requirements can now be answered from the workbook, which I tested with scenarios. The next step would be to time investigations before and after in a pilot.</w:t>
+        <w:t xml:space="preserve">What's the difference between forward and reverse traceability?</w:t>
+      </w:r>
+    </w:p>
+    <w:p>
+      <w:pPr>
+        <w:spacing w:after="120" w:before="0"/>
+      </w:pPr>
+      <w:r>
+        <w:rPr>
+          <w:rFonts w:ascii="Calibri" w:cs="Calibri" w:eastAsia="Calibri" w:hAnsi="Calibri"/>
+          <w:color w:val="1A1D21"/>
+          <w:sz w:val="22"/>
+          <w:szCs w:val="22"/>
+        </w:rPr>
+        <w:t xml:space="preserve">Backward, or upstream, goes from a finished product to its inputs: what went into it. Forward, or downstream, goes from an input lot to every product and shipment it reached. In my workbook, the 'Reverse Trace' sheet does both; I call the lot-to-runs direction reverse traceability because it runs opposite to the complaint investigation.</w:t>
       </w:r>
     </w:p>
     <w:p>
@@ -14662,21 +15990,51 @@
           <w:sz w:val="22"/>
           <w:szCs w:val="22"/>
         </w:rPr>
-        <w:t xml:space="preserve">How would you measure impact if you had more time?</w:t>
-      </w:r>
-    </w:p>
-    <w:p>
-      <w:pPr>
-        <w:spacing w:after="120" w:before="0"/>
-      </w:pPr>
-      <w:r>
-        <w:rPr>
-          <w:rFonts w:ascii="Calibri" w:cs="Calibri" w:eastAsia="Calibri" w:hAnsi="Calibri"/>
-          <w:color w:val="1A1D21"/>
-          <w:sz w:val="22"/>
-          <w:szCs w:val="22"/>
-        </w:rPr>
-        <w:t xml:space="preserve">Time from complaint to identified run, time to produce the daily report, and the number of manual look-ups per investigation, before and after a pilot.</w:t>
+        <w:t xml:space="preserve">How does it find the runs?</w:t>
+      </w:r>
+    </w:p>
+    <w:p>
+      <w:pPr>
+        <w:spacing w:after="120" w:before="0"/>
+      </w:pPr>
+      <w:r>
+        <w:rPr>
+          <w:rFonts w:ascii="Calibri" w:cs="Calibri" w:eastAsia="Calibri" w:hAnsi="Calibri"/>
+          <w:color w:val="1A1D21"/>
+          <w:sz w:val="22"/>
+          <w:szCs w:val="22"/>
+        </w:rPr>
+        <w:t xml:space="preserve">COUNTIF of the handle lot in Master Traceability gives the number of runs, SUMIFS of good quantity gives the exposure, and INDEX with SMALL(IF(...)) lists each run.</w:t>
+      </w:r>
+    </w:p>
+    <w:p>
+      <w:pPr>
+        <w:spacing w:after="40" w:before="0"/>
+      </w:pPr>
+      <w:r>
+        <w:rPr>
+          <w:rFonts w:ascii="Calibri" w:cs="Calibri" w:eastAsia="Calibri" w:hAnsi="Calibri"/>
+          <w:b/>
+          <w:bCs/>
+          <w:color w:val="1A1D21"/>
+          <w:sz w:val="22"/>
+          <w:szCs w:val="22"/>
+        </w:rPr>
+        <w:t xml:space="preserve">The root cause was a filament lot, but you traced a handle lot. Why?</w:t>
+      </w:r>
+    </w:p>
+    <w:p>
+      <w:pPr>
+        <w:spacing w:after="120" w:before="0"/>
+      </w:pPr>
+      <w:r>
+        <w:rPr>
+          <w:rFonts w:ascii="Calibri" w:cs="Calibri" w:eastAsia="Calibri" w:hAnsi="Calibri"/>
+          <w:color w:val="1A1D21"/>
+          <w:sz w:val="22"/>
+          <w:szCs w:val="22"/>
+        </w:rPr>
+        <w:t xml:space="preserve">Because in this version direction two is built on the handle lot. Extending it to the filament AR number is the same formula on another column. I'd add that next.</w:t>
       </w:r>
     </w:p>
     <w:p>
@@ -14710,7 +16068,7 @@
           <w:sz w:val="22"/>
           <w:szCs w:val="22"/>
         </w:rPr>
-        <w:t xml:space="preserve">Beyond the system, the project taught me a lot.</w:t>
+        <w:t xml:space="preserve">So traceability tells us where a product came from. But there was a second question from the line study.</w:t>
       </w:r>
     </w:p>
     <w:p>
@@ -14726,7 +16084,7 @@
           <w:sz w:val="28"/>
           <w:szCs w:val="28"/>
         </w:rPr>
-        <w:t xml:space="preserve">Slide 31  ·  What did the project teach me?</w:t>
+        <w:t xml:space="preserve">Slide 31  ·  But what tells us how efficiently it was produced?</w:t>
       </w:r>
     </w:p>
     <w:p>
@@ -14758,7 +16116,7 @@
           <w:sz w:val="22"/>
           <w:szCs w:val="22"/>
         </w:rPr>
-        <w:t xml:space="preserve">I'd put what I learned at three levels. At the plant level, I learned how a manufacturing operation actually works: how material moves, where records are created, why traceability is a quality obligation and not just a nice-to-have, and where time is really lost on a line. At the system level, I learned data modelling: separating master and transaction data, why a key has to be unique, why validation has to come before calculation, and how to test with realistic scenarios. And at the manager level, I learned that requirements come from users, that a system is only useful if people will actually fill it in, and how to scope a project under real time and tool constraints.</w:t>
+        <w:t xml:space="preserve">Traceability tells us where a product came from. But the line study raised a different question: how efficiently was it produced? That's what OEE, Overall Equipment Effectiveness, answers. It's Availability times Performance times Quality. Availability is run time over planned production time, so did the line run when it should have? Performance is ideal cycle time times total count over run time, so when it ran, did it run at full speed? Quality is good count over total count, so of what it made, how much was good? Multiply them and you get OEE. It takes the one loss number from the line study and splits it into stops, slow running and rejects.</w:t>
       </w:r>
     </w:p>
     <w:p>
@@ -14790,7 +16148,7 @@
           <w:sz w:val="22"/>
           <w:szCs w:val="22"/>
         </w:rPr>
-        <w:t xml:space="preserve">The learning maps directly to the three things an MBA operations role needs: process knowledge, analytical tools and managing change.</w:t>
+        <w:t xml:space="preserve">A single gap number tells you there's a problem. OEE tells you which kind of problem, which tells you who should act: maintenance, process or quality.</w:t>
       </w:r>
     </w:p>
     <w:p>
@@ -14822,7 +16180,7 @@
           <w:sz w:val="22"/>
           <w:szCs w:val="22"/>
         </w:rPr>
-        <w:t xml:space="preserve">Each learning is tied to something specific in the project.</w:t>
+        <w:t xml:space="preserve">Each factor maps to a type of loss. That's why it's useful for managers, not just a formula.</w:t>
       </w:r>
     </w:p>
     <w:p>
@@ -14856,21 +16214,21 @@
           <w:sz w:val="22"/>
           <w:szCs w:val="22"/>
         </w:rPr>
-        <w:t xml:space="preserve">What was the most difficult part?</w:t>
-      </w:r>
-    </w:p>
-    <w:p>
-      <w:pPr>
-        <w:spacing w:after="120" w:before="0"/>
-      </w:pPr>
-      <w:r>
-        <w:rPr>
-          <w:rFonts w:ascii="Calibri" w:cs="Calibri" w:eastAsia="Calibri" w:hAnsi="Calibri"/>
-          <w:color w:val="1A1D21"/>
-          <w:sz w:val="22"/>
-          <w:szCs w:val="22"/>
-        </w:rPr>
-        <w:t xml:space="preserve">Understanding the operation well enough to know which questions mattered, and designing around the fact that batch numbers repeat. The Excel part was easier once that was clear.</w:t>
+        <w:t xml:space="preserve">Why multiply rather than average?</w:t>
+      </w:r>
+    </w:p>
+    <w:p>
+      <w:pPr>
+        <w:spacing w:after="120" w:before="0"/>
+      </w:pPr>
+      <w:r>
+        <w:rPr>
+          <w:rFonts w:ascii="Calibri" w:cs="Calibri" w:eastAsia="Calibri" w:hAnsi="Calibri"/>
+          <w:color w:val="1A1D21"/>
+          <w:sz w:val="22"/>
+          <w:szCs w:val="22"/>
+        </w:rPr>
+        <w:t xml:space="preserve">Because losses compound. If you only run 80% of the time, at 90% speed, with 95% good, you only get 0.8 × 0.9 × 0.95 = 68% of ideal good output.</w:t>
       </w:r>
     </w:p>
     <w:p>
@@ -14886,21 +16244,51 @@
           <w:sz w:val="22"/>
           <w:szCs w:val="22"/>
         </w:rPr>
-        <w:t xml:space="preserve">What would you do differently?</w:t>
-      </w:r>
-    </w:p>
-    <w:p>
-      <w:pPr>
-        <w:spacing w:after="120" w:before="0"/>
-      </w:pPr>
-      <w:r>
-        <w:rPr>
-          <w:rFonts w:ascii="Calibri" w:cs="Calibri" w:eastAsia="Calibri" w:hAnsi="Calibri"/>
-          <w:color w:val="1A1D21"/>
-          <w:sz w:val="22"/>
-          <w:szCs w:val="22"/>
-        </w:rPr>
-        <w:t xml:space="preserve">I'd involve the end users earlier in testing, and I'd plan a small pilot to measure before-and-after time.</w:t>
+        <w:t xml:space="preserve">What's a good OEE?</w:t>
+      </w:r>
+    </w:p>
+    <w:p>
+      <w:pPr>
+        <w:spacing w:after="120" w:before="0"/>
+      </w:pPr>
+      <w:r>
+        <w:rPr>
+          <w:rFonts w:ascii="Calibri" w:cs="Calibri" w:eastAsia="Calibri" w:hAnsi="Calibri"/>
+          <w:color w:val="1A1D21"/>
+          <w:sz w:val="22"/>
+          <w:szCs w:val="22"/>
+        </w:rPr>
+        <w:t xml:space="preserve">85% is often quoted as world-class for discrete manufacturing, but I'd use it as a reference point, not a target, without knowing the line and product mix.</w:t>
+      </w:r>
+    </w:p>
+    <w:p>
+      <w:pPr>
+        <w:spacing w:after="40" w:before="0"/>
+      </w:pPr>
+      <w:r>
+        <w:rPr>
+          <w:rFonts w:ascii="Calibri" w:cs="Calibri" w:eastAsia="Calibri" w:hAnsi="Calibri"/>
+          <w:b/>
+          <w:bCs/>
+          <w:color w:val="1A1D21"/>
+          <w:sz w:val="22"/>
+          <w:szCs w:val="22"/>
+        </w:rPr>
+        <w:t xml:space="preserve">Is Performance the same as efficiency?</w:t>
+      </w:r>
+    </w:p>
+    <w:p>
+      <w:pPr>
+        <w:spacing w:after="120" w:before="0"/>
+      </w:pPr>
+      <w:r>
+        <w:rPr>
+          <w:rFonts w:ascii="Calibri" w:cs="Calibri" w:eastAsia="Calibri" w:hAnsi="Calibri"/>
+          <w:color w:val="1A1D21"/>
+          <w:sz w:val="22"/>
+          <w:szCs w:val="22"/>
+        </w:rPr>
+        <w:t xml:space="preserve">No. Performance compares actual speed with ideal speed during run time only. Production efficiency, in my dashboard, compares actual output with planned output.</w:t>
       </w:r>
     </w:p>
     <w:p>
@@ -14934,7 +16322,7 @@
           <w:sz w:val="22"/>
           <w:szCs w:val="22"/>
         </w:rPr>
-        <w:t xml:space="preserve">I also want to be honest about what this system is, and what it isn't.</w:t>
+        <w:t xml:space="preserve">Here's how that looks in the system.</w:t>
       </w:r>
     </w:p>
     <w:p>
@@ -14950,7 +16338,7 @@
           <w:sz w:val="28"/>
           <w:szCs w:val="28"/>
         </w:rPr>
-        <w:t xml:space="preserve">Slide 32  ·  What this system is, and what it isn't</w:t>
+        <w:t xml:space="preserve">Slide 32  ·  How efficiently did the lines perform?</w:t>
       </w:r>
     </w:p>
     <w:p>
@@ -14982,7 +16370,7 @@
           <w:sz w:val="22"/>
           <w:szCs w:val="22"/>
         </w:rPr>
-        <w:t xml:space="preserve">This is a practical, working Excel-based MES prototype. It isn't a full enterprise MES, and I don't want to present it as one. Excel will slow down as the registers grow. It isn't built for many users editing at the same time. There are no user roles and no audit trail. It depends on people entering data correctly, and it doesn't capture data directly from machines. The future path is clear, though. Barcodes or RFID to capture batch and material data at source, SQL for the data layer, IoT for machine run time and counts, integration with ERP, Power BI for reporting, and eventually predictive analytics on downtime and quality.</w:t>
+        <w:t xml:space="preserve">This is the OEE module. For the filter selected, it shows OEE, 74%, and its three parts: availability 84.6%, performance 89.6% and quality 97.6%. The second row shows where they come from: 733,920 minutes planned, 620,878 minutes actually running, and the downtime split into unplanned and planned. Two technical points matter here. First, ideal speed is a property of the machine, held in the machine master, not typed on the production record. Otherwise performance measures the data entry rather than the equipment. Second, when I combine runs, I add up the minutes and the units first and then divide. That's a ratio of sums, not an average of each run's percentage. And to be explicit: this is calculated from recorded data. There's no SCADA, PLC or IoT connection.</w:t>
       </w:r>
     </w:p>
     <w:p>
@@ -15014,7 +16402,7 @@
           <w:sz w:val="22"/>
           <w:szCs w:val="22"/>
         </w:rPr>
-        <w:t xml:space="preserve">Being clear about limits makes the claims I do make more credible.</w:t>
+        <w:t xml:space="preserve">It connects back to the line study. The single gap now has a structure: how much was stops, how much was speed and how much was rejects.</w:t>
       </w:r>
     </w:p>
     <w:p>
@@ -15046,7 +16434,7 @@
           <w:sz w:val="22"/>
           <w:szCs w:val="22"/>
         </w:rPr>
-        <w:t xml:space="preserve">The data model, meaning the masters, the registers and the Run ID, carries over to any of the future platforms. Only the tool changes.</w:t>
+        <w:t xml:space="preserve">84.6% × 89.6% × 97.6% = 74.0%. The arithmetic can be checked on the slide.</w:t>
       </w:r>
     </w:p>
     <w:p>
@@ -15080,21 +16468,21 @@
           <w:sz w:val="22"/>
           <w:szCs w:val="22"/>
         </w:rPr>
-        <w:t xml:space="preserve">Why Excel then?</w:t>
-      </w:r>
-    </w:p>
-    <w:p>
-      <w:pPr>
-        <w:spacing w:after="120" w:before="0"/>
-      </w:pPr>
-      <w:r>
-        <w:rPr>
-          <w:rFonts w:ascii="Calibri" w:cs="Calibri" w:eastAsia="Calibri" w:hAnsi="Calibri"/>
-          <w:color w:val="1A1D21"/>
-          <w:sz w:val="22"/>
-          <w:szCs w:val="22"/>
-        </w:rPr>
-        <w:t xml:space="preserve">It's what the plant already uses, it needs no new licences or IT approval, and it let me build and test a working prototype within the internship. The design is what matters, and it transfers.</w:t>
+        <w:t xml:space="preserve">Why ratio of sums instead of average of ratios?</w:t>
+      </w:r>
+    </w:p>
+    <w:p>
+      <w:pPr>
+        <w:spacing w:after="120" w:before="0"/>
+      </w:pPr>
+      <w:r>
+        <w:rPr>
+          <w:rFonts w:ascii="Calibri" w:cs="Calibri" w:eastAsia="Calibri" w:hAnsi="Calibri"/>
+          <w:color w:val="1A1D21"/>
+          <w:sz w:val="22"/>
+          <w:szCs w:val="22"/>
+        </w:rPr>
+        <w:t xml:space="preserve">Averaging percentages gives a short run the same weight as a long one. Say run A is 1 hour at 50% availability and run B is 9 hours at 90%. The simple average is 70%, but the real figure is (0.5 + 8.1) ÷ 10 = 86%. Summing first gives the correct weighted result.</w:t>
       </w:r>
     </w:p>
     <w:p>
@@ -15110,21 +16498,51 @@
           <w:sz w:val="22"/>
           <w:szCs w:val="22"/>
         </w:rPr>
-        <w:t xml:space="preserve">How scalable is this?</w:t>
-      </w:r>
-    </w:p>
-    <w:p>
-      <w:pPr>
-        <w:spacing w:after="120" w:before="0"/>
-      </w:pPr>
-      <w:r>
-        <w:rPr>
-          <w:rFonts w:ascii="Calibri" w:cs="Calibri" w:eastAsia="Calibri" w:hAnsi="Calibri"/>
-          <w:color w:val="1A1D21"/>
-          <w:sz w:val="22"/>
-          <w:szCs w:val="22"/>
-        </w:rPr>
-        <w:t xml:space="preserve">Fine for a prototype and a pilot on a few lines. For plant-wide, multi-user use, the registers should move to a database, with Excel or Power BI on top.</w:t>
+        <w:t xml:space="preserve">Where do run time and downtime come from?</w:t>
+      </w:r>
+    </w:p>
+    <w:p>
+      <w:pPr>
+        <w:spacing w:after="120" w:before="0"/>
+      </w:pPr>
+      <w:r>
+        <w:rPr>
+          <w:rFonts w:ascii="Calibri" w:cs="Calibri" w:eastAsia="Calibri" w:hAnsi="Calibri"/>
+          <w:color w:val="1A1D21"/>
+          <w:sz w:val="22"/>
+          <w:szCs w:val="22"/>
+        </w:rPr>
+        <w:t xml:space="preserve">Scheduled minutes come from the production record. Every stoppage is logged in the Downtime register as an event with the Run ID, category, reason and minutes. SUMIFS of downtime by Run ID gives the loss, and run time is scheduled minus downtime.</w:t>
+      </w:r>
+    </w:p>
+    <w:p>
+      <w:pPr>
+        <w:spacing w:after="40" w:before="0"/>
+      </w:pPr>
+      <w:r>
+        <w:rPr>
+          <w:rFonts w:ascii="Calibri" w:cs="Calibri" w:eastAsia="Calibri" w:hAnsi="Calibri"/>
+          <w:b/>
+          <w:bCs/>
+          <w:color w:val="1A1D21"/>
+          <w:sz w:val="22"/>
+          <w:szCs w:val="22"/>
+        </w:rPr>
+        <w:t xml:space="preserve">Is 74% good?</w:t>
+      </w:r>
+    </w:p>
+    <w:p>
+      <w:pPr>
+        <w:spacing w:after="120" w:before="0"/>
+      </w:pPr>
+      <w:r>
+        <w:rPr>
+          <w:rFonts w:ascii="Calibri" w:cs="Calibri" w:eastAsia="Calibri" w:hAnsi="Calibri"/>
+          <w:color w:val="1A1D21"/>
+          <w:sz w:val="22"/>
+          <w:szCs w:val="22"/>
+        </w:rPr>
+        <w:t xml:space="preserve">85% is often quoted as world-class, and the dashboard shows it as a reference. But this is demonstration data, so I wouldn't draw a conclusion about JHS from it.</w:t>
       </w:r>
     </w:p>
     <w:p>
@@ -15158,7 +16576,7 @@
           <w:sz w:val="22"/>
           <w:szCs w:val="22"/>
         </w:rPr>
-        <w:t xml:space="preserve">So, to finish.</w:t>
+        <w:t xml:space="preserve">So, with traceability and OEE in place, what actually changed?</w:t>
       </w:r>
     </w:p>
     <w:p>
@@ -15174,7 +16592,7 @@
           <w:sz w:val="28"/>
           <w:szCs w:val="28"/>
         </w:rPr>
-        <w:t xml:space="preserve">Slide 33  ·  The hardest part wasn't building the workbook</w:t>
+        <w:t xml:space="preserve">Slide 33  ·  What changed?</w:t>
       </w:r>
     </w:p>
     <w:p>
@@ -15206,21 +16624,7 @@
           <w:sz w:val="22"/>
           <w:szCs w:val="22"/>
         </w:rPr>
-        <w:t xml:space="preserve">If I had to sum up the whole internship in one line: the hardest part wasn't building the workbook.</w:t>
-      </w:r>
-    </w:p>
-    <w:p>
-      <w:pPr>
-        <w:spacing w:after="120" w:before="0"/>
-      </w:pPr>
-      <w:r>
-        <w:rPr>
-          <w:rFonts w:ascii="Calibri" w:cs="Calibri" w:eastAsia="Calibri" w:hAnsi="Calibri"/>
-          <w:color w:val="1A1D21"/>
-          <w:sz w:val="22"/>
-          <w:szCs w:val="22"/>
-        </w:rPr>
-        <w:t xml:space="preserve">[PAUSE]</w:t>
+        <w:t xml:space="preserve">So what changed? Information that used to live in separate registers is now connected through one key. An investigation is a structured retrieval rather than a manual search. Instead of searching by batch number, we identify the run with four fields and a Production Run ID. Reporting comes from a dashboard rather than manual compilation. A single loss number becomes availability, performance and quality. And material investigations can be done with reverse traceability. I haven't put a percentage on any of this, because I didn't formally measure time saved, and I don't want to claim a number I can't defend.</w:t>
       </w:r>
     </w:p>
     <w:p>
@@ -15252,7 +16656,7 @@
           <w:sz w:val="22"/>
           <w:szCs w:val="22"/>
         </w:rPr>
-        <w:t xml:space="preserve">The pause lets the panel anticipate the answer.</w:t>
+        <w:t xml:space="preserve">It's honest about the impact. The change is structural, and that's what the project can defensibly claim.</w:t>
       </w:r>
     </w:p>
     <w:p>
@@ -15284,7 +16688,85 @@
           <w:sz w:val="22"/>
           <w:szCs w:val="22"/>
         </w:rPr>
-        <w:t xml:space="preserve">—</w:t>
+        <w:t xml:space="preserve">No invented ROI.</w:t>
+      </w:r>
+    </w:p>
+    <w:p>
+      <w:pPr>
+        <w:keepNext/>
+        <w:spacing w:after="40" w:before="100"/>
+      </w:pPr>
+      <w:r>
+        <w:rPr>
+          <w:rFonts w:ascii="Calibri" w:cs="Calibri" w:eastAsia="Calibri" w:hAnsi="Calibri"/>
+          <w:b/>
+          <w:bCs/>
+          <w:color w:val="5F666C"/>
+          <w:spacing w:val="40"/>
+          <w:sz w:val="17"/>
+          <w:szCs w:val="17"/>
+        </w:rPr>
+        <w:t xml:space="preserve">LIKELY QUESTIONS AND MY ANSWERS</w:t>
+      </w:r>
+    </w:p>
+    <w:p>
+      <w:pPr>
+        <w:spacing w:after="40" w:before="0"/>
+      </w:pPr>
+      <w:r>
+        <w:rPr>
+          <w:rFonts w:ascii="Calibri" w:cs="Calibri" w:eastAsia="Calibri" w:hAnsi="Calibri"/>
+          <w:b/>
+          <w:bCs/>
+          <w:color w:val="1A1D21"/>
+          <w:sz w:val="22"/>
+          <w:szCs w:val="22"/>
+        </w:rPr>
+        <w:t xml:space="preserve">So how do you know it's better?</w:t>
+      </w:r>
+    </w:p>
+    <w:p>
+      <w:pPr>
+        <w:spacing w:after="120" w:before="0"/>
+      </w:pPr>
+      <w:r>
+        <w:rPr>
+          <w:rFonts w:ascii="Calibri" w:cs="Calibri" w:eastAsia="Calibri" w:hAnsi="Calibri"/>
+          <w:color w:val="1A1D21"/>
+          <w:sz w:val="22"/>
+          <w:szCs w:val="22"/>
+        </w:rPr>
+        <w:t xml:space="preserve">Each of the six requirements can now be answered from the workbook, which I tested with scenarios. The next step would be to time investigations before and after in a pilot.</w:t>
+      </w:r>
+    </w:p>
+    <w:p>
+      <w:pPr>
+        <w:spacing w:after="40" w:before="0"/>
+      </w:pPr>
+      <w:r>
+        <w:rPr>
+          <w:rFonts w:ascii="Calibri" w:cs="Calibri" w:eastAsia="Calibri" w:hAnsi="Calibri"/>
+          <w:b/>
+          <w:bCs/>
+          <w:color w:val="1A1D21"/>
+          <w:sz w:val="22"/>
+          <w:szCs w:val="22"/>
+        </w:rPr>
+        <w:t xml:space="preserve">How would you measure impact if you had more time?</w:t>
+      </w:r>
+    </w:p>
+    <w:p>
+      <w:pPr>
+        <w:spacing w:after="120" w:before="0"/>
+      </w:pPr>
+      <w:r>
+        <w:rPr>
+          <w:rFonts w:ascii="Calibri" w:cs="Calibri" w:eastAsia="Calibri" w:hAnsi="Calibri"/>
+          <w:color w:val="1A1D21"/>
+          <w:sz w:val="22"/>
+          <w:szCs w:val="22"/>
+        </w:rPr>
+        <w:t xml:space="preserve">Time from complaint to identified run, time to produce the daily report, and the number of manual look-ups per investigation, before and after a pilot.</w:t>
       </w:r>
     </w:p>
     <w:p>
@@ -15318,7 +16800,7 @@
           <w:sz w:val="22"/>
           <w:szCs w:val="22"/>
         </w:rPr>
-        <w:t xml:space="preserve">(Advance.)</w:t>
+        <w:t xml:space="preserve">Beyond the system, the project taught me a lot.</w:t>
       </w:r>
     </w:p>
     <w:p>
@@ -15334,7 +16816,7 @@
           <w:sz w:val="28"/>
           <w:szCs w:val="28"/>
         </w:rPr>
-        <w:t xml:space="preserve">Slide 34  ·  It was understanding the operation…</w:t>
+        <w:t xml:space="preserve">Slide 34  ·  What did the project teach me?</w:t>
       </w:r>
     </w:p>
     <w:p>
@@ -15366,7 +16848,7 @@
           <w:sz w:val="22"/>
           <w:szCs w:val="22"/>
         </w:rPr>
-        <w:t xml:space="preserve">It was understanding the operation well enough to know what the system needed to answer. Once I understood the plant, I could structure the data. Once the data was structured, traceability was possible. And once it was traceable and measurable, it could support decisions.</w:t>
+        <w:t xml:space="preserve">I'd put what I learned at three levels. At the plant level, I learned how a manufacturing operation actually works: how material moves, where records are created, why traceability is a quality obligation and not just a nice-to-have, and where time is really lost on a line. At the system level, I learned data modelling: separating master and transaction data, why a key has to be unique, why validation has to come before calculation, and how to test with realistic scenarios. And at the manager level, I learned that requirements come from users, that a system is only useful if people will actually fill it in, and how to scope a project under real time and tool constraints.</w:t>
       </w:r>
     </w:p>
     <w:p>
@@ -15398,7 +16880,7 @@
           <w:sz w:val="22"/>
           <w:szCs w:val="22"/>
         </w:rPr>
-        <w:t xml:space="preserve">It ties the whole story together: the plant came first, the tool came second.</w:t>
+        <w:t xml:space="preserve">The learning maps directly to the three things an MBA operations role needs: process knowledge, analytical tools and managing change.</w:t>
       </w:r>
     </w:p>
     <w:p>
@@ -15430,7 +16912,7 @@
           <w:sz w:val="22"/>
           <w:szCs w:val="22"/>
         </w:rPr>
-        <w:t xml:space="preserve">The chain reads left to right as the story of the project.</w:t>
+        <w:t xml:space="preserve">Each learning is tied to something specific in the project.</w:t>
       </w:r>
     </w:p>
     <w:p>
@@ -15464,21 +16946,51 @@
           <w:sz w:val="22"/>
           <w:szCs w:val="22"/>
         </w:rPr>
-        <w:t xml:space="preserve">What was your personal contribution?</w:t>
-      </w:r>
-    </w:p>
-    <w:p>
-      <w:pPr>
-        <w:spacing w:after="120" w:before="0"/>
-      </w:pPr>
-      <w:r>
-        <w:rPr>
-          <w:rFonts w:ascii="Calibri" w:cs="Calibri" w:eastAsia="Calibri" w:hAnsi="Calibri"/>
-          <w:color w:val="1A1D21"/>
-          <w:sz w:val="22"/>
-          <w:szCs w:val="22"/>
-        </w:rPr>
-        <w:t xml:space="preserve">The process study, the line observation, the requirement definition, the data model including the Production Run ID and the four-field trace logic, building all the sheets and formulas, and the testing and refinement.</w:t>
+        <w:t xml:space="preserve">What was the most difficult part?</w:t>
+      </w:r>
+    </w:p>
+    <w:p>
+      <w:pPr>
+        <w:spacing w:after="120" w:before="0"/>
+      </w:pPr>
+      <w:r>
+        <w:rPr>
+          <w:rFonts w:ascii="Calibri" w:cs="Calibri" w:eastAsia="Calibri" w:hAnsi="Calibri"/>
+          <w:color w:val="1A1D21"/>
+          <w:sz w:val="22"/>
+          <w:szCs w:val="22"/>
+        </w:rPr>
+        <w:t xml:space="preserve">Understanding the operation well enough to know which questions mattered, and designing around the fact that batch numbers repeat. The Excel part was easier once that was clear.</w:t>
+      </w:r>
+    </w:p>
+    <w:p>
+      <w:pPr>
+        <w:spacing w:after="40" w:before="0"/>
+      </w:pPr>
+      <w:r>
+        <w:rPr>
+          <w:rFonts w:ascii="Calibri" w:cs="Calibri" w:eastAsia="Calibri" w:hAnsi="Calibri"/>
+          <w:b/>
+          <w:bCs/>
+          <w:color w:val="1A1D21"/>
+          <w:sz w:val="22"/>
+          <w:szCs w:val="22"/>
+        </w:rPr>
+        <w:t xml:space="preserve">What would you do differently?</w:t>
+      </w:r>
+    </w:p>
+    <w:p>
+      <w:pPr>
+        <w:spacing w:after="120" w:before="0"/>
+      </w:pPr>
+      <w:r>
+        <w:rPr>
+          <w:rFonts w:ascii="Calibri" w:cs="Calibri" w:eastAsia="Calibri" w:hAnsi="Calibri"/>
+          <w:color w:val="1A1D21"/>
+          <w:sz w:val="22"/>
+          <w:szCs w:val="22"/>
+        </w:rPr>
+        <w:t xml:space="preserve">I'd involve the end users earlier in testing, and I'd plan a small pilot to measure before-and-after time.</w:t>
       </w:r>
     </w:p>
     <w:p>
@@ -15512,7 +17024,7 @@
           <w:sz w:val="22"/>
           <w:szCs w:val="22"/>
         </w:rPr>
-        <w:t xml:space="preserve">So, back to the complaint.</w:t>
+        <w:t xml:space="preserve">I also want to be honest about what this system is, and what it isn't.</w:t>
       </w:r>
     </w:p>
     <w:p>
@@ -15528,7 +17040,585 @@
           <w:sz w:val="28"/>
           <w:szCs w:val="28"/>
         </w:rPr>
-        <w:t xml:space="preserve">Slide 35  ·  Thank you</w:t>
+        <w:t xml:space="preserve">Slide 35  ·  What this system is, and what it isn't</w:t>
+      </w:r>
+    </w:p>
+    <w:p>
+      <w:pPr>
+        <w:keepNext/>
+        <w:spacing w:after="40" w:before="100"/>
+      </w:pPr>
+      <w:r>
+        <w:rPr>
+          <w:rFonts w:ascii="Calibri" w:cs="Calibri" w:eastAsia="Calibri" w:hAnsi="Calibri"/>
+          <w:b/>
+          <w:bCs/>
+          <w:color w:val="5F666C"/>
+          <w:spacing w:val="40"/>
+          <w:sz w:val="17"/>
+          <w:szCs w:val="17"/>
+        </w:rPr>
+        <w:t xml:space="preserve">WHAT I SAY</w:t>
+      </w:r>
+    </w:p>
+    <w:p>
+      <w:pPr>
+        <w:spacing w:after="120" w:before="0"/>
+      </w:pPr>
+      <w:r>
+        <w:rPr>
+          <w:rFonts w:ascii="Calibri" w:cs="Calibri" w:eastAsia="Calibri" w:hAnsi="Calibri"/>
+          <w:color w:val="1A1D21"/>
+          <w:sz w:val="22"/>
+          <w:szCs w:val="22"/>
+        </w:rPr>
+        <w:t xml:space="preserve">This is a practical, working Excel-based MES prototype. It isn't a full enterprise MES, and I don't want to present it as one. Excel will slow down as the registers grow. It isn't built for many users editing at the same time. There are no user roles and no audit trail. It depends on people entering data correctly, and it doesn't capture data directly from machines. The future path is clear, though. Barcodes or RFID to capture batch and material data at source, SQL for the data layer, IoT for machine run time and counts, integration with ERP, Power BI for reporting, and eventually predictive analytics on downtime and quality.</w:t>
+      </w:r>
+    </w:p>
+    <w:p>
+      <w:pPr>
+        <w:keepNext/>
+        <w:spacing w:after="40" w:before="100"/>
+      </w:pPr>
+      <w:r>
+        <w:rPr>
+          <w:rFonts w:ascii="Calibri" w:cs="Calibri" w:eastAsia="Calibri" w:hAnsi="Calibri"/>
+          <w:b/>
+          <w:bCs/>
+          <w:color w:val="5F666C"/>
+          <w:spacing w:val="40"/>
+          <w:sz w:val="17"/>
+          <w:szCs w:val="17"/>
+        </w:rPr>
+        <w:t xml:space="preserve">WHY IT MATTERS</w:t>
+      </w:r>
+    </w:p>
+    <w:p>
+      <w:pPr>
+        <w:spacing w:after="120" w:before="0"/>
+      </w:pPr>
+      <w:r>
+        <w:rPr>
+          <w:rFonts w:ascii="Calibri" w:cs="Calibri" w:eastAsia="Calibri" w:hAnsi="Calibri"/>
+          <w:color w:val="1A1D21"/>
+          <w:sz w:val="22"/>
+          <w:szCs w:val="22"/>
+        </w:rPr>
+        <w:t xml:space="preserve">Being clear about limits makes the claims I do make more credible.</w:t>
+      </w:r>
+    </w:p>
+    <w:p>
+      <w:pPr>
+        <w:keepNext/>
+        <w:spacing w:after="40" w:before="100"/>
+      </w:pPr>
+      <w:r>
+        <w:rPr>
+          <w:rFonts w:ascii="Calibri" w:cs="Calibri" w:eastAsia="Calibri" w:hAnsi="Calibri"/>
+          <w:b/>
+          <w:bCs/>
+          <w:color w:val="5F666C"/>
+          <w:spacing w:val="40"/>
+          <w:sz w:val="17"/>
+          <w:szCs w:val="17"/>
+        </w:rPr>
+        <w:t xml:space="preserve">WHAT THE PANEL SHOULD NOTICE</w:t>
+      </w:r>
+    </w:p>
+    <w:p>
+      <w:pPr>
+        <w:spacing w:after="120" w:before="0"/>
+      </w:pPr>
+      <w:r>
+        <w:rPr>
+          <w:rFonts w:ascii="Calibri" w:cs="Calibri" w:eastAsia="Calibri" w:hAnsi="Calibri"/>
+          <w:color w:val="1A1D21"/>
+          <w:sz w:val="22"/>
+          <w:szCs w:val="22"/>
+        </w:rPr>
+        <w:t xml:space="preserve">The data model, meaning the masters, the registers and the Run ID, carries over to any of the future platforms. Only the tool changes.</w:t>
+      </w:r>
+    </w:p>
+    <w:p>
+      <w:pPr>
+        <w:keepNext/>
+        <w:spacing w:after="40" w:before="100"/>
+      </w:pPr>
+      <w:r>
+        <w:rPr>
+          <w:rFonts w:ascii="Calibri" w:cs="Calibri" w:eastAsia="Calibri" w:hAnsi="Calibri"/>
+          <w:b/>
+          <w:bCs/>
+          <w:color w:val="5F666C"/>
+          <w:spacing w:val="40"/>
+          <w:sz w:val="17"/>
+          <w:szCs w:val="17"/>
+        </w:rPr>
+        <w:t xml:space="preserve">LIKELY QUESTIONS AND MY ANSWERS</w:t>
+      </w:r>
+    </w:p>
+    <w:p>
+      <w:pPr>
+        <w:spacing w:after="40" w:before="0"/>
+      </w:pPr>
+      <w:r>
+        <w:rPr>
+          <w:rFonts w:ascii="Calibri" w:cs="Calibri" w:eastAsia="Calibri" w:hAnsi="Calibri"/>
+          <w:b/>
+          <w:bCs/>
+          <w:color w:val="1A1D21"/>
+          <w:sz w:val="22"/>
+          <w:szCs w:val="22"/>
+        </w:rPr>
+        <w:t xml:space="preserve">Why Excel then?</w:t>
+      </w:r>
+    </w:p>
+    <w:p>
+      <w:pPr>
+        <w:spacing w:after="120" w:before="0"/>
+      </w:pPr>
+      <w:r>
+        <w:rPr>
+          <w:rFonts w:ascii="Calibri" w:cs="Calibri" w:eastAsia="Calibri" w:hAnsi="Calibri"/>
+          <w:color w:val="1A1D21"/>
+          <w:sz w:val="22"/>
+          <w:szCs w:val="22"/>
+        </w:rPr>
+        <w:t xml:space="preserve">It's what the plant already uses, it needs no new licences or IT approval, and it let me build and test a working prototype within the internship. The design is what matters, and it transfers.</w:t>
+      </w:r>
+    </w:p>
+    <w:p>
+      <w:pPr>
+        <w:spacing w:after="40" w:before="0"/>
+      </w:pPr>
+      <w:r>
+        <w:rPr>
+          <w:rFonts w:ascii="Calibri" w:cs="Calibri" w:eastAsia="Calibri" w:hAnsi="Calibri"/>
+          <w:b/>
+          <w:bCs/>
+          <w:color w:val="1A1D21"/>
+          <w:sz w:val="22"/>
+          <w:szCs w:val="22"/>
+        </w:rPr>
+        <w:t xml:space="preserve">How scalable is this?</w:t>
+      </w:r>
+    </w:p>
+    <w:p>
+      <w:pPr>
+        <w:spacing w:after="120" w:before="0"/>
+      </w:pPr>
+      <w:r>
+        <w:rPr>
+          <w:rFonts w:ascii="Calibri" w:cs="Calibri" w:eastAsia="Calibri" w:hAnsi="Calibri"/>
+          <w:color w:val="1A1D21"/>
+          <w:sz w:val="22"/>
+          <w:szCs w:val="22"/>
+        </w:rPr>
+        <w:t xml:space="preserve">Fine for a prototype and a pilot on a few lines. For plant-wide, multi-user use, the registers should move to a database, with Excel or Power BI on top.</w:t>
+      </w:r>
+    </w:p>
+    <w:p>
+      <w:pPr>
+        <w:keepNext/>
+        <w:spacing w:after="40" w:before="100"/>
+      </w:pPr>
+      <w:r>
+        <w:rPr>
+          <w:rFonts w:ascii="Calibri" w:cs="Calibri" w:eastAsia="Calibri" w:hAnsi="Calibri"/>
+          <w:b/>
+          <w:bCs/>
+          <w:color w:val="5F666C"/>
+          <w:spacing w:val="40"/>
+          <w:sz w:val="17"/>
+          <w:szCs w:val="17"/>
+        </w:rPr>
+        <w:t xml:space="preserve">TRANSITION</w:t>
+      </w:r>
+    </w:p>
+    <w:p>
+      <w:pPr>
+        <w:spacing w:after="120" w:before="0"/>
+      </w:pPr>
+      <w:r>
+        <w:rPr>
+          <w:rFonts w:ascii="Calibri" w:cs="Calibri" w:eastAsia="Calibri" w:hAnsi="Calibri"/>
+          <w:i/>
+          <w:iCs/>
+          <w:color w:val="5F666C"/>
+          <w:sz w:val="22"/>
+          <w:szCs w:val="22"/>
+        </w:rPr>
+        <w:t xml:space="preserve">So, to finish.</w:t>
+      </w:r>
+    </w:p>
+    <w:p>
+      <w:pPr>
+        <w:pStyle w:val="Heading2"/>
+        <w:keepNext/>
+        <w:spacing w:after="100" w:before="280"/>
+      </w:pPr>
+      <w:r>
+        <w:rPr>
+          <w:rFonts w:ascii="Cambria" w:cs="Cambria" w:eastAsia="Cambria" w:hAnsi="Cambria"/>
+          <w:color w:val="C44A17"/>
+          <w:sz w:val="28"/>
+          <w:szCs w:val="28"/>
+        </w:rPr>
+        <w:t xml:space="preserve">Slide 36  ·  The hardest part wasn't building the workbook</w:t>
+      </w:r>
+    </w:p>
+    <w:p>
+      <w:pPr>
+        <w:keepNext/>
+        <w:spacing w:after="40" w:before="100"/>
+      </w:pPr>
+      <w:r>
+        <w:rPr>
+          <w:rFonts w:ascii="Calibri" w:cs="Calibri" w:eastAsia="Calibri" w:hAnsi="Calibri"/>
+          <w:b/>
+          <w:bCs/>
+          <w:color w:val="5F666C"/>
+          <w:spacing w:val="40"/>
+          <w:sz w:val="17"/>
+          <w:szCs w:val="17"/>
+        </w:rPr>
+        <w:t xml:space="preserve">WHAT I SAY</w:t>
+      </w:r>
+    </w:p>
+    <w:p>
+      <w:pPr>
+        <w:spacing w:after="120" w:before="0"/>
+      </w:pPr>
+      <w:r>
+        <w:rPr>
+          <w:rFonts w:ascii="Calibri" w:cs="Calibri" w:eastAsia="Calibri" w:hAnsi="Calibri"/>
+          <w:color w:val="1A1D21"/>
+          <w:sz w:val="22"/>
+          <w:szCs w:val="22"/>
+        </w:rPr>
+        <w:t xml:space="preserve">If I had to sum up the whole internship in one line: the hardest part wasn't building the workbook.</w:t>
+      </w:r>
+    </w:p>
+    <w:p>
+      <w:pPr>
+        <w:spacing w:after="120" w:before="0"/>
+      </w:pPr>
+      <w:r>
+        <w:rPr>
+          <w:rFonts w:ascii="Calibri" w:cs="Calibri" w:eastAsia="Calibri" w:hAnsi="Calibri"/>
+          <w:color w:val="1A1D21"/>
+          <w:sz w:val="22"/>
+          <w:szCs w:val="22"/>
+        </w:rPr>
+        <w:t xml:space="preserve">[PAUSE]</w:t>
+      </w:r>
+    </w:p>
+    <w:p>
+      <w:pPr>
+        <w:keepNext/>
+        <w:spacing w:after="40" w:before="100"/>
+      </w:pPr>
+      <w:r>
+        <w:rPr>
+          <w:rFonts w:ascii="Calibri" w:cs="Calibri" w:eastAsia="Calibri" w:hAnsi="Calibri"/>
+          <w:b/>
+          <w:bCs/>
+          <w:color w:val="5F666C"/>
+          <w:spacing w:val="40"/>
+          <w:sz w:val="17"/>
+          <w:szCs w:val="17"/>
+        </w:rPr>
+        <w:t xml:space="preserve">WHY IT MATTERS</w:t>
+      </w:r>
+    </w:p>
+    <w:p>
+      <w:pPr>
+        <w:spacing w:after="120" w:before="0"/>
+      </w:pPr>
+      <w:r>
+        <w:rPr>
+          <w:rFonts w:ascii="Calibri" w:cs="Calibri" w:eastAsia="Calibri" w:hAnsi="Calibri"/>
+          <w:color w:val="1A1D21"/>
+          <w:sz w:val="22"/>
+          <w:szCs w:val="22"/>
+        </w:rPr>
+        <w:t xml:space="preserve">The pause lets the panel anticipate the answer.</w:t>
+      </w:r>
+    </w:p>
+    <w:p>
+      <w:pPr>
+        <w:keepNext/>
+        <w:spacing w:after="40" w:before="100"/>
+      </w:pPr>
+      <w:r>
+        <w:rPr>
+          <w:rFonts w:ascii="Calibri" w:cs="Calibri" w:eastAsia="Calibri" w:hAnsi="Calibri"/>
+          <w:b/>
+          <w:bCs/>
+          <w:color w:val="5F666C"/>
+          <w:spacing w:val="40"/>
+          <w:sz w:val="17"/>
+          <w:szCs w:val="17"/>
+        </w:rPr>
+        <w:t xml:space="preserve">WHAT THE PANEL SHOULD NOTICE</w:t>
+      </w:r>
+    </w:p>
+    <w:p>
+      <w:pPr>
+        <w:spacing w:after="120" w:before="0"/>
+      </w:pPr>
+      <w:r>
+        <w:rPr>
+          <w:rFonts w:ascii="Calibri" w:cs="Calibri" w:eastAsia="Calibri" w:hAnsi="Calibri"/>
+          <w:color w:val="1A1D21"/>
+          <w:sz w:val="22"/>
+          <w:szCs w:val="22"/>
+        </w:rPr>
+        <w:t xml:space="preserve">—</w:t>
+      </w:r>
+    </w:p>
+    <w:p>
+      <w:pPr>
+        <w:keepNext/>
+        <w:spacing w:after="40" w:before="100"/>
+      </w:pPr>
+      <w:r>
+        <w:rPr>
+          <w:rFonts w:ascii="Calibri" w:cs="Calibri" w:eastAsia="Calibri" w:hAnsi="Calibri"/>
+          <w:b/>
+          <w:bCs/>
+          <w:color w:val="5F666C"/>
+          <w:spacing w:val="40"/>
+          <w:sz w:val="17"/>
+          <w:szCs w:val="17"/>
+        </w:rPr>
+        <w:t xml:space="preserve">TRANSITION</w:t>
+      </w:r>
+    </w:p>
+    <w:p>
+      <w:pPr>
+        <w:spacing w:after="120" w:before="0"/>
+      </w:pPr>
+      <w:r>
+        <w:rPr>
+          <w:rFonts w:ascii="Calibri" w:cs="Calibri" w:eastAsia="Calibri" w:hAnsi="Calibri"/>
+          <w:i/>
+          <w:iCs/>
+          <w:color w:val="5F666C"/>
+          <w:sz w:val="22"/>
+          <w:szCs w:val="22"/>
+        </w:rPr>
+        <w:t xml:space="preserve">(Advance.)</w:t>
+      </w:r>
+    </w:p>
+    <w:p>
+      <w:pPr>
+        <w:pStyle w:val="Heading2"/>
+        <w:keepNext/>
+        <w:spacing w:after="100" w:before="280"/>
+      </w:pPr>
+      <w:r>
+        <w:rPr>
+          <w:rFonts w:ascii="Cambria" w:cs="Cambria" w:eastAsia="Cambria" w:hAnsi="Cambria"/>
+          <w:color w:val="C44A17"/>
+          <w:sz w:val="28"/>
+          <w:szCs w:val="28"/>
+        </w:rPr>
+        <w:t xml:space="preserve">Slide 37  ·  It was understanding the operation…</w:t>
+      </w:r>
+    </w:p>
+    <w:p>
+      <w:pPr>
+        <w:keepNext/>
+        <w:spacing w:after="40" w:before="100"/>
+      </w:pPr>
+      <w:r>
+        <w:rPr>
+          <w:rFonts w:ascii="Calibri" w:cs="Calibri" w:eastAsia="Calibri" w:hAnsi="Calibri"/>
+          <w:b/>
+          <w:bCs/>
+          <w:color w:val="5F666C"/>
+          <w:spacing w:val="40"/>
+          <w:sz w:val="17"/>
+          <w:szCs w:val="17"/>
+        </w:rPr>
+        <w:t xml:space="preserve">WHAT I SAY</w:t>
+      </w:r>
+    </w:p>
+    <w:p>
+      <w:pPr>
+        <w:spacing w:after="120" w:before="0"/>
+      </w:pPr>
+      <w:r>
+        <w:rPr>
+          <w:rFonts w:ascii="Calibri" w:cs="Calibri" w:eastAsia="Calibri" w:hAnsi="Calibri"/>
+          <w:color w:val="1A1D21"/>
+          <w:sz w:val="22"/>
+          <w:szCs w:val="22"/>
+        </w:rPr>
+        <w:t xml:space="preserve">It was understanding the operation well enough to know what the system needed to answer. Once I understood the plant, I could structure the data. Once the data was structured, traceability was possible. And once it was traceable and measurable, it could support decisions.</w:t>
+      </w:r>
+    </w:p>
+    <w:p>
+      <w:pPr>
+        <w:keepNext/>
+        <w:spacing w:after="40" w:before="100"/>
+      </w:pPr>
+      <w:r>
+        <w:rPr>
+          <w:rFonts w:ascii="Calibri" w:cs="Calibri" w:eastAsia="Calibri" w:hAnsi="Calibri"/>
+          <w:b/>
+          <w:bCs/>
+          <w:color w:val="5F666C"/>
+          <w:spacing w:val="40"/>
+          <w:sz w:val="17"/>
+          <w:szCs w:val="17"/>
+        </w:rPr>
+        <w:t xml:space="preserve">WHY IT MATTERS</w:t>
+      </w:r>
+    </w:p>
+    <w:p>
+      <w:pPr>
+        <w:spacing w:after="120" w:before="0"/>
+      </w:pPr>
+      <w:r>
+        <w:rPr>
+          <w:rFonts w:ascii="Calibri" w:cs="Calibri" w:eastAsia="Calibri" w:hAnsi="Calibri"/>
+          <w:color w:val="1A1D21"/>
+          <w:sz w:val="22"/>
+          <w:szCs w:val="22"/>
+        </w:rPr>
+        <w:t xml:space="preserve">It ties the whole story together: the plant came first, the tool came second.</w:t>
+      </w:r>
+    </w:p>
+    <w:p>
+      <w:pPr>
+        <w:keepNext/>
+        <w:spacing w:after="40" w:before="100"/>
+      </w:pPr>
+      <w:r>
+        <w:rPr>
+          <w:rFonts w:ascii="Calibri" w:cs="Calibri" w:eastAsia="Calibri" w:hAnsi="Calibri"/>
+          <w:b/>
+          <w:bCs/>
+          <w:color w:val="5F666C"/>
+          <w:spacing w:val="40"/>
+          <w:sz w:val="17"/>
+          <w:szCs w:val="17"/>
+        </w:rPr>
+        <w:t xml:space="preserve">WHAT THE PANEL SHOULD NOTICE</w:t>
+      </w:r>
+    </w:p>
+    <w:p>
+      <w:pPr>
+        <w:spacing w:after="120" w:before="0"/>
+      </w:pPr>
+      <w:r>
+        <w:rPr>
+          <w:rFonts w:ascii="Calibri" w:cs="Calibri" w:eastAsia="Calibri" w:hAnsi="Calibri"/>
+          <w:color w:val="1A1D21"/>
+          <w:sz w:val="22"/>
+          <w:szCs w:val="22"/>
+        </w:rPr>
+        <w:t xml:space="preserve">The chain reads left to right as the story of the project.</w:t>
+      </w:r>
+    </w:p>
+    <w:p>
+      <w:pPr>
+        <w:keepNext/>
+        <w:spacing w:after="40" w:before="100"/>
+      </w:pPr>
+      <w:r>
+        <w:rPr>
+          <w:rFonts w:ascii="Calibri" w:cs="Calibri" w:eastAsia="Calibri" w:hAnsi="Calibri"/>
+          <w:b/>
+          <w:bCs/>
+          <w:color w:val="5F666C"/>
+          <w:spacing w:val="40"/>
+          <w:sz w:val="17"/>
+          <w:szCs w:val="17"/>
+        </w:rPr>
+        <w:t xml:space="preserve">LIKELY QUESTIONS AND MY ANSWERS</w:t>
+      </w:r>
+    </w:p>
+    <w:p>
+      <w:pPr>
+        <w:spacing w:after="40" w:before="0"/>
+      </w:pPr>
+      <w:r>
+        <w:rPr>
+          <w:rFonts w:ascii="Calibri" w:cs="Calibri" w:eastAsia="Calibri" w:hAnsi="Calibri"/>
+          <w:b/>
+          <w:bCs/>
+          <w:color w:val="1A1D21"/>
+          <w:sz w:val="22"/>
+          <w:szCs w:val="22"/>
+        </w:rPr>
+        <w:t xml:space="preserve">What was your personal contribution?</w:t>
+      </w:r>
+    </w:p>
+    <w:p>
+      <w:pPr>
+        <w:spacing w:after="120" w:before="0"/>
+      </w:pPr>
+      <w:r>
+        <w:rPr>
+          <w:rFonts w:ascii="Calibri" w:cs="Calibri" w:eastAsia="Calibri" w:hAnsi="Calibri"/>
+          <w:color w:val="1A1D21"/>
+          <w:sz w:val="22"/>
+          <w:szCs w:val="22"/>
+        </w:rPr>
+        <w:t xml:space="preserve">The process study, the line observation, the requirement definition, the data model including the Production Run ID and the four-field trace logic, building all the sheets and formulas, and the testing and refinement.</w:t>
+      </w:r>
+    </w:p>
+    <w:p>
+      <w:pPr>
+        <w:keepNext/>
+        <w:spacing w:after="40" w:before="100"/>
+      </w:pPr>
+      <w:r>
+        <w:rPr>
+          <w:rFonts w:ascii="Calibri" w:cs="Calibri" w:eastAsia="Calibri" w:hAnsi="Calibri"/>
+          <w:b/>
+          <w:bCs/>
+          <w:color w:val="5F666C"/>
+          <w:spacing w:val="40"/>
+          <w:sz w:val="17"/>
+          <w:szCs w:val="17"/>
+        </w:rPr>
+        <w:t xml:space="preserve">TRANSITION</w:t>
+      </w:r>
+    </w:p>
+    <w:p>
+      <w:pPr>
+        <w:spacing w:after="120" w:before="0"/>
+      </w:pPr>
+      <w:r>
+        <w:rPr>
+          <w:rFonts w:ascii="Calibri" w:cs="Calibri" w:eastAsia="Calibri" w:hAnsi="Calibri"/>
+          <w:i/>
+          <w:iCs/>
+          <w:color w:val="5F666C"/>
+          <w:sz w:val="22"/>
+          <w:szCs w:val="22"/>
+        </w:rPr>
+        <w:t xml:space="preserve">So, back to the complaint.</w:t>
+      </w:r>
+    </w:p>
+    <w:p>
+      <w:pPr>
+        <w:pStyle w:val="Heading2"/>
+        <w:keepNext/>
+        <w:spacing w:after="100" w:before="280"/>
+      </w:pPr>
+      <w:r>
+        <w:rPr>
+          <w:rFonts w:ascii="Cambria" w:cs="Cambria" w:eastAsia="Cambria" w:hAnsi="Cambria"/>
+          <w:color w:val="C44A17"/>
+          <w:sz w:val="28"/>
+          <w:szCs w:val="28"/>
+        </w:rPr>
+        <w:t xml:space="preserve">Slide 38  ·  Thank you</w:t>
       </w:r>
     </w:p>
     <w:p>

--- a/sip-presentation/SIP_Viva_Guide.docx
+++ b/sip-presentation/SIP_Viva_Guide.docx
@@ -9492,7 +9492,7 @@
           <w:sz w:val="22"/>
           <w:szCs w:val="22"/>
         </w:rPr>
-        <w:t xml:space="preserve">This is an actual photograph from the plant, a tube filling line, not a stock image.</w:t>
+        <w:t xml:space="preserve">This is an actual photograph from the plant, the yard between production blocks, not a stock image.</w:t>
       </w:r>
     </w:p>
     <w:p>
@@ -10988,7 +10988,7 @@
           <w:sz w:val="22"/>
           <w:szCs w:val="22"/>
         </w:rPr>
-        <w:t xml:space="preserve">Publicly, the company names clients such as Amway India and Dabur India in the domestic market. In my workbook, Amway, Chicco and Dabur are modelled as client accounts, but with fictional data.</w:t>
+        <w:t xml:space="preserve">Publicly reported clients include Dabur India, Patanjali Ayurved and Amway India; those are the three on the slide. The dashboard later in my deck uses Amway, Chicco and Dabur only as modelled accounts with fictional data, so I don't treat the demonstration data as evidence of who the clients are.</w:t>
       </w:r>
     </w:p>
     <w:p>
@@ -11100,7 +11100,7 @@
           <w:sz w:val="22"/>
           <w:szCs w:val="22"/>
         </w:rPr>
-        <w:t xml:space="preserve">These are photographs from the plant. On the left is the yard between production blocks, where material moves between stores, production and dispatch all day. Top right is a tube filling line in the paste plant: empty tubes come in from the hopper, then get filled, coded and sealed. Bottom right is the Kala-Amb industrial belt from the roof. Every one of these operations creates records: what was run, what material was used, what was rejected, when the machine stopped.</w:t>
+        <w:t xml:space="preserve">This is the view from the plant roof: production blocks, stores and utilities, with the Kala-Amb industrial belt and the hills behind. Stores, production, QC, packing and dispatch are spread across the campus, and material moves between them all day. Every one of those operations creates records: what was run, what material was used, what was rejected, when the machine stopped.</w:t>
       </w:r>
     </w:p>
     <w:p>
@@ -12026,7 +12026,7 @@
           <w:sz w:val="22"/>
           <w:szCs w:val="22"/>
         </w:rPr>
-        <w:t xml:space="preserve">This is the flow I mapped. Planning decides what to make. The warehouse receives and issues material. Production converts it, QC checks it, packing packs it, and dispatch sends it out. At every step, someone creates a record. So the plant isn't short of records. But these records were created by different people, in different formats, at different times. They didn't automatically join up into one story you could follow from a complaint back to a machine and a material lot.</w:t>
+        <w:t xml:space="preserve">This is the flow I mapped. Planning decides what to make. The warehouse receives and issues material. Production converts it, QC checks it, packing packs it, and dispatch sends it out. At every step, someone creates a record. At the bottom are two of them as they actually look: the process-parameter record filled at the bristling machines, and the finished-goods production record filled after packing. So the plant isn't short of records. But these records were created by different people, in different formats, at different times. They didn't automatically join up into one story you could follow from a complaint back to a machine and a material lot.</w:t>
       </w:r>
     </w:p>
     <w:p>
@@ -12139,6 +12139,36 @@
           <w:szCs w:val="22"/>
         </w:rPr>
         <w:t xml:space="preserve">By walking the process, talking to the people in each function, and looking at the registers and formats they actually filled in.</w:t>
+      </w:r>
+    </w:p>
+    <w:p>
+      <w:pPr>
+        <w:spacing w:after="40" w:before="0"/>
+      </w:pPr>
+      <w:r>
+        <w:rPr>
+          <w:rFonts w:ascii="Calibri" w:cs="Calibri" w:eastAsia="Calibri" w:hAnsi="Calibri"/>
+          <w:b/>
+          <w:bCs/>
+          <w:color w:val="1A1D21"/>
+          <w:sz w:val="22"/>
+          <w:szCs w:val="22"/>
+        </w:rPr>
+        <w:t xml:space="preserve">What are the two forms at the bottom?</w:t>
+      </w:r>
+    </w:p>
+    <w:p>
+      <w:pPr>
+        <w:spacing w:after="120" w:before="0"/>
+      </w:pPr>
+      <w:r>
+        <w:rPr>
+          <w:rFonts w:ascii="Calibri" w:cs="Calibri" w:eastAsia="Calibri" w:hAnsi="Calibri"/>
+          <w:color w:val="1A1D21"/>
+          <w:sz w:val="22"/>
+          <w:szCs w:val="22"/>
+        </w:rPr>
+        <w:t xml:space="preserve">Real plant formats. On the left, the bristling process-parameter record: speed and pressure for each tufting and trimming machine and the sealing temperatures, checked every shift. On the right, the FG production record: product, brushes per case, batch number and cases packed. They're filled by different people, at different points, on different sheets.</w:t>
       </w:r>
     </w:p>
     <w:p>
@@ -12414,7 +12444,7 @@
           <w:sz w:val="22"/>
           <w:szCs w:val="22"/>
         </w:rPr>
-        <w:t xml:space="preserve">These are the five kinds of record I kept coming back to: production, quality, material, downtime and dispatch. Each one made sense on its own. But to answer a question that crosses them, like our complaint, someone has to search each register manually, then consolidate what they find, usually by hand. That delays the investigation, and it means management only sees the full picture when someone has done that work. So the issue was structural. There was no common key and no automatic link between the registers.</w:t>
+        <w:t xml:space="preserve">These are real records from the bristling line. The first is the plant's own traceability report for Patanjali Triple Action, batch JBCA260003. Look at its headers: this column is 'data received from handle tag', this one 'from cap tag', these 'from shift production formats'. Someone builds this report by hand, from other records. And the same fact gets written twice. On 11 June, 25 cases of JBCA260003: once on the FG production record, and again in row 19 of the traceability report. The same page also shows one batch number running across several production days and colours, which is exactly why the batch number alone couldn't identify a run. Behind these are the five kinds of record I kept coming back to: production, quality, material, downtime and dispatch. Each one made sense on its own. But to answer a question that crosses them, like our complaint, someone has to search each register manually, then consolidate what they find, usually by hand. That delays the investigation, and it means management only sees the full picture when someone has done that work. So the issue was structural. There was no common key and no automatic link between the registers.</w:t>
       </w:r>
     </w:p>
     <w:p>
@@ -12478,7 +12508,7 @@
           <w:sz w:val="22"/>
           <w:szCs w:val="22"/>
         </w:rPr>
-        <w:t xml:space="preserve">The registers are deliberately drawn scattered, with nothing joining them. That's the problem in one picture.</w:t>
+        <w:t xml:space="preserve">Marker 2 appears on both records: the same fact, written by hand in two places. Nothing links them except a person copying it.</w:t>
       </w:r>
     </w:p>
     <w:p>
@@ -12526,7 +12556,37 @@
           <w:sz w:val="22"/>
           <w:szCs w:val="22"/>
         </w:rPr>
-        <w:t xml:space="preserve">Both. Each function kept its own departmental register or spreadsheet. The records were generally accurate. The issue was that they weren't connected to each other.</w:t>
+        <w:t xml:space="preserve">Both. Each function kept its own departmental register or spreadsheet. The records were generally accurate. The issue was that they weren't connected to each other. The two on this slide are paper formats, filled by hand and signed.</w:t>
+      </w:r>
+    </w:p>
+    <w:p>
+      <w:pPr>
+        <w:spacing w:after="40" w:before="0"/>
+      </w:pPr>
+      <w:r>
+        <w:rPr>
+          <w:rFonts w:ascii="Calibri" w:cs="Calibri" w:eastAsia="Calibri" w:hAnsi="Calibri"/>
+          <w:b/>
+          <w:bCs/>
+          <w:color w:val="1A1D21"/>
+          <w:sz w:val="22"/>
+          <w:szCs w:val="22"/>
+        </w:rPr>
+        <w:t xml:space="preserve">Why does one batch number cover several days?</w:t>
+      </w:r>
+    </w:p>
+    <w:p>
+      <w:pPr>
+        <w:spacing w:after="120" w:before="0"/>
+      </w:pPr>
+      <w:r>
+        <w:rPr>
+          <w:rFonts w:ascii="Calibri" w:cs="Calibri" w:eastAsia="Calibri" w:hAnsi="Calibri"/>
+          <w:color w:val="1A1D21"/>
+          <w:sz w:val="22"/>
+          <w:szCs w:val="22"/>
+        </w:rPr>
+        <w:t xml:space="preserve">On this line the batch JBCA260003 ran from 14 May to 13 June, across several production days, colours and handle lots. So a pack's batch number alone can't tell you which day, colour or handle lot you're looking at. That's the real-world version of what I showed with the demonstration data on slide 5.</w:t>
       </w:r>
     </w:p>
     <w:p>
@@ -13564,7 +13624,7 @@
           <w:sz w:val="22"/>
           <w:szCs w:val="22"/>
         </w:rPr>
-        <w:t xml:space="preserve">I organised the workbook into five layers. Master data holds the reference lists: products, colours, machines, materials and ideal speeds. Transaction registers are where daily events are entered: production, quality, material issue, downtime and dispatch. The calculation layer joins and summarises those registers using formulas like SUMIFS, COUNTIFS and INDEX-MATCH. The presentation layer is what users see: dashboards, the trace report and the OEE view. Documentation explains how to use and maintain it. Data flows in one direction, from masters to registers to calculations to outputs.</w:t>
+        <w:t xml:space="preserve">I organised the workbook into five layers. Master data holds the reference lists: products, colours, machines, materials and ideal speeds. Transaction registers are where daily events are entered: production, quality, material issue, downtime and dispatch. The calculation layer joins and summarises those registers using formulas like SUMIFS, COUNTIFS and INDEX-MATCH. The presentation layer is what users see: dashboards, the trace report and the OEE view. Documentation explains how to use and maintain it. Data flows in one direction, from masters to registers to calculations to outputs. Bottom right is the plant's own paper traceability report. I used its columns, like handle lot, nylon and brass-wire lots, packing materials and machines, as the fields in my registers, so the system records what the plant already tracks.</w:t>
       </w:r>
     </w:p>
     <w:p>
